--- a/TaxMesh_API_Architecture_and_Developer_Guide.docx
+++ b/TaxMesh_API_Architecture_and_Developer_Guide.docx
@@ -30,7 +30,7 @@
           <w:sz w:val="20"/>
           <w:szCs w:val="20"/>
         </w:rPr>
-        <w:t xml:space="preserve">Microservices · Contract Catalog · Filing Workflow · API Testing</w:t>
+        <w:t xml:space="preserve">Microservices · Contract Catalog · Filing Workflow · Data-flow APIs · API Testing</w:t>
       </w:r>
     </w:p>
     <w:p>
@@ -54,7 +54,7 @@
           <w:sz w:val="20"/>
           <w:szCs w:val="20"/>
         </w:rPr>
-        <w:t xml:space="preserve">1.1</w:t>
+        <w:t xml:space="preserve">1.2</w:t>
       </w:r>
       <w:r>
         <w:rPr>
@@ -93,7 +93,25 @@
           <w:sz w:val="20"/>
           <w:szCs w:val="20"/>
         </w:rPr>
-        <w:t xml:space="preserve">This guide is the developer-facing reference for TaxMesh: logical architecture, service responsibilities, gateway routes, filing orchestration, contracts CT-00…CT-17, reverse-contract interactions, Excel uploads, quality gates, TIM/RPAM business validation, errors, and automation.</w:t>
+        <w:t xml:space="preserve">This guide is the developer-facing reference for TaxMesh: logical architecture, workspace codes, gateway routes, filing orchestration, contracts CT-00…CT-17, </w:t>
+      </w:r>
+      <w:r>
+        <w:rPr>
+          <w:rFonts w:ascii="Calibri" w:cs="Calibri" w:eastAsia="Calibri" w:hAnsi="Calibri"/>
+          <w:b/>
+          <w:bCs/>
+          <w:sz w:val="20"/>
+          <w:szCs w:val="20"/>
+        </w:rPr>
+        <w:t xml:space="preserve">downstream / upstream</w:t>
+      </w:r>
+      <w:r>
+        <w:rPr>
+          <w:rFonts w:ascii="Calibri" w:cs="Calibri" w:eastAsia="Calibri" w:hAnsi="Calibri"/>
+          <w:sz w:val="20"/>
+          <w:szCs w:val="20"/>
+        </w:rPr>
+        <w:t xml:space="preserve"> data-flow APIs, reverse-contract interactions, Excel uploads, quality gates, TAX/ALC business validation, errors, and automation.</w:t>
       </w:r>
     </w:p>
     <w:p>
@@ -117,7 +135,7 @@
           <w:sz w:val="20"/>
           <w:szCs w:val="20"/>
         </w:rPr>
-        <w:t xml:space="preserve"> Paths and behaviors below match the current codebase (</w:t>
+        <w:t xml:space="preserve"> Paths and behaviors match the current codebase (</w:t>
       </w:r>
       <w:r>
         <w:rPr>
@@ -165,7 +183,7 @@
           <w:sz w:val="20"/>
           <w:szCs w:val="20"/>
         </w:rPr>
-        <w:t xml:space="preserve">). Letter aliases A–E are supported on the gateway proxy for guide compatibility.</w:t>
+        <w:t xml:space="preserve">). Letter aliases A–E and legacy codes (CEM/MAD/CAM/TIM/RPAM/FORMS) are accepted on the gateway proxy.</w:t>
       </w:r>
     </w:p>
     <w:p>
@@ -238,7 +256,7 @@
           <w:sz w:val="20"/>
           <w:szCs w:val="20"/>
         </w:rPr>
-        <w:t xml:space="preserve">4. Contract catalog CT-00 through CT-17</w:t>
+        <w:t xml:space="preserve">4. Downstream / upstream data-flow APIs</w:t>
       </w:r>
     </w:p>
     <w:p>
@@ -252,7 +270,7 @@
           <w:sz w:val="20"/>
           <w:szCs w:val="20"/>
         </w:rPr>
-        <w:t xml:space="preserve">5. How producer-consumer calls work</w:t>
+        <w:t xml:space="preserve">5. Contract catalog CT-00 through CT-17</w:t>
       </w:r>
     </w:p>
     <w:p>
@@ -266,7 +284,7 @@
           <w:sz w:val="20"/>
           <w:szCs w:val="20"/>
         </w:rPr>
-        <w:t xml:space="preserve">6. Reverse contracts and issue resolution</w:t>
+        <w:t xml:space="preserve">6. How producer-consumer calls work</w:t>
       </w:r>
     </w:p>
     <w:p>
@@ -280,7 +298,7 @@
           <w:sz w:val="20"/>
           <w:szCs w:val="20"/>
         </w:rPr>
-        <w:t xml:space="preserve">7. Excel templates and upload APIs</w:t>
+        <w:t xml:space="preserve">7. Reverse (upstream) contracts and issue resolution</w:t>
       </w:r>
     </w:p>
     <w:p>
@@ -294,7 +312,7 @@
           <w:sz w:val="20"/>
           <w:szCs w:val="20"/>
         </w:rPr>
-        <w:t xml:space="preserve">8. Quality gates and business validations</w:t>
+        <w:t xml:space="preserve">8. Excel templates and upload APIs</w:t>
       </w:r>
     </w:p>
     <w:p>
@@ -308,7 +326,7 @@
           <w:sz w:val="20"/>
           <w:szCs w:val="20"/>
         </w:rPr>
-        <w:t xml:space="preserve">9. Gateway and service-level endpoints</w:t>
+        <w:t xml:space="preserve">9. Quality gates and business validations</w:t>
       </w:r>
     </w:p>
     <w:p>
@@ -322,7 +340,7 @@
           <w:sz w:val="20"/>
           <w:szCs w:val="20"/>
         </w:rPr>
-        <w:t xml:space="preserve">10. Error handling and troubleshooting</w:t>
+        <w:t xml:space="preserve">10. Gateway and service-level endpoints</w:t>
       </w:r>
     </w:p>
     <w:p>
@@ -336,7 +354,7 @@
           <w:sz w:val="20"/>
           <w:szCs w:val="20"/>
         </w:rPr>
-        <w:t xml:space="preserve">11. API automation and CI validation</w:t>
+        <w:t xml:space="preserve">11. Error handling and troubleshooting</w:t>
       </w:r>
     </w:p>
     <w:p>
@@ -350,7 +368,7 @@
           <w:sz w:val="20"/>
           <w:szCs w:val="20"/>
         </w:rPr>
-        <w:t xml:space="preserve">12. Security, observability and production-readiness checklist</w:t>
+        <w:t xml:space="preserve">12. API automation and CI validation</w:t>
       </w:r>
     </w:p>
     <w:p>
@@ -364,7 +382,21 @@
           <w:sz w:val="20"/>
           <w:szCs w:val="20"/>
         </w:rPr>
-        <w:t xml:space="preserve">13. Related files and quick reference</w:t>
+        <w:t xml:space="preserve">13. Security, observability and production-readiness checklist</w:t>
+      </w:r>
+    </w:p>
+    <w:p>
+      <w:pPr>
+        <w:spacing w:after="80"/>
+        <w:jc w:val="left"/>
+      </w:pPr>
+      <w:r>
+        <w:rPr>
+          <w:rFonts w:ascii="Calibri" w:cs="Calibri" w:eastAsia="Calibri" w:hAnsi="Calibri"/>
+          <w:sz w:val="20"/>
+          <w:szCs w:val="20"/>
+        </w:rPr>
+        <w:t xml:space="preserve">14. Related files and quick reference</w:t>
       </w:r>
     </w:p>
     <w:p>
@@ -429,9 +461,363 @@
           <w:sz w:val="20"/>
           <w:szCs w:val="20"/>
         </w:rPr>
-        <w:t xml:space="preserve">CEM → MAD → CAM → TIM → RPAM → Forms Print / E-file</w:t>
-      </w:r>
-    </w:p>
+        <w:t xml:space="preserve">CLM → MDM → ACC → TAX → ALC → DOC / E-file</w:t>
+      </w:r>
+    </w:p>
+    <w:tbl>
+      <w:tblPr>
+        <w:tblW w:type="dxa" w:w="9000"/>
+        <w:tblBorders>
+          <w:top w:val="single" w:color="auto" w:sz="4"/>
+          <w:left w:val="single" w:color="auto" w:sz="4"/>
+          <w:bottom w:val="single" w:color="auto" w:sz="4"/>
+          <w:right w:val="single" w:color="auto" w:sz="4"/>
+          <w:insideH w:val="single" w:color="auto" w:sz="4"/>
+          <w:insideV w:val="single" w:color="auto" w:sz="4"/>
+        </w:tblBorders>
+      </w:tblPr>
+      <w:tblGrid>
+        <w:gridCol w:w="4500"/>
+        <w:gridCol w:w="4500"/>
+      </w:tblGrid>
+      <w:tr>
+        <w:tc>
+          <w:tcPr>
+            <w:tcW w:type="dxa" w:w="4500"/>
+            <w:tcBorders>
+              <w:top w:val="single" w:color="CCCCCC" w:sz="4"/>
+              <w:left w:val="single" w:color="CCCCCC" w:sz="4"/>
+              <w:bottom w:val="single" w:color="CCCCCC" w:sz="4"/>
+              <w:right w:val="single" w:color="CCCCCC" w:sz="4"/>
+            </w:tcBorders>
+          </w:tcPr>
+          <w:p>
+            <w:r>
+              <w:rPr>
+                <w:rFonts w:ascii="Calibri" w:cs="Calibri" w:eastAsia="Calibri" w:hAnsi="Calibri"/>
+                <w:b/>
+                <w:bCs/>
+                <w:sz w:val="18"/>
+                <w:szCs w:val="18"/>
+              </w:rPr>
+              <w:t xml:space="preserve">Workspace</w:t>
+            </w:r>
+          </w:p>
+        </w:tc>
+        <w:tc>
+          <w:tcPr>
+            <w:tcW w:type="dxa" w:w="4500"/>
+            <w:tcBorders>
+              <w:top w:val="single" w:color="CCCCCC" w:sz="4"/>
+              <w:left w:val="single" w:color="CCCCCC" w:sz="4"/>
+              <w:bottom w:val="single" w:color="CCCCCC" w:sz="4"/>
+              <w:right w:val="single" w:color="CCCCCC" w:sz="4"/>
+            </w:tcBorders>
+          </w:tcPr>
+          <w:p>
+            <w:r>
+              <w:rPr>
+                <w:rFonts w:ascii="Calibri" w:cs="Calibri" w:eastAsia="Calibri" w:hAnsi="Calibri"/>
+                <w:b/>
+                <w:bCs/>
+                <w:sz w:val="18"/>
+                <w:szCs w:val="18"/>
+              </w:rPr>
+              <w:t xml:space="preserve">Code</w:t>
+            </w:r>
+          </w:p>
+        </w:tc>
+      </w:tr>
+      <w:tr>
+        <w:tc>
+          <w:tcPr>
+            <w:tcW w:type="dxa" w:w="4500"/>
+            <w:tcBorders>
+              <w:top w:val="single" w:color="CCCCCC" w:sz="4"/>
+              <w:left w:val="single" w:color="CCCCCC" w:sz="4"/>
+              <w:bottom w:val="single" w:color="CCCCCC" w:sz="4"/>
+              <w:right w:val="single" w:color="CCCCCC" w:sz="4"/>
+            </w:tcBorders>
+          </w:tcPr>
+          <w:p>
+            <w:r>
+              <w:rPr>
+                <w:rFonts w:ascii="Calibri" w:cs="Calibri" w:eastAsia="Calibri" w:hAnsi="Calibri"/>
+                <w:b w:val="false"/>
+                <w:bCs w:val="false"/>
+                <w:sz w:val="17"/>
+                <w:szCs w:val="17"/>
+              </w:rPr>
+              <w:t xml:space="preserve">Client Management</w:t>
+            </w:r>
+          </w:p>
+        </w:tc>
+        <w:tc>
+          <w:tcPr>
+            <w:tcW w:type="dxa" w:w="4500"/>
+            <w:tcBorders>
+              <w:top w:val="single" w:color="CCCCCC" w:sz="4"/>
+              <w:left w:val="single" w:color="CCCCCC" w:sz="4"/>
+              <w:bottom w:val="single" w:color="CCCCCC" w:sz="4"/>
+              <w:right w:val="single" w:color="CCCCCC" w:sz="4"/>
+            </w:tcBorders>
+          </w:tcPr>
+          <w:p>
+            <w:r>
+              <w:rPr>
+                <w:rFonts w:ascii="Calibri" w:cs="Calibri" w:eastAsia="Calibri" w:hAnsi="Calibri"/>
+                <w:b w:val="false"/>
+                <w:bCs w:val="false"/>
+                <w:sz w:val="17"/>
+                <w:szCs w:val="17"/>
+              </w:rPr>
+              <w:t xml:space="preserve">CLM</w:t>
+            </w:r>
+          </w:p>
+        </w:tc>
+      </w:tr>
+      <w:tr>
+        <w:tc>
+          <w:tcPr>
+            <w:tcW w:type="dxa" w:w="4500"/>
+            <w:tcBorders>
+              <w:top w:val="single" w:color="CCCCCC" w:sz="4"/>
+              <w:left w:val="single" w:color="CCCCCC" w:sz="4"/>
+              <w:bottom w:val="single" w:color="CCCCCC" w:sz="4"/>
+              <w:right w:val="single" w:color="CCCCCC" w:sz="4"/>
+            </w:tcBorders>
+          </w:tcPr>
+          <w:p>
+            <w:r>
+              <w:rPr>
+                <w:rFonts w:ascii="Calibri" w:cs="Calibri" w:eastAsia="Calibri" w:hAnsi="Calibri"/>
+                <w:b w:val="false"/>
+                <w:bCs w:val="false"/>
+                <w:sz w:val="17"/>
+                <w:szCs w:val="17"/>
+              </w:rPr>
+              <w:t xml:space="preserve">Master Data</w:t>
+            </w:r>
+          </w:p>
+        </w:tc>
+        <w:tc>
+          <w:tcPr>
+            <w:tcW w:type="dxa" w:w="4500"/>
+            <w:tcBorders>
+              <w:top w:val="single" w:color="CCCCCC" w:sz="4"/>
+              <w:left w:val="single" w:color="CCCCCC" w:sz="4"/>
+              <w:bottom w:val="single" w:color="CCCCCC" w:sz="4"/>
+              <w:right w:val="single" w:color="CCCCCC" w:sz="4"/>
+            </w:tcBorders>
+          </w:tcPr>
+          <w:p>
+            <w:r>
+              <w:rPr>
+                <w:rFonts w:ascii="Calibri" w:cs="Calibri" w:eastAsia="Calibri" w:hAnsi="Calibri"/>
+                <w:b w:val="false"/>
+                <w:bCs w:val="false"/>
+                <w:sz w:val="17"/>
+                <w:szCs w:val="17"/>
+              </w:rPr>
+              <w:t xml:space="preserve">MDM</w:t>
+            </w:r>
+          </w:p>
+        </w:tc>
+      </w:tr>
+      <w:tr>
+        <w:tc>
+          <w:tcPr>
+            <w:tcW w:type="dxa" w:w="4500"/>
+            <w:tcBorders>
+              <w:top w:val="single" w:color="CCCCCC" w:sz="4"/>
+              <w:left w:val="single" w:color="CCCCCC" w:sz="4"/>
+              <w:bottom w:val="single" w:color="CCCCCC" w:sz="4"/>
+              <w:right w:val="single" w:color="CCCCCC" w:sz="4"/>
+            </w:tcBorders>
+          </w:tcPr>
+          <w:p>
+            <w:r>
+              <w:rPr>
+                <w:rFonts w:ascii="Calibri" w:cs="Calibri" w:eastAsia="Calibri" w:hAnsi="Calibri"/>
+                <w:b w:val="false"/>
+                <w:bCs w:val="false"/>
+                <w:sz w:val="17"/>
+                <w:szCs w:val="17"/>
+              </w:rPr>
+              <w:t xml:space="preserve">Accounting</w:t>
+            </w:r>
+          </w:p>
+        </w:tc>
+        <w:tc>
+          <w:tcPr>
+            <w:tcW w:type="dxa" w:w="4500"/>
+            <w:tcBorders>
+              <w:top w:val="single" w:color="CCCCCC" w:sz="4"/>
+              <w:left w:val="single" w:color="CCCCCC" w:sz="4"/>
+              <w:bottom w:val="single" w:color="CCCCCC" w:sz="4"/>
+              <w:right w:val="single" w:color="CCCCCC" w:sz="4"/>
+            </w:tcBorders>
+          </w:tcPr>
+          <w:p>
+            <w:r>
+              <w:rPr>
+                <w:rFonts w:ascii="Calibri" w:cs="Calibri" w:eastAsia="Calibri" w:hAnsi="Calibri"/>
+                <w:b w:val="false"/>
+                <w:bCs w:val="false"/>
+                <w:sz w:val="17"/>
+                <w:szCs w:val="17"/>
+              </w:rPr>
+              <w:t xml:space="preserve">ACC</w:t>
+            </w:r>
+          </w:p>
+        </w:tc>
+      </w:tr>
+      <w:tr>
+        <w:tc>
+          <w:tcPr>
+            <w:tcW w:type="dxa" w:w="4500"/>
+            <w:tcBorders>
+              <w:top w:val="single" w:color="CCCCCC" w:sz="4"/>
+              <w:left w:val="single" w:color="CCCCCC" w:sz="4"/>
+              <w:bottom w:val="single" w:color="CCCCCC" w:sz="4"/>
+              <w:right w:val="single" w:color="CCCCCC" w:sz="4"/>
+            </w:tcBorders>
+          </w:tcPr>
+          <w:p>
+            <w:r>
+              <w:rPr>
+                <w:rFonts w:ascii="Calibri" w:cs="Calibri" w:eastAsia="Calibri" w:hAnsi="Calibri"/>
+                <w:b w:val="false"/>
+                <w:bCs w:val="false"/>
+                <w:sz w:val="17"/>
+                <w:szCs w:val="17"/>
+              </w:rPr>
+              <w:t xml:space="preserve">Tax Computation</w:t>
+            </w:r>
+          </w:p>
+        </w:tc>
+        <w:tc>
+          <w:tcPr>
+            <w:tcW w:type="dxa" w:w="4500"/>
+            <w:tcBorders>
+              <w:top w:val="single" w:color="CCCCCC" w:sz="4"/>
+              <w:left w:val="single" w:color="CCCCCC" w:sz="4"/>
+              <w:bottom w:val="single" w:color="CCCCCC" w:sz="4"/>
+              <w:right w:val="single" w:color="CCCCCC" w:sz="4"/>
+            </w:tcBorders>
+          </w:tcPr>
+          <w:p>
+            <w:r>
+              <w:rPr>
+                <w:rFonts w:ascii="Calibri" w:cs="Calibri" w:eastAsia="Calibri" w:hAnsi="Calibri"/>
+                <w:b w:val="false"/>
+                <w:bCs w:val="false"/>
+                <w:sz w:val="17"/>
+                <w:szCs w:val="17"/>
+              </w:rPr>
+              <w:t xml:space="preserve">TAX</w:t>
+            </w:r>
+          </w:p>
+        </w:tc>
+      </w:tr>
+      <w:tr>
+        <w:tc>
+          <w:tcPr>
+            <w:tcW w:type="dxa" w:w="4500"/>
+            <w:tcBorders>
+              <w:top w:val="single" w:color="CCCCCC" w:sz="4"/>
+              <w:left w:val="single" w:color="CCCCCC" w:sz="4"/>
+              <w:bottom w:val="single" w:color="CCCCCC" w:sz="4"/>
+              <w:right w:val="single" w:color="CCCCCC" w:sz="4"/>
+            </w:tcBorders>
+          </w:tcPr>
+          <w:p>
+            <w:r>
+              <w:rPr>
+                <w:rFonts w:ascii="Calibri" w:cs="Calibri" w:eastAsia="Calibri" w:hAnsi="Calibri"/>
+                <w:b w:val="false"/>
+                <w:bCs w:val="false"/>
+                <w:sz w:val="17"/>
+                <w:szCs w:val="17"/>
+              </w:rPr>
+              <w:t xml:space="preserve">Allocations</w:t>
+            </w:r>
+          </w:p>
+        </w:tc>
+        <w:tc>
+          <w:tcPr>
+            <w:tcW w:type="dxa" w:w="4500"/>
+            <w:tcBorders>
+              <w:top w:val="single" w:color="CCCCCC" w:sz="4"/>
+              <w:left w:val="single" w:color="CCCCCC" w:sz="4"/>
+              <w:bottom w:val="single" w:color="CCCCCC" w:sz="4"/>
+              <w:right w:val="single" w:color="CCCCCC" w:sz="4"/>
+            </w:tcBorders>
+          </w:tcPr>
+          <w:p>
+            <w:r>
+              <w:rPr>
+                <w:rFonts w:ascii="Calibri" w:cs="Calibri" w:eastAsia="Calibri" w:hAnsi="Calibri"/>
+                <w:b w:val="false"/>
+                <w:bCs w:val="false"/>
+                <w:sz w:val="17"/>
+                <w:szCs w:val="17"/>
+              </w:rPr>
+              <w:t xml:space="preserve">ALC</w:t>
+            </w:r>
+          </w:p>
+        </w:tc>
+      </w:tr>
+      <w:tr>
+        <w:tc>
+          <w:tcPr>
+            <w:tcW w:type="dxa" w:w="4500"/>
+            <w:tcBorders>
+              <w:top w:val="single" w:color="CCCCCC" w:sz="4"/>
+              <w:left w:val="single" w:color="CCCCCC" w:sz="4"/>
+              <w:bottom w:val="single" w:color="CCCCCC" w:sz="4"/>
+              <w:right w:val="single" w:color="CCCCCC" w:sz="4"/>
+            </w:tcBorders>
+          </w:tcPr>
+          <w:p>
+            <w:r>
+              <w:rPr>
+                <w:rFonts w:ascii="Calibri" w:cs="Calibri" w:eastAsia="Calibri" w:hAnsi="Calibri"/>
+                <w:b w:val="false"/>
+                <w:bCs w:val="false"/>
+                <w:sz w:val="17"/>
+                <w:szCs w:val="17"/>
+              </w:rPr>
+              <w:t xml:space="preserve">Forms &amp; Documents</w:t>
+            </w:r>
+          </w:p>
+        </w:tc>
+        <w:tc>
+          <w:tcPr>
+            <w:tcW w:type="dxa" w:w="4500"/>
+            <w:tcBorders>
+              <w:top w:val="single" w:color="CCCCCC" w:sz="4"/>
+              <w:left w:val="single" w:color="CCCCCC" w:sz="4"/>
+              <w:bottom w:val="single" w:color="CCCCCC" w:sz="4"/>
+              <w:right w:val="single" w:color="CCCCCC" w:sz="4"/>
+            </w:tcBorders>
+          </w:tcPr>
+          <w:p>
+            <w:r>
+              <w:rPr>
+                <w:rFonts w:ascii="Calibri" w:cs="Calibri" w:eastAsia="Calibri" w:hAnsi="Calibri"/>
+                <w:b w:val="false"/>
+                <w:bCs w:val="false"/>
+                <w:sz w:val="17"/>
+                <w:szCs w:val="17"/>
+              </w:rPr>
+              <w:t xml:space="preserve">DOC</w:t>
+            </w:r>
+          </w:p>
+        </w:tc>
+      </w:tr>
+    </w:tbl>
+    <w:p/>
     <w:p>
       <w:pPr>
         <w:spacing w:after="80"/>
@@ -461,7 +847,25 @@
           <w:sz w:val="20"/>
           <w:szCs w:val="20"/>
         </w:rPr>
-        <w:t xml:space="preserve"> and provides the SPA, filing orchestration, service proxy, health checks, contract discovery, and Swagger/OpenAPI.</w:t>
+        <w:t xml:space="preserve"> and provides the SPA, filing orchestration, </w:t>
+      </w:r>
+      <w:r>
+        <w:rPr>
+          <w:rFonts w:ascii="Calibri" w:cs="Calibri" w:eastAsia="Calibri" w:hAnsi="Calibri"/>
+          <w:b/>
+          <w:bCs/>
+          <w:sz w:val="20"/>
+          <w:szCs w:val="20"/>
+        </w:rPr>
+        <w:t xml:space="preserve">data-flow APIs</w:t>
+      </w:r>
+      <w:r>
+        <w:rPr>
+          <w:rFonts w:ascii="Calibri" w:cs="Calibri" w:eastAsia="Calibri" w:hAnsi="Calibri"/>
+          <w:sz w:val="20"/>
+          <w:szCs w:val="20"/>
+        </w:rPr>
+        <w:t xml:space="preserve">, service proxy, health checks, contract discovery, and Swagger/OpenAPI.</w:t>
       </w:r>
     </w:p>
     <w:p>
@@ -501,15 +905,15 @@
           <w:sz w:val="20"/>
           <w:szCs w:val="20"/>
         </w:rPr>
-        <w:t xml:space="preserve">CEM + MAD</w:t>
-      </w:r>
-      <w:r>
-        <w:rPr>
-          <w:rFonts w:ascii="Calibri" w:cs="Calibri" w:eastAsia="Calibri" w:hAnsi="Calibri"/>
-          <w:sz w:val="20"/>
-          <w:szCs w:val="20"/>
-        </w:rPr>
-        <w:t xml:space="preserve"> → consumed by CAM and TIM.</w:t>
+        <w:t xml:space="preserve">CLM + MDM</w:t>
+      </w:r>
+      <w:r>
+        <w:rPr>
+          <w:rFonts w:ascii="Calibri" w:cs="Calibri" w:eastAsia="Calibri" w:hAnsi="Calibri"/>
+          <w:sz w:val="20"/>
+          <w:szCs w:val="20"/>
+        </w:rPr>
+        <w:t xml:space="preserve"> → consumed by ACC and TAX.</w:t>
       </w:r>
     </w:p>
     <w:p>
@@ -533,15 +937,15 @@
           <w:sz w:val="20"/>
           <w:szCs w:val="20"/>
         </w:rPr>
-        <w:t xml:space="preserve">CAM</w:t>
-      </w:r>
-      <w:r>
-        <w:rPr>
-          <w:rFonts w:ascii="Calibri" w:cs="Calibri" w:eastAsia="Calibri" w:hAnsi="Calibri"/>
-          <w:sz w:val="20"/>
-          <w:szCs w:val="20"/>
-        </w:rPr>
-        <w:t xml:space="preserve"> → joins CEM + MAD, pushes into TIM and RPAM.</w:t>
+        <w:t xml:space="preserve">ACC</w:t>
+      </w:r>
+      <w:r>
+        <w:rPr>
+          <w:rFonts w:ascii="Calibri" w:cs="Calibri" w:eastAsia="Calibri" w:hAnsi="Calibri"/>
+          <w:sz w:val="20"/>
+          <w:szCs w:val="20"/>
+        </w:rPr>
+        <w:t xml:space="preserve"> → joins CLM + MDM, pushes into TAX and ALC.</w:t>
       </w:r>
     </w:p>
     <w:p>
@@ -555,7 +959,7 @@
           <w:sz w:val="20"/>
           <w:szCs w:val="20"/>
         </w:rPr>
-        <w:t xml:space="preserve">3. TIM + RPAM calculate (validated) → Forms Print package.</w:t>
+        <w:t xml:space="preserve">3. TAX + ALC calculate (validated) → DOC package.</w:t>
       </w:r>
     </w:p>
     <w:p>
@@ -571,15 +975,15 @@
           <w:sz w:val="20"/>
           <w:szCs w:val="20"/>
         </w:rPr>
-        <w:t xml:space="preserve">Service-letter mapping</w:t>
-      </w:r>
-      <w:r>
-        <w:rPr>
-          <w:rFonts w:ascii="Calibri" w:cs="Calibri" w:eastAsia="Calibri" w:hAnsi="Calibri"/>
-          <w:sz w:val="20"/>
-          <w:szCs w:val="20"/>
-        </w:rPr>
-        <w:t xml:space="preserve"> used by contract proxy routes: </w:t>
+        <w:t xml:space="preserve">Service-letter mapping:</w:t>
+      </w:r>
+      <w:r>
+        <w:rPr>
+          <w:rFonts w:ascii="Calibri" w:cs="Calibri" w:eastAsia="Calibri" w:hAnsi="Calibri"/>
+          <w:sz w:val="20"/>
+          <w:szCs w:val="20"/>
+        </w:rPr>
+        <w:t xml:space="preserve"> </w:t>
       </w:r>
       <w:r>
         <w:rPr>
@@ -589,15 +993,15 @@
           <w:sz w:val="20"/>
           <w:szCs w:val="20"/>
         </w:rPr>
-        <w:t xml:space="preserve">A = MAD, B = CAM, C = TIM, D = RPAM, E = FORMS</w:t>
-      </w:r>
-      <w:r>
-        <w:rPr>
-          <w:rFonts w:ascii="Calibri" w:cs="Calibri" w:eastAsia="Calibri" w:hAnsi="Calibri"/>
-          <w:sz w:val="20"/>
-          <w:szCs w:val="20"/>
-        </w:rPr>
-        <w:t xml:space="preserve">. CEM is a separate engagement service (no letter). Prefer </w:t>
+        <w:t xml:space="preserve">A = MDM, B = ACC, C = TAX, D = ALC, E = DOC</w:t>
+      </w:r>
+      <w:r>
+        <w:rPr>
+          <w:rFonts w:ascii="Calibri" w:cs="Calibri" w:eastAsia="Calibri" w:hAnsi="Calibri"/>
+          <w:sz w:val="20"/>
+          <w:szCs w:val="20"/>
+        </w:rPr>
+        <w:t xml:space="preserve">. CLM has no letter. Prefer </w:t>
       </w:r>
       <w:r>
         <w:rPr>
@@ -605,7 +1009,7 @@
           <w:sz w:val="18"/>
           <w:szCs w:val="18"/>
         </w:rPr>
-        <w:t xml:space="preserve">/api/proxy/MAD/…</w:t>
+        <w:t xml:space="preserve">/api/proxy/MDM/…</w:t>
       </w:r>
       <w:r>
         <w:rPr>
@@ -629,7 +1033,23 @@
           <w:sz w:val="20"/>
           <w:szCs w:val="20"/>
         </w:rPr>
-        <w:t xml:space="preserve"> equivalently.</w:t>
+        <w:t xml:space="preserve"> equivalently. Legacy </w:t>
+      </w:r>
+      <w:r>
+        <w:rPr>
+          <w:rFonts w:ascii="Consolas" w:cs="Consolas" w:eastAsia="Consolas" w:hAnsi="Consolas"/>
+          <w:sz w:val="18"/>
+          <w:szCs w:val="18"/>
+        </w:rPr>
+        <w:t xml:space="preserve">/api/proxy/MAD/…</w:t>
+      </w:r>
+      <w:r>
+        <w:rPr>
+          <w:rFonts w:ascii="Calibri" w:cs="Calibri" w:eastAsia="Calibri" w:hAnsi="Calibri"/>
+          <w:sz w:val="20"/>
+          <w:szCs w:val="20"/>
+        </w:rPr>
+        <w:t xml:space="preserve"> still resolves to MDM.</w:t>
       </w:r>
     </w:p>
     <w:p>
@@ -874,7 +1294,7 @@
                 <w:sz w:val="17"/>
                 <w:szCs w:val="17"/>
               </w:rPr>
-              <w:t xml:space="preserve">UI, filing orchestration, proxy, Swagger</w:t>
+              <w:t xml:space="preserve">UI, filing, flow APIs, proxy, Swagger</w:t>
             </w:r>
           </w:p>
         </w:tc>
@@ -922,7 +1342,7 @@
                 <w:sz w:val="17"/>
                 <w:szCs w:val="17"/>
               </w:rPr>
-              <w:t xml:space="preserve">CEM</w:t>
+              <w:t xml:space="preserve">CLM</w:t>
             </w:r>
           </w:p>
         </w:tc>
@@ -991,7 +1411,7 @@
                 <w:sz w:val="17"/>
                 <w:szCs w:val="17"/>
               </w:rPr>
-              <w:t xml:space="preserve">Client engagement, filing context, entity name</w:t>
+              <w:t xml:space="preserve">Client Management — engagement, entity name</w:t>
             </w:r>
           </w:p>
         </w:tc>
@@ -1039,7 +1459,7 @@
                 <w:sz w:val="17"/>
                 <w:szCs w:val="17"/>
               </w:rPr>
-              <w:t xml:space="preserve">MAD</w:t>
+              <w:t xml:space="preserve">MDM</w:t>
             </w:r>
           </w:p>
         </w:tc>
@@ -1108,7 +1528,7 @@
                 <w:sz w:val="17"/>
                 <w:szCs w:val="17"/>
               </w:rPr>
-              <w:t xml:space="preserve">Master data, entities, tax attributes, ownership</w:t>
+              <w:t xml:space="preserve">Master Data — entities, tax attributes, ownership</w:t>
             </w:r>
           </w:p>
         </w:tc>
@@ -1156,7 +1576,7 @@
                 <w:sz w:val="17"/>
                 <w:szCs w:val="17"/>
               </w:rPr>
-              <w:t xml:space="preserve">CAM</w:t>
+              <w:t xml:space="preserve">ACC</w:t>
             </w:r>
           </w:p>
         </w:tc>
@@ -1225,7 +1645,7 @@
                 <w:sz w:val="17"/>
                 <w:szCs w:val="17"/>
               </w:rPr>
-              <w:t xml:space="preserve">Accounting and trial balance</w:t>
+              <w:t xml:space="preserve">Accounting — trial balance</w:t>
             </w:r>
           </w:p>
         </w:tc>
@@ -1273,7 +1693,7 @@
                 <w:sz w:val="17"/>
                 <w:szCs w:val="17"/>
               </w:rPr>
-              <w:t xml:space="preserve">TIM</w:t>
+              <w:t xml:space="preserve">TAX</w:t>
             </w:r>
           </w:p>
         </w:tc>
@@ -1342,7 +1762,7 @@
                 <w:sz w:val="17"/>
                 <w:szCs w:val="17"/>
               </w:rPr>
-              <w:t xml:space="preserve">Tax engine + business validation</w:t>
+              <w:t xml:space="preserve">Tax Computation + business validation</w:t>
             </w:r>
           </w:p>
         </w:tc>
@@ -1390,7 +1810,7 @@
                 <w:sz w:val="17"/>
                 <w:szCs w:val="17"/>
               </w:rPr>
-              <w:t xml:space="preserve">RPAM</w:t>
+              <w:t xml:space="preserve">ALC</w:t>
             </w:r>
           </w:p>
         </w:tc>
@@ -1459,7 +1879,7 @@
                 <w:sz w:val="17"/>
                 <w:szCs w:val="17"/>
               </w:rPr>
-              <w:t xml:space="preserve">Partner allocations + business validation</w:t>
+              <w:t xml:space="preserve">Allocations + business validation</w:t>
             </w:r>
           </w:p>
         </w:tc>
@@ -1507,7 +1927,7 @@
                 <w:sz w:val="17"/>
                 <w:szCs w:val="17"/>
               </w:rPr>
-              <w:t xml:space="preserve">FORMS</w:t>
+              <w:t xml:space="preserve">DOC</w:t>
             </w:r>
           </w:p>
         </w:tc>
@@ -1576,7 +1996,7 @@
                 <w:sz w:val="17"/>
                 <w:szCs w:val="17"/>
               </w:rPr>
-              <w:t xml:space="preserve">Forms print, Form 1065 package and e-file</w:t>
+              <w:t xml:space="preserve">Forms &amp; Documents — 1065 package and e-file</w:t>
             </w:r>
           </w:p>
         </w:tc>
@@ -1674,7 +2094,110 @@
         <w:t xml:space="preserve">Architecture:    http://127.0.0.1:4100/api/architecture</w:t>
       </w:r>
     </w:p>
+    <w:p>
+      <w:pPr>
+        <w:shd w:fill="F3F4F6" w:val="clear"/>
+      </w:pPr>
+      <w:r>
+        <w:rPr>
+          <w:rFonts w:ascii="Consolas" w:cs="Consolas" w:eastAsia="Consolas" w:hAnsi="Consolas"/>
+          <w:sz w:val="16"/>
+          <w:szCs w:val="16"/>
+        </w:rPr>
+        <w:t xml:space="preserve">Data flow:       http://127.0.0.1:4100/api/flow</w:t>
+      </w:r>
+    </w:p>
     <w:p/>
+    <w:p>
+      <w:pPr>
+        <w:spacing w:after="80"/>
+        <w:jc w:val="left"/>
+      </w:pPr>
+      <w:r>
+        <w:rPr>
+          <w:rFonts w:ascii="Calibri" w:cs="Calibri" w:eastAsia="Calibri" w:hAnsi="Calibri"/>
+          <w:b/>
+          <w:bCs/>
+          <w:sz w:val="20"/>
+          <w:szCs w:val="20"/>
+        </w:rPr>
+        <w:t xml:space="preserve">Swagger behind tunnels:</w:t>
+      </w:r>
+      <w:r>
+        <w:rPr>
+          <w:rFonts w:ascii="Calibri" w:cs="Calibri" w:eastAsia="Calibri" w:hAnsi="Calibri"/>
+          <w:sz w:val="20"/>
+          <w:szCs w:val="20"/>
+        </w:rPr>
+        <w:t xml:space="preserve"> OpenAPI defaults to same-origin server </w:t>
+      </w:r>
+      <w:r>
+        <w:rPr>
+          <w:rFonts w:ascii="Consolas" w:cs="Consolas" w:eastAsia="Consolas" w:hAnsi="Consolas"/>
+          <w:sz w:val="18"/>
+          <w:szCs w:val="18"/>
+        </w:rPr>
+        <w:t xml:space="preserve">/</w:t>
+      </w:r>
+      <w:r>
+        <w:rPr>
+          <w:rFonts w:ascii="Calibri" w:cs="Calibri" w:eastAsia="Calibri" w:hAnsi="Calibri"/>
+          <w:sz w:val="20"/>
+          <w:szCs w:val="20"/>
+        </w:rPr>
+        <w:t xml:space="preserve"> so </w:t>
+      </w:r>
+      <w:r>
+        <w:rPr>
+          <w:rFonts w:ascii="Calibri" w:cs="Calibri" w:eastAsia="Calibri" w:hAnsi="Calibri"/>
+          <w:b/>
+          <w:bCs/>
+          <w:sz w:val="20"/>
+          <w:szCs w:val="20"/>
+        </w:rPr>
+        <w:t xml:space="preserve">Try it out</w:t>
+      </w:r>
+      <w:r>
+        <w:rPr>
+          <w:rFonts w:ascii="Calibri" w:cs="Calibri" w:eastAsia="Calibri" w:hAnsi="Calibri"/>
+          <w:sz w:val="20"/>
+          <w:szCs w:val="20"/>
+        </w:rPr>
+        <w:t xml:space="preserve"> uses the public host (e.g. </w:t>
+      </w:r>
+      <w:r>
+        <w:rPr>
+          <w:rFonts w:ascii="Consolas" w:cs="Consolas" w:eastAsia="Consolas" w:hAnsi="Consolas"/>
+          <w:sz w:val="18"/>
+          <w:szCs w:val="18"/>
+        </w:rPr>
+        <w:t xml:space="preserve">*.trycloudflare.com</w:t>
+      </w:r>
+      <w:r>
+        <w:rPr>
+          <w:rFonts w:ascii="Calibri" w:cs="Calibri" w:eastAsia="Calibri" w:hAnsi="Calibri"/>
+          <w:sz w:val="20"/>
+          <w:szCs w:val="20"/>
+        </w:rPr>
+        <w:t xml:space="preserve">). Optional: </w:t>
+      </w:r>
+      <w:r>
+        <w:rPr>
+          <w:rFonts w:ascii="Consolas" w:cs="Consolas" w:eastAsia="Consolas" w:hAnsi="Consolas"/>
+          <w:sz w:val="18"/>
+          <w:szCs w:val="18"/>
+        </w:rPr>
+        <w:t xml:space="preserve">PUBLIC_BASE_URL=https://your-host</w:t>
+      </w:r>
+      <w:r>
+        <w:rPr>
+          <w:rFonts w:ascii="Calibri" w:cs="Calibri" w:eastAsia="Calibri" w:hAnsi="Calibri"/>
+          <w:sz w:val="20"/>
+          <w:szCs w:val="20"/>
+        </w:rPr>
+        <w:t xml:space="preserve">.</w:t>
+      </w:r>
+    </w:p>
     <w:p>
       <w:pPr>
         <w:pStyle w:val="Heading1"/>
@@ -1947,7 +2470,7 @@
                 <w:sz w:val="17"/>
                 <w:szCs w:val="17"/>
               </w:rPr>
-              <w:t xml:space="preserve">Blank reset (demo only) — clears banner + uploads + calcs</w:t>
+              <w:t xml:space="preserve">Blank reset — clears banner + uploads + calcs</w:t>
             </w:r>
           </w:p>
         </w:tc>
@@ -2160,7 +2683,7 @@
                 <w:sz w:val="17"/>
                 <w:szCs w:val="17"/>
               </w:rPr>
-              <w:t xml:space="preserve">Re-run TIM → RPAM → Forms after uploads</w:t>
+              <w:t xml:space="preserve">Re-run TAX → ALC → DOC after uploads</w:t>
             </w:r>
           </w:p>
         </w:tc>
@@ -2705,30 +3228,30 @@
                 <w:sz w:val="17"/>
                 <w:szCs w:val="17"/>
               </w:rPr>
-              <w:t xml:space="preserve">`/api/filing/upload/cem`</w:t>
-            </w:r>
-          </w:p>
-        </w:tc>
-        <w:tc>
-          <w:tcPr>
-            <w:tcW w:type="dxa" w:w="3000"/>
-            <w:tcBorders>
-              <w:top w:val="single" w:color="CCCCCC" w:sz="4"/>
-              <w:left w:val="single" w:color="CCCCCC" w:sz="4"/>
-              <w:bottom w:val="single" w:color="CCCCCC" w:sz="4"/>
-              <w:right w:val="single" w:color="CCCCCC" w:sz="4"/>
-            </w:tcBorders>
-          </w:tcPr>
-          <w:p>
-            <w:r>
-              <w:rPr>
-                <w:rFonts w:ascii="Calibri" w:cs="Calibri" w:eastAsia="Calibri" w:hAnsi="Calibri"/>
-                <w:b w:val="false"/>
-                <w:bCs w:val="false"/>
-                <w:sz w:val="17"/>
-                <w:szCs w:val="17"/>
-              </w:rPr>
-              <w:t xml:space="preserve">Upload CEM `.xlsx`; multipart field `file`</w:t>
+              <w:t xml:space="preserve">`/api/filing/upload/clm`</w:t>
+            </w:r>
+          </w:p>
+        </w:tc>
+        <w:tc>
+          <w:tcPr>
+            <w:tcW w:type="dxa" w:w="3000"/>
+            <w:tcBorders>
+              <w:top w:val="single" w:color="CCCCCC" w:sz="4"/>
+              <w:left w:val="single" w:color="CCCCCC" w:sz="4"/>
+              <w:bottom w:val="single" w:color="CCCCCC" w:sz="4"/>
+              <w:right w:val="single" w:color="CCCCCC" w:sz="4"/>
+            </w:tcBorders>
+          </w:tcPr>
+          <w:p>
+            <w:r>
+              <w:rPr>
+                <w:rFonts w:ascii="Calibri" w:cs="Calibri" w:eastAsia="Calibri" w:hAnsi="Calibri"/>
+                <w:b w:val="false"/>
+                <w:bCs w:val="false"/>
+                <w:sz w:val="17"/>
+                <w:szCs w:val="17"/>
+              </w:rPr>
+              <w:t xml:space="preserve">Upload CLM `.xlsx`; multipart field `file`</w:t>
             </w:r>
           </w:p>
         </w:tc>
@@ -2776,30 +3299,30 @@
                 <w:sz w:val="17"/>
                 <w:szCs w:val="17"/>
               </w:rPr>
-              <w:t xml:space="preserve">`/api/filing/upload/mad`</w:t>
-            </w:r>
-          </w:p>
-        </w:tc>
-        <w:tc>
-          <w:tcPr>
-            <w:tcW w:type="dxa" w:w="3000"/>
-            <w:tcBorders>
-              <w:top w:val="single" w:color="CCCCCC" w:sz="4"/>
-              <w:left w:val="single" w:color="CCCCCC" w:sz="4"/>
-              <w:bottom w:val="single" w:color="CCCCCC" w:sz="4"/>
-              <w:right w:val="single" w:color="CCCCCC" w:sz="4"/>
-            </w:tcBorders>
-          </w:tcPr>
-          <w:p>
-            <w:r>
-              <w:rPr>
-                <w:rFonts w:ascii="Calibri" w:cs="Calibri" w:eastAsia="Calibri" w:hAnsi="Calibri"/>
-                <w:b w:val="false"/>
-                <w:bCs w:val="false"/>
-                <w:sz w:val="17"/>
-                <w:szCs w:val="17"/>
-              </w:rPr>
-              <w:t xml:space="preserve">Upload MAD `.xlsx`; sheets Entity and Partners</w:t>
+              <w:t xml:space="preserve">`/api/filing/upload/mdm`</w:t>
+            </w:r>
+          </w:p>
+        </w:tc>
+        <w:tc>
+          <w:tcPr>
+            <w:tcW w:type="dxa" w:w="3000"/>
+            <w:tcBorders>
+              <w:top w:val="single" w:color="CCCCCC" w:sz="4"/>
+              <w:left w:val="single" w:color="CCCCCC" w:sz="4"/>
+              <w:bottom w:val="single" w:color="CCCCCC" w:sz="4"/>
+              <w:right w:val="single" w:color="CCCCCC" w:sz="4"/>
+            </w:tcBorders>
+          </w:tcPr>
+          <w:p>
+            <w:r>
+              <w:rPr>
+                <w:rFonts w:ascii="Calibri" w:cs="Calibri" w:eastAsia="Calibri" w:hAnsi="Calibri"/>
+                <w:b w:val="false"/>
+                <w:bCs w:val="false"/>
+                <w:sz w:val="17"/>
+                <w:szCs w:val="17"/>
+              </w:rPr>
+              <w:t xml:space="preserve">Upload MDM `.xlsx`; sheets Entity and Partners</w:t>
             </w:r>
           </w:p>
         </w:tc>
@@ -2847,30 +3370,30 @@
                 <w:sz w:val="17"/>
                 <w:szCs w:val="17"/>
               </w:rPr>
-              <w:t xml:space="preserve">`/api/filing/upload/cam`</w:t>
-            </w:r>
-          </w:p>
-        </w:tc>
-        <w:tc>
-          <w:tcPr>
-            <w:tcW w:type="dxa" w:w="3000"/>
-            <w:tcBorders>
-              <w:top w:val="single" w:color="CCCCCC" w:sz="4"/>
-              <w:left w:val="single" w:color="CCCCCC" w:sz="4"/>
-              <w:bottom w:val="single" w:color="CCCCCC" w:sz="4"/>
-              <w:right w:val="single" w:color="CCCCCC" w:sz="4"/>
-            </w:tcBorders>
-          </w:tcPr>
-          <w:p>
-            <w:r>
-              <w:rPr>
-                <w:rFonts w:ascii="Calibri" w:cs="Calibri" w:eastAsia="Calibri" w:hAnsi="Calibri"/>
-                <w:b w:val="false"/>
-                <w:bCs w:val="false"/>
-                <w:sz w:val="17"/>
-                <w:szCs w:val="17"/>
-              </w:rPr>
-              <w:t xml:space="preserve">Upload CAM `.xlsx`; sheet TrialBalance → auto TIM/RPAM/Forms</w:t>
+              <w:t xml:space="preserve">`/api/filing/upload/acc`</w:t>
+            </w:r>
+          </w:p>
+        </w:tc>
+        <w:tc>
+          <w:tcPr>
+            <w:tcW w:type="dxa" w:w="3000"/>
+            <w:tcBorders>
+              <w:top w:val="single" w:color="CCCCCC" w:sz="4"/>
+              <w:left w:val="single" w:color="CCCCCC" w:sz="4"/>
+              <w:bottom w:val="single" w:color="CCCCCC" w:sz="4"/>
+              <w:right w:val="single" w:color="CCCCCC" w:sz="4"/>
+            </w:tcBorders>
+          </w:tcPr>
+          <w:p>
+            <w:r>
+              <w:rPr>
+                <w:rFonts w:ascii="Calibri" w:cs="Calibri" w:eastAsia="Calibri" w:hAnsi="Calibri"/>
+                <w:b w:val="false"/>
+                <w:bCs w:val="false"/>
+                <w:sz w:val="17"/>
+                <w:szCs w:val="17"/>
+              </w:rPr>
+              <w:t xml:space="preserve">Upload ACC `.xlsx`; TrialBalance → auto TAX/ALC/DOC</w:t>
             </w:r>
           </w:p>
         </w:tc>
@@ -2918,30 +3441,30 @@
                 <w:sz w:val="17"/>
                 <w:szCs w:val="17"/>
               </w:rPr>
-              <w:t xml:space="preserve">`/api/filing/validate/tim`</w:t>
-            </w:r>
-          </w:p>
-        </w:tc>
-        <w:tc>
-          <w:tcPr>
-            <w:tcW w:type="dxa" w:w="3000"/>
-            <w:tcBorders>
-              <w:top w:val="single" w:color="CCCCCC" w:sz="4"/>
-              <w:left w:val="single" w:color="CCCCCC" w:sz="4"/>
-              <w:bottom w:val="single" w:color="CCCCCC" w:sz="4"/>
-              <w:right w:val="single" w:color="CCCCCC" w:sz="4"/>
-            </w:tcBorders>
-          </w:tcPr>
-          <w:p>
-            <w:r>
-              <w:rPr>
-                <w:rFonts w:ascii="Calibri" w:cs="Calibri" w:eastAsia="Calibri" w:hAnsi="Calibri"/>
-                <w:b w:val="false"/>
-                <w:bCs w:val="false"/>
-                <w:sz w:val="17"/>
-                <w:szCs w:val="17"/>
-              </w:rPr>
-              <w:t xml:space="preserve">TIM business validation report</w:t>
+              <w:t xml:space="preserve">`/api/filing/validate/tax`</w:t>
+            </w:r>
+          </w:p>
+        </w:tc>
+        <w:tc>
+          <w:tcPr>
+            <w:tcW w:type="dxa" w:w="3000"/>
+            <w:tcBorders>
+              <w:top w:val="single" w:color="CCCCCC" w:sz="4"/>
+              <w:left w:val="single" w:color="CCCCCC" w:sz="4"/>
+              <w:bottom w:val="single" w:color="CCCCCC" w:sz="4"/>
+              <w:right w:val="single" w:color="CCCCCC" w:sz="4"/>
+            </w:tcBorders>
+          </w:tcPr>
+          <w:p>
+            <w:r>
+              <w:rPr>
+                <w:rFonts w:ascii="Calibri" w:cs="Calibri" w:eastAsia="Calibri" w:hAnsi="Calibri"/>
+                <w:b w:val="false"/>
+                <w:bCs w:val="false"/>
+                <w:sz w:val="17"/>
+                <w:szCs w:val="17"/>
+              </w:rPr>
+              <w:t xml:space="preserve">TAX business validation report</w:t>
             </w:r>
           </w:p>
         </w:tc>
@@ -2989,30 +3512,30 @@
                 <w:sz w:val="17"/>
                 <w:szCs w:val="17"/>
               </w:rPr>
-              <w:t xml:space="preserve">`/api/filing/validate/rpam`</w:t>
-            </w:r>
-          </w:p>
-        </w:tc>
-        <w:tc>
-          <w:tcPr>
-            <w:tcW w:type="dxa" w:w="3000"/>
-            <w:tcBorders>
-              <w:top w:val="single" w:color="CCCCCC" w:sz="4"/>
-              <w:left w:val="single" w:color="CCCCCC" w:sz="4"/>
-              <w:bottom w:val="single" w:color="CCCCCC" w:sz="4"/>
-              <w:right w:val="single" w:color="CCCCCC" w:sz="4"/>
-            </w:tcBorders>
-          </w:tcPr>
-          <w:p>
-            <w:r>
-              <w:rPr>
-                <w:rFonts w:ascii="Calibri" w:cs="Calibri" w:eastAsia="Calibri" w:hAnsi="Calibri"/>
-                <w:b w:val="false"/>
-                <w:bCs w:val="false"/>
-                <w:sz w:val="17"/>
-                <w:szCs w:val="17"/>
-              </w:rPr>
-              <w:t xml:space="preserve">RPAM business validation report</w:t>
+              <w:t xml:space="preserve">`/api/filing/validate/alc`</w:t>
+            </w:r>
+          </w:p>
+        </w:tc>
+        <w:tc>
+          <w:tcPr>
+            <w:tcW w:type="dxa" w:w="3000"/>
+            <w:tcBorders>
+              <w:top w:val="single" w:color="CCCCCC" w:sz="4"/>
+              <w:left w:val="single" w:color="CCCCCC" w:sz="4"/>
+              <w:bottom w:val="single" w:color="CCCCCC" w:sz="4"/>
+              <w:right w:val="single" w:color="CCCCCC" w:sz="4"/>
+            </w:tcBorders>
+          </w:tcPr>
+          <w:p>
+            <w:r>
+              <w:rPr>
+                <w:rFonts w:ascii="Calibri" w:cs="Calibri" w:eastAsia="Calibri" w:hAnsi="Calibri"/>
+                <w:b w:val="false"/>
+                <w:bCs w:val="false"/>
+                <w:sz w:val="17"/>
+                <w:szCs w:val="17"/>
+              </w:rPr>
+              <w:t xml:space="preserve">ALC business validation report</w:t>
             </w:r>
           </w:p>
         </w:tc>
@@ -3060,30 +3583,30 @@
                 <w:sz w:val="17"/>
                 <w:szCs w:val="17"/>
               </w:rPr>
-              <w:t xml:space="preserve">`/api/filing/tim/calculate`</w:t>
-            </w:r>
-          </w:p>
-        </w:tc>
-        <w:tc>
-          <w:tcPr>
-            <w:tcW w:type="dxa" w:w="3000"/>
-            <w:tcBorders>
-              <w:top w:val="single" w:color="CCCCCC" w:sz="4"/>
-              <w:left w:val="single" w:color="CCCCCC" w:sz="4"/>
-              <w:bottom w:val="single" w:color="CCCCCC" w:sz="4"/>
-              <w:right w:val="single" w:color="CCCCCC" w:sz="4"/>
-            </w:tcBorders>
-          </w:tcPr>
-          <w:p>
-            <w:r>
-              <w:rPr>
-                <w:rFonts w:ascii="Calibri" w:cs="Calibri" w:eastAsia="Calibri" w:hAnsi="Calibri"/>
-                <w:b w:val="false"/>
-                <w:bCs w:val="false"/>
-                <w:sz w:val="17"/>
-                <w:szCs w:val="17"/>
-              </w:rPr>
-              <w:t xml:space="preserve">Execute TIM calculation</w:t>
+              <w:t xml:space="preserve">`/api/filing/tax/calculate`</w:t>
+            </w:r>
+          </w:p>
+        </w:tc>
+        <w:tc>
+          <w:tcPr>
+            <w:tcW w:type="dxa" w:w="3000"/>
+            <w:tcBorders>
+              <w:top w:val="single" w:color="CCCCCC" w:sz="4"/>
+              <w:left w:val="single" w:color="CCCCCC" w:sz="4"/>
+              <w:bottom w:val="single" w:color="CCCCCC" w:sz="4"/>
+              <w:right w:val="single" w:color="CCCCCC" w:sz="4"/>
+            </w:tcBorders>
+          </w:tcPr>
+          <w:p>
+            <w:r>
+              <w:rPr>
+                <w:rFonts w:ascii="Calibri" w:cs="Calibri" w:eastAsia="Calibri" w:hAnsi="Calibri"/>
+                <w:b w:val="false"/>
+                <w:bCs w:val="false"/>
+                <w:sz w:val="17"/>
+                <w:szCs w:val="17"/>
+              </w:rPr>
+              <w:t xml:space="preserve">Execute TAX calculation</w:t>
             </w:r>
           </w:p>
         </w:tc>
@@ -3131,36 +3654,66 @@
                 <w:sz w:val="17"/>
                 <w:szCs w:val="17"/>
               </w:rPr>
-              <w:t xml:space="preserve">`/api/filing/rpam/allocate`</w:t>
-            </w:r>
-          </w:p>
-        </w:tc>
-        <w:tc>
-          <w:tcPr>
-            <w:tcW w:type="dxa" w:w="3000"/>
-            <w:tcBorders>
-              <w:top w:val="single" w:color="CCCCCC" w:sz="4"/>
-              <w:left w:val="single" w:color="CCCCCC" w:sz="4"/>
-              <w:bottom w:val="single" w:color="CCCCCC" w:sz="4"/>
-              <w:right w:val="single" w:color="CCCCCC" w:sz="4"/>
-            </w:tcBorders>
-          </w:tcPr>
-          <w:p>
-            <w:r>
-              <w:rPr>
-                <w:rFonts w:ascii="Calibri" w:cs="Calibri" w:eastAsia="Calibri" w:hAnsi="Calibri"/>
-                <w:b w:val="false"/>
-                <w:bCs w:val="false"/>
-                <w:sz w:val="17"/>
-                <w:szCs w:val="17"/>
-              </w:rPr>
-              <w:t xml:space="preserve">Execute RPAM allocations</w:t>
+              <w:t xml:space="preserve">`/api/filing/alc/allocate`</w:t>
+            </w:r>
+          </w:p>
+        </w:tc>
+        <w:tc>
+          <w:tcPr>
+            <w:tcW w:type="dxa" w:w="3000"/>
+            <w:tcBorders>
+              <w:top w:val="single" w:color="CCCCCC" w:sz="4"/>
+              <w:left w:val="single" w:color="CCCCCC" w:sz="4"/>
+              <w:bottom w:val="single" w:color="CCCCCC" w:sz="4"/>
+              <w:right w:val="single" w:color="CCCCCC" w:sz="4"/>
+            </w:tcBorders>
+          </w:tcPr>
+          <w:p>
+            <w:r>
+              <w:rPr>
+                <w:rFonts w:ascii="Calibri" w:cs="Calibri" w:eastAsia="Calibri" w:hAnsi="Calibri"/>
+                <w:b w:val="false"/>
+                <w:bCs w:val="false"/>
+                <w:sz w:val="17"/>
+                <w:szCs w:val="17"/>
+              </w:rPr>
+              <w:t xml:space="preserve">Execute ALC allocations</w:t>
             </w:r>
           </w:p>
         </w:tc>
       </w:tr>
     </w:tbl>
     <w:p/>
+    <w:p>
+      <w:pPr>
+        <w:spacing w:after="80"/>
+        <w:jc w:val="left"/>
+      </w:pPr>
+      <w:r>
+        <w:rPr>
+          <w:rFonts w:ascii="Calibri" w:cs="Calibri" w:eastAsia="Calibri" w:hAnsi="Calibri"/>
+          <w:sz w:val="20"/>
+          <w:szCs w:val="20"/>
+        </w:rPr>
+        <w:t xml:space="preserve">Legacy upload paths </w:t>
+      </w:r>
+      <w:r>
+        <w:rPr>
+          <w:rFonts w:ascii="Consolas" w:cs="Consolas" w:eastAsia="Consolas" w:hAnsi="Consolas"/>
+          <w:sz w:val="18"/>
+          <w:szCs w:val="18"/>
+        </w:rPr>
+        <w:t xml:space="preserve">/upload/cem|mad|cam</w:t>
+      </w:r>
+      <w:r>
+        <w:rPr>
+          <w:rFonts w:ascii="Calibri" w:cs="Calibri" w:eastAsia="Calibri" w:hAnsi="Calibri"/>
+          <w:sz w:val="20"/>
+          <w:szCs w:val="20"/>
+        </w:rPr>
+        <w:t xml:space="preserve"> map to CLM/MDM/ACC.</w:t>
+      </w:r>
+    </w:p>
     <w:p>
       <w:pPr>
         <w:pStyle w:val="Heading2"/>
@@ -3271,9 +3824,1372 @@
           <w:sz w:val="26"/>
           <w:szCs w:val="26"/>
         </w:rPr>
-        <w:t xml:space="preserve">4. Contract catalog: CT-00 through CT-17</w:t>
-      </w:r>
-    </w:p>
+        <w:t xml:space="preserve">4. Downstream / upstream data-flow APIs</w:t>
+      </w:r>
+    </w:p>
+    <w:tbl>
+      <w:tblPr>
+        <w:tblW w:type="dxa" w:w="9000"/>
+        <w:tblBorders>
+          <w:top w:val="single" w:color="auto" w:sz="4"/>
+          <w:left w:val="single" w:color="auto" w:sz="4"/>
+          <w:bottom w:val="single" w:color="auto" w:sz="4"/>
+          <w:right w:val="single" w:color="auto" w:sz="4"/>
+          <w:insideH w:val="single" w:color="auto" w:sz="4"/>
+          <w:insideV w:val="single" w:color="auto" w:sz="4"/>
+        </w:tblBorders>
+      </w:tblPr>
+      <w:tblGrid>
+        <w:gridCol w:w="4500"/>
+        <w:gridCol w:w="4500"/>
+      </w:tblGrid>
+      <w:tr>
+        <w:tc>
+          <w:tcPr>
+            <w:tcW w:type="dxa" w:w="4500"/>
+            <w:tcBorders>
+              <w:top w:val="single" w:color="CCCCCC" w:sz="4"/>
+              <w:left w:val="single" w:color="CCCCCC" w:sz="4"/>
+              <w:bottom w:val="single" w:color="CCCCCC" w:sz="4"/>
+              <w:right w:val="single" w:color="CCCCCC" w:sz="4"/>
+            </w:tcBorders>
+          </w:tcPr>
+          <w:p>
+            <w:r>
+              <w:rPr>
+                <w:rFonts w:ascii="Calibri" w:cs="Calibri" w:eastAsia="Calibri" w:hAnsi="Calibri"/>
+                <w:b/>
+                <w:bCs/>
+                <w:sz w:val="18"/>
+                <w:szCs w:val="18"/>
+              </w:rPr>
+              <w:t xml:space="preserve">Term</w:t>
+            </w:r>
+          </w:p>
+        </w:tc>
+        <w:tc>
+          <w:tcPr>
+            <w:tcW w:type="dxa" w:w="4500"/>
+            <w:tcBorders>
+              <w:top w:val="single" w:color="CCCCCC" w:sz="4"/>
+              <w:left w:val="single" w:color="CCCCCC" w:sz="4"/>
+              <w:bottom w:val="single" w:color="CCCCCC" w:sz="4"/>
+              <w:right w:val="single" w:color="CCCCCC" w:sz="4"/>
+            </w:tcBorders>
+          </w:tcPr>
+          <w:p>
+            <w:r>
+              <w:rPr>
+                <w:rFonts w:ascii="Calibri" w:cs="Calibri" w:eastAsia="Calibri" w:hAnsi="Calibri"/>
+                <w:b/>
+                <w:bCs/>
+                <w:sz w:val="18"/>
+                <w:szCs w:val="18"/>
+              </w:rPr>
+              <w:t xml:space="preserve">Meaning</w:t>
+            </w:r>
+          </w:p>
+        </w:tc>
+      </w:tr>
+      <w:tr>
+        <w:tc>
+          <w:tcPr>
+            <w:tcW w:type="dxa" w:w="4500"/>
+            <w:tcBorders>
+              <w:top w:val="single" w:color="CCCCCC" w:sz="4"/>
+              <w:left w:val="single" w:color="CCCCCC" w:sz="4"/>
+              <w:bottom w:val="single" w:color="CCCCCC" w:sz="4"/>
+              <w:right w:val="single" w:color="CCCCCC" w:sz="4"/>
+            </w:tcBorders>
+          </w:tcPr>
+          <w:p>
+            <w:r>
+              <w:rPr>
+                <w:rFonts w:ascii="Calibri" w:cs="Calibri" w:eastAsia="Calibri" w:hAnsi="Calibri"/>
+                <w:b w:val="false"/>
+                <w:bCs w:val="false"/>
+                <w:sz w:val="17"/>
+                <w:szCs w:val="17"/>
+              </w:rPr>
+              <w:t xml:space="preserve">Downstream</w:t>
+            </w:r>
+          </w:p>
+        </w:tc>
+        <w:tc>
+          <w:tcPr>
+            <w:tcW w:type="dxa" w:w="4500"/>
+            <w:tcBorders>
+              <w:top w:val="single" w:color="CCCCCC" w:sz="4"/>
+              <w:left w:val="single" w:color="CCCCCC" w:sz="4"/>
+              <w:bottom w:val="single" w:color="CCCCCC" w:sz="4"/>
+              <w:right w:val="single" w:color="CCCCCC" w:sz="4"/>
+            </w:tcBorders>
+          </w:tcPr>
+          <w:p>
+            <w:r>
+              <w:rPr>
+                <w:rFonts w:ascii="Calibri" w:cs="Calibri" w:eastAsia="Calibri" w:hAnsi="Calibri"/>
+                <w:b w:val="false"/>
+                <w:bCs w:val="false"/>
+                <w:sz w:val="17"/>
+                <w:szCs w:val="17"/>
+              </w:rPr>
+              <w:t xml:space="preserve">Forward along the journey (producer earlier → consumer later)</w:t>
+            </w:r>
+          </w:p>
+        </w:tc>
+      </w:tr>
+      <w:tr>
+        <w:tc>
+          <w:tcPr>
+            <w:tcW w:type="dxa" w:w="4500"/>
+            <w:tcBorders>
+              <w:top w:val="single" w:color="CCCCCC" w:sz="4"/>
+              <w:left w:val="single" w:color="CCCCCC" w:sz="4"/>
+              <w:bottom w:val="single" w:color="CCCCCC" w:sz="4"/>
+              <w:right w:val="single" w:color="CCCCCC" w:sz="4"/>
+            </w:tcBorders>
+          </w:tcPr>
+          <w:p>
+            <w:r>
+              <w:rPr>
+                <w:rFonts w:ascii="Calibri" w:cs="Calibri" w:eastAsia="Calibri" w:hAnsi="Calibri"/>
+                <w:b w:val="false"/>
+                <w:bCs w:val="false"/>
+                <w:sz w:val="17"/>
+                <w:szCs w:val="17"/>
+              </w:rPr>
+              <w:t xml:space="preserve">Upstream</w:t>
+            </w:r>
+          </w:p>
+        </w:tc>
+        <w:tc>
+          <w:tcPr>
+            <w:tcW w:type="dxa" w:w="4500"/>
+            <w:tcBorders>
+              <w:top w:val="single" w:color="CCCCCC" w:sz="4"/>
+              <w:left w:val="single" w:color="CCCCCC" w:sz="4"/>
+              <w:bottom w:val="single" w:color="CCCCCC" w:sz="4"/>
+              <w:right w:val="single" w:color="CCCCCC" w:sz="4"/>
+            </w:tcBorders>
+          </w:tcPr>
+          <w:p>
+            <w:r>
+              <w:rPr>
+                <w:rFonts w:ascii="Calibri" w:cs="Calibri" w:eastAsia="Calibri" w:hAnsi="Calibri"/>
+                <w:b w:val="false"/>
+                <w:bCs w:val="false"/>
+                <w:sz w:val="17"/>
+                <w:szCs w:val="17"/>
+              </w:rPr>
+              <w:t xml:space="preserve">Reverse / feedback ask (`direction: reverse` in the contract catalog)</w:t>
+            </w:r>
+          </w:p>
+        </w:tc>
+      </w:tr>
+    </w:tbl>
+    <w:p/>
+    <w:p>
+      <w:pPr>
+        <w:pStyle w:val="Heading2"/>
+        <w:spacing w:after="80" w:before="200"/>
+      </w:pPr>
+      <w:r>
+        <w:rPr>
+          <w:rFonts w:ascii="Calibri" w:cs="Calibri" w:eastAsia="Calibri" w:hAnsi="Calibri"/>
+          <w:b/>
+          <w:bCs/>
+          <w:sz w:val="22"/>
+          <w:szCs w:val="22"/>
+        </w:rPr>
+        <w:t xml:space="preserve">Gateway</w:t>
+      </w:r>
+    </w:p>
+    <w:tbl>
+      <w:tblPr>
+        <w:tblW w:type="dxa" w:w="9000"/>
+        <w:tblBorders>
+          <w:top w:val="single" w:color="auto" w:sz="4"/>
+          <w:left w:val="single" w:color="auto" w:sz="4"/>
+          <w:bottom w:val="single" w:color="auto" w:sz="4"/>
+          <w:right w:val="single" w:color="auto" w:sz="4"/>
+          <w:insideH w:val="single" w:color="auto" w:sz="4"/>
+          <w:insideV w:val="single" w:color="auto" w:sz="4"/>
+        </w:tblBorders>
+      </w:tblPr>
+      <w:tblGrid>
+        <w:gridCol w:w="3000"/>
+        <w:gridCol w:w="3000"/>
+        <w:gridCol w:w="3000"/>
+      </w:tblGrid>
+      <w:tr>
+        <w:tc>
+          <w:tcPr>
+            <w:tcW w:type="dxa" w:w="3000"/>
+            <w:tcBorders>
+              <w:top w:val="single" w:color="CCCCCC" w:sz="4"/>
+              <w:left w:val="single" w:color="CCCCCC" w:sz="4"/>
+              <w:bottom w:val="single" w:color="CCCCCC" w:sz="4"/>
+              <w:right w:val="single" w:color="CCCCCC" w:sz="4"/>
+            </w:tcBorders>
+          </w:tcPr>
+          <w:p>
+            <w:r>
+              <w:rPr>
+                <w:rFonts w:ascii="Calibri" w:cs="Calibri" w:eastAsia="Calibri" w:hAnsi="Calibri"/>
+                <w:b/>
+                <w:bCs/>
+                <w:sz w:val="18"/>
+                <w:szCs w:val="18"/>
+              </w:rPr>
+              <w:t xml:space="preserve">Method</w:t>
+            </w:r>
+          </w:p>
+        </w:tc>
+        <w:tc>
+          <w:tcPr>
+            <w:tcW w:type="dxa" w:w="3000"/>
+            <w:tcBorders>
+              <w:top w:val="single" w:color="CCCCCC" w:sz="4"/>
+              <w:left w:val="single" w:color="CCCCCC" w:sz="4"/>
+              <w:bottom w:val="single" w:color="CCCCCC" w:sz="4"/>
+              <w:right w:val="single" w:color="CCCCCC" w:sz="4"/>
+            </w:tcBorders>
+          </w:tcPr>
+          <w:p>
+            <w:r>
+              <w:rPr>
+                <w:rFonts w:ascii="Calibri" w:cs="Calibri" w:eastAsia="Calibri" w:hAnsi="Calibri"/>
+                <w:b/>
+                <w:bCs/>
+                <w:sz w:val="18"/>
+                <w:szCs w:val="18"/>
+              </w:rPr>
+              <w:t xml:space="preserve">Path</w:t>
+            </w:r>
+          </w:p>
+        </w:tc>
+        <w:tc>
+          <w:tcPr>
+            <w:tcW w:type="dxa" w:w="3000"/>
+            <w:tcBorders>
+              <w:top w:val="single" w:color="CCCCCC" w:sz="4"/>
+              <w:left w:val="single" w:color="CCCCCC" w:sz="4"/>
+              <w:bottom w:val="single" w:color="CCCCCC" w:sz="4"/>
+              <w:right w:val="single" w:color="CCCCCC" w:sz="4"/>
+            </w:tcBorders>
+          </w:tcPr>
+          <w:p>
+            <w:r>
+              <w:rPr>
+                <w:rFonts w:ascii="Calibri" w:cs="Calibri" w:eastAsia="Calibri" w:hAnsi="Calibri"/>
+                <w:b/>
+                <w:bCs/>
+                <w:sz w:val="18"/>
+                <w:szCs w:val="18"/>
+              </w:rPr>
+              <w:t xml:space="preserve">Purpose</w:t>
+            </w:r>
+          </w:p>
+        </w:tc>
+      </w:tr>
+      <w:tr>
+        <w:tc>
+          <w:tcPr>
+            <w:tcW w:type="dxa" w:w="3000"/>
+            <w:tcBorders>
+              <w:top w:val="single" w:color="CCCCCC" w:sz="4"/>
+              <w:left w:val="single" w:color="CCCCCC" w:sz="4"/>
+              <w:bottom w:val="single" w:color="CCCCCC" w:sz="4"/>
+              <w:right w:val="single" w:color="CCCCCC" w:sz="4"/>
+            </w:tcBorders>
+          </w:tcPr>
+          <w:p>
+            <w:r>
+              <w:rPr>
+                <w:rFonts w:ascii="Calibri" w:cs="Calibri" w:eastAsia="Calibri" w:hAnsi="Calibri"/>
+                <w:b w:val="false"/>
+                <w:bCs w:val="false"/>
+                <w:sz w:val="17"/>
+                <w:szCs w:val="17"/>
+              </w:rPr>
+              <w:t xml:space="preserve">GET</w:t>
+            </w:r>
+          </w:p>
+        </w:tc>
+        <w:tc>
+          <w:tcPr>
+            <w:tcW w:type="dxa" w:w="3000"/>
+            <w:tcBorders>
+              <w:top w:val="single" w:color="CCCCCC" w:sz="4"/>
+              <w:left w:val="single" w:color="CCCCCC" w:sz="4"/>
+              <w:bottom w:val="single" w:color="CCCCCC" w:sz="4"/>
+              <w:right w:val="single" w:color="CCCCCC" w:sz="4"/>
+            </w:tcBorders>
+          </w:tcPr>
+          <w:p>
+            <w:r>
+              <w:rPr>
+                <w:rFonts w:ascii="Calibri" w:cs="Calibri" w:eastAsia="Calibri" w:hAnsi="Calibri"/>
+                <w:b w:val="false"/>
+                <w:bCs w:val="false"/>
+                <w:sz w:val="17"/>
+                <w:szCs w:val="17"/>
+              </w:rPr>
+              <w:t xml:space="preserve">`/api/flow`</w:t>
+            </w:r>
+          </w:p>
+        </w:tc>
+        <w:tc>
+          <w:tcPr>
+            <w:tcW w:type="dxa" w:w="3000"/>
+            <w:tcBorders>
+              <w:top w:val="single" w:color="CCCCCC" w:sz="4"/>
+              <w:left w:val="single" w:color="CCCCCC" w:sz="4"/>
+              <w:bottom w:val="single" w:color="CCCCCC" w:sz="4"/>
+              <w:right w:val="single" w:color="CCCCCC" w:sz="4"/>
+            </w:tcBorders>
+          </w:tcPr>
+          <w:p>
+            <w:r>
+              <w:rPr>
+                <w:rFonts w:ascii="Calibri" w:cs="Calibri" w:eastAsia="Calibri" w:hAnsi="Calibri"/>
+                <w:b w:val="false"/>
+                <w:bCs w:val="false"/>
+                <w:sz w:val="17"/>
+                <w:szCs w:val="17"/>
+              </w:rPr>
+              <w:t xml:space="preserve">Full catalog — peers, edges, endpoint map</w:t>
+            </w:r>
+          </w:p>
+        </w:tc>
+      </w:tr>
+      <w:tr>
+        <w:tc>
+          <w:tcPr>
+            <w:tcW w:type="dxa" w:w="3000"/>
+            <w:tcBorders>
+              <w:top w:val="single" w:color="CCCCCC" w:sz="4"/>
+              <w:left w:val="single" w:color="CCCCCC" w:sz="4"/>
+              <w:bottom w:val="single" w:color="CCCCCC" w:sz="4"/>
+              <w:right w:val="single" w:color="CCCCCC" w:sz="4"/>
+            </w:tcBorders>
+          </w:tcPr>
+          <w:p>
+            <w:r>
+              <w:rPr>
+                <w:rFonts w:ascii="Calibri" w:cs="Calibri" w:eastAsia="Calibri" w:hAnsi="Calibri"/>
+                <w:b w:val="false"/>
+                <w:bCs w:val="false"/>
+                <w:sz w:val="17"/>
+                <w:szCs w:val="17"/>
+              </w:rPr>
+              <w:t xml:space="preserve">GET</w:t>
+            </w:r>
+          </w:p>
+        </w:tc>
+        <w:tc>
+          <w:tcPr>
+            <w:tcW w:type="dxa" w:w="3000"/>
+            <w:tcBorders>
+              <w:top w:val="single" w:color="CCCCCC" w:sz="4"/>
+              <w:left w:val="single" w:color="CCCCCC" w:sz="4"/>
+              <w:bottom w:val="single" w:color="CCCCCC" w:sz="4"/>
+              <w:right w:val="single" w:color="CCCCCC" w:sz="4"/>
+            </w:tcBorders>
+          </w:tcPr>
+          <w:p>
+            <w:r>
+              <w:rPr>
+                <w:rFonts w:ascii="Calibri" w:cs="Calibri" w:eastAsia="Calibri" w:hAnsi="Calibri"/>
+                <w:b w:val="false"/>
+                <w:bCs w:val="false"/>
+                <w:sz w:val="17"/>
+                <w:szCs w:val="17"/>
+              </w:rPr>
+              <w:t xml:space="preserve">`/api/flow/edges?direction=`</w:t>
+            </w:r>
+          </w:p>
+        </w:tc>
+        <w:tc>
+          <w:tcPr>
+            <w:tcW w:type="dxa" w:w="3000"/>
+            <w:tcBorders>
+              <w:top w:val="single" w:color="CCCCCC" w:sz="4"/>
+              <w:left w:val="single" w:color="CCCCCC" w:sz="4"/>
+              <w:bottom w:val="single" w:color="CCCCCC" w:sz="4"/>
+              <w:right w:val="single" w:color="CCCCCC" w:sz="4"/>
+            </w:tcBorders>
+          </w:tcPr>
+          <w:p>
+            <w:r>
+              <w:rPr>
+                <w:rFonts w:ascii="Calibri" w:cs="Calibri" w:eastAsia="Calibri" w:hAnsi="Calibri"/>
+                <w:b w:val="false"/>
+                <w:bCs w:val="false"/>
+                <w:sz w:val="17"/>
+                <w:szCs w:val="17"/>
+              </w:rPr>
+              <w:t xml:space="preserve">Filter edges</w:t>
+            </w:r>
+          </w:p>
+        </w:tc>
+      </w:tr>
+      <w:tr>
+        <w:tc>
+          <w:tcPr>
+            <w:tcW w:type="dxa" w:w="3000"/>
+            <w:tcBorders>
+              <w:top w:val="single" w:color="CCCCCC" w:sz="4"/>
+              <w:left w:val="single" w:color="CCCCCC" w:sz="4"/>
+              <w:bottom w:val="single" w:color="CCCCCC" w:sz="4"/>
+              <w:right w:val="single" w:color="CCCCCC" w:sz="4"/>
+            </w:tcBorders>
+          </w:tcPr>
+          <w:p>
+            <w:r>
+              <w:rPr>
+                <w:rFonts w:ascii="Calibri" w:cs="Calibri" w:eastAsia="Calibri" w:hAnsi="Calibri"/>
+                <w:b w:val="false"/>
+                <w:bCs w:val="false"/>
+                <w:sz w:val="17"/>
+                <w:szCs w:val="17"/>
+              </w:rPr>
+              <w:t xml:space="preserve">GET</w:t>
+            </w:r>
+          </w:p>
+        </w:tc>
+        <w:tc>
+          <w:tcPr>
+            <w:tcW w:type="dxa" w:w="3000"/>
+            <w:tcBorders>
+              <w:top w:val="single" w:color="CCCCCC" w:sz="4"/>
+              <w:left w:val="single" w:color="CCCCCC" w:sz="4"/>
+              <w:bottom w:val="single" w:color="CCCCCC" w:sz="4"/>
+              <w:right w:val="single" w:color="CCCCCC" w:sz="4"/>
+            </w:tcBorders>
+          </w:tcPr>
+          <w:p>
+            <w:r>
+              <w:rPr>
+                <w:rFonts w:ascii="Calibri" w:cs="Calibri" w:eastAsia="Calibri" w:hAnsi="Calibri"/>
+                <w:b w:val="false"/>
+                <w:bCs w:val="false"/>
+                <w:sz w:val="17"/>
+                <w:szCs w:val="17"/>
+              </w:rPr>
+              <w:t xml:space="preserve">`/api/flow/downstream/{from}/{to}`</w:t>
+            </w:r>
+          </w:p>
+        </w:tc>
+        <w:tc>
+          <w:tcPr>
+            <w:tcW w:type="dxa" w:w="3000"/>
+            <w:tcBorders>
+              <w:top w:val="single" w:color="CCCCCC" w:sz="4"/>
+              <w:left w:val="single" w:color="CCCCCC" w:sz="4"/>
+              <w:bottom w:val="single" w:color="CCCCCC" w:sz="4"/>
+              <w:right w:val="single" w:color="CCCCCC" w:sz="4"/>
+            </w:tcBorders>
+          </w:tcPr>
+          <w:p>
+            <w:r>
+              <w:rPr>
+                <w:rFonts w:ascii="Calibri" w:cs="Calibri" w:eastAsia="Calibri" w:hAnsi="Calibri"/>
+                <w:b w:val="false"/>
+                <w:bCs w:val="false"/>
+                <w:sz w:val="17"/>
+                <w:szCs w:val="17"/>
+              </w:rPr>
+              <w:t xml:space="preserve">Pair payloads (sample + live)</w:t>
+            </w:r>
+          </w:p>
+        </w:tc>
+      </w:tr>
+      <w:tr>
+        <w:tc>
+          <w:tcPr>
+            <w:tcW w:type="dxa" w:w="3000"/>
+            <w:tcBorders>
+              <w:top w:val="single" w:color="CCCCCC" w:sz="4"/>
+              <w:left w:val="single" w:color="CCCCCC" w:sz="4"/>
+              <w:bottom w:val="single" w:color="CCCCCC" w:sz="4"/>
+              <w:right w:val="single" w:color="CCCCCC" w:sz="4"/>
+            </w:tcBorders>
+          </w:tcPr>
+          <w:p>
+            <w:r>
+              <w:rPr>
+                <w:rFonts w:ascii="Calibri" w:cs="Calibri" w:eastAsia="Calibri" w:hAnsi="Calibri"/>
+                <w:b w:val="false"/>
+                <w:bCs w:val="false"/>
+                <w:sz w:val="17"/>
+                <w:szCs w:val="17"/>
+              </w:rPr>
+              <w:t xml:space="preserve">GET</w:t>
+            </w:r>
+          </w:p>
+        </w:tc>
+        <w:tc>
+          <w:tcPr>
+            <w:tcW w:type="dxa" w:w="3000"/>
+            <w:tcBorders>
+              <w:top w:val="single" w:color="CCCCCC" w:sz="4"/>
+              <w:left w:val="single" w:color="CCCCCC" w:sz="4"/>
+              <w:bottom w:val="single" w:color="CCCCCC" w:sz="4"/>
+              <w:right w:val="single" w:color="CCCCCC" w:sz="4"/>
+            </w:tcBorders>
+          </w:tcPr>
+          <w:p>
+            <w:r>
+              <w:rPr>
+                <w:rFonts w:ascii="Calibri" w:cs="Calibri" w:eastAsia="Calibri" w:hAnsi="Calibri"/>
+                <w:b w:val="false"/>
+                <w:bCs w:val="false"/>
+                <w:sz w:val="17"/>
+                <w:szCs w:val="17"/>
+              </w:rPr>
+              <w:t xml:space="preserve">`/api/flow/upstream/{from}/{to}`</w:t>
+            </w:r>
+          </w:p>
+        </w:tc>
+        <w:tc>
+          <w:tcPr>
+            <w:tcW w:type="dxa" w:w="3000"/>
+            <w:tcBorders>
+              <w:top w:val="single" w:color="CCCCCC" w:sz="4"/>
+              <w:left w:val="single" w:color="CCCCCC" w:sz="4"/>
+              <w:bottom w:val="single" w:color="CCCCCC" w:sz="4"/>
+              <w:right w:val="single" w:color="CCCCCC" w:sz="4"/>
+            </w:tcBorders>
+          </w:tcPr>
+          <w:p>
+            <w:r>
+              <w:rPr>
+                <w:rFonts w:ascii="Calibri" w:cs="Calibri" w:eastAsia="Calibri" w:hAnsi="Calibri"/>
+                <w:b w:val="false"/>
+                <w:bCs w:val="false"/>
+                <w:sz w:val="17"/>
+                <w:szCs w:val="17"/>
+              </w:rPr>
+              <w:t xml:space="preserve">Upstream pair payloads</w:t>
+            </w:r>
+          </w:p>
+        </w:tc>
+      </w:tr>
+      <w:tr>
+        <w:tc>
+          <w:tcPr>
+            <w:tcW w:type="dxa" w:w="3000"/>
+            <w:tcBorders>
+              <w:top w:val="single" w:color="CCCCCC" w:sz="4"/>
+              <w:left w:val="single" w:color="CCCCCC" w:sz="4"/>
+              <w:bottom w:val="single" w:color="CCCCCC" w:sz="4"/>
+              <w:right w:val="single" w:color="CCCCCC" w:sz="4"/>
+            </w:tcBorders>
+          </w:tcPr>
+          <w:p>
+            <w:r>
+              <w:rPr>
+                <w:rFonts w:ascii="Calibri" w:cs="Calibri" w:eastAsia="Calibri" w:hAnsi="Calibri"/>
+                <w:b w:val="false"/>
+                <w:bCs w:val="false"/>
+                <w:sz w:val="17"/>
+                <w:szCs w:val="17"/>
+              </w:rPr>
+              <w:t xml:space="preserve">GET</w:t>
+            </w:r>
+          </w:p>
+        </w:tc>
+        <w:tc>
+          <w:tcPr>
+            <w:tcW w:type="dxa" w:w="3000"/>
+            <w:tcBorders>
+              <w:top w:val="single" w:color="CCCCCC" w:sz="4"/>
+              <w:left w:val="single" w:color="CCCCCC" w:sz="4"/>
+              <w:bottom w:val="single" w:color="CCCCCC" w:sz="4"/>
+              <w:right w:val="single" w:color="CCCCCC" w:sz="4"/>
+            </w:tcBorders>
+          </w:tcPr>
+          <w:p>
+            <w:r>
+              <w:rPr>
+                <w:rFonts w:ascii="Calibri" w:cs="Calibri" w:eastAsia="Calibri" w:hAnsi="Calibri"/>
+                <w:b w:val="false"/>
+                <w:bCs w:val="false"/>
+                <w:sz w:val="17"/>
+                <w:szCs w:val="17"/>
+              </w:rPr>
+              <w:t xml:space="preserve">`/api/contracts?direction=&amp;producer=&amp;consumer=`</w:t>
+            </w:r>
+          </w:p>
+        </w:tc>
+        <w:tc>
+          <w:tcPr>
+            <w:tcW w:type="dxa" w:w="3000"/>
+            <w:tcBorders>
+              <w:top w:val="single" w:color="CCCCCC" w:sz="4"/>
+              <w:left w:val="single" w:color="CCCCCC" w:sz="4"/>
+              <w:bottom w:val="single" w:color="CCCCCC" w:sz="4"/>
+              <w:right w:val="single" w:color="CCCCCC" w:sz="4"/>
+            </w:tcBorders>
+          </w:tcPr>
+          <w:p>
+            <w:r>
+              <w:rPr>
+                <w:rFonts w:ascii="Calibri" w:cs="Calibri" w:eastAsia="Calibri" w:hAnsi="Calibri"/>
+                <w:b w:val="false"/>
+                <w:bCs w:val="false"/>
+                <w:sz w:val="17"/>
+                <w:szCs w:val="17"/>
+              </w:rPr>
+              <w:t xml:space="preserve">Filter CT list</w:t>
+            </w:r>
+          </w:p>
+        </w:tc>
+      </w:tr>
+    </w:tbl>
+    <w:p/>
+    <w:p>
+      <w:pPr>
+        <w:pStyle w:val="Heading2"/>
+        <w:spacing w:after="80" w:before="200"/>
+      </w:pPr>
+      <w:r>
+        <w:rPr>
+          <w:rFonts w:ascii="Calibri" w:cs="Calibri" w:eastAsia="Calibri" w:hAnsi="Calibri"/>
+          <w:b/>
+          <w:bCs/>
+          <w:sz w:val="22"/>
+          <w:szCs w:val="22"/>
+        </w:rPr>
+        <w:t xml:space="preserve">Per service (`/api/proxy/{CLM\|MDM\|ACC\|TAX\|ALC\|DOC}/…`)</w:t>
+      </w:r>
+    </w:p>
+    <w:tbl>
+      <w:tblPr>
+        <w:tblW w:type="dxa" w:w="9000"/>
+        <w:tblBorders>
+          <w:top w:val="single" w:color="auto" w:sz="4"/>
+          <w:left w:val="single" w:color="auto" w:sz="4"/>
+          <w:bottom w:val="single" w:color="auto" w:sz="4"/>
+          <w:right w:val="single" w:color="auto" w:sz="4"/>
+          <w:insideH w:val="single" w:color="auto" w:sz="4"/>
+          <w:insideV w:val="single" w:color="auto" w:sz="4"/>
+        </w:tblBorders>
+      </w:tblPr>
+      <w:tblGrid>
+        <w:gridCol w:w="3000"/>
+        <w:gridCol w:w="3000"/>
+        <w:gridCol w:w="3000"/>
+      </w:tblGrid>
+      <w:tr>
+        <w:tc>
+          <w:tcPr>
+            <w:tcW w:type="dxa" w:w="3000"/>
+            <w:tcBorders>
+              <w:top w:val="single" w:color="CCCCCC" w:sz="4"/>
+              <w:left w:val="single" w:color="CCCCCC" w:sz="4"/>
+              <w:bottom w:val="single" w:color="CCCCCC" w:sz="4"/>
+              <w:right w:val="single" w:color="CCCCCC" w:sz="4"/>
+            </w:tcBorders>
+          </w:tcPr>
+          <w:p>
+            <w:r>
+              <w:rPr>
+                <w:rFonts w:ascii="Calibri" w:cs="Calibri" w:eastAsia="Calibri" w:hAnsi="Calibri"/>
+                <w:b/>
+                <w:bCs/>
+                <w:sz w:val="18"/>
+                <w:szCs w:val="18"/>
+              </w:rPr>
+              <w:t xml:space="preserve">Method</w:t>
+            </w:r>
+          </w:p>
+        </w:tc>
+        <w:tc>
+          <w:tcPr>
+            <w:tcW w:type="dxa" w:w="3000"/>
+            <w:tcBorders>
+              <w:top w:val="single" w:color="CCCCCC" w:sz="4"/>
+              <w:left w:val="single" w:color="CCCCCC" w:sz="4"/>
+              <w:bottom w:val="single" w:color="CCCCCC" w:sz="4"/>
+              <w:right w:val="single" w:color="CCCCCC" w:sz="4"/>
+            </w:tcBorders>
+          </w:tcPr>
+          <w:p>
+            <w:r>
+              <w:rPr>
+                <w:rFonts w:ascii="Calibri" w:cs="Calibri" w:eastAsia="Calibri" w:hAnsi="Calibri"/>
+                <w:b/>
+                <w:bCs/>
+                <w:sz w:val="18"/>
+                <w:szCs w:val="18"/>
+              </w:rPr>
+              <w:t xml:space="preserve">Path</w:t>
+            </w:r>
+          </w:p>
+        </w:tc>
+        <w:tc>
+          <w:tcPr>
+            <w:tcW w:type="dxa" w:w="3000"/>
+            <w:tcBorders>
+              <w:top w:val="single" w:color="CCCCCC" w:sz="4"/>
+              <w:left w:val="single" w:color="CCCCCC" w:sz="4"/>
+              <w:bottom w:val="single" w:color="CCCCCC" w:sz="4"/>
+              <w:right w:val="single" w:color="CCCCCC" w:sz="4"/>
+            </w:tcBorders>
+          </w:tcPr>
+          <w:p>
+            <w:r>
+              <w:rPr>
+                <w:rFonts w:ascii="Calibri" w:cs="Calibri" w:eastAsia="Calibri" w:hAnsi="Calibri"/>
+                <w:b/>
+                <w:bCs/>
+                <w:sz w:val="18"/>
+                <w:szCs w:val="18"/>
+              </w:rPr>
+              <w:t xml:space="preserve">Purpose</w:t>
+            </w:r>
+          </w:p>
+        </w:tc>
+      </w:tr>
+      <w:tr>
+        <w:tc>
+          <w:tcPr>
+            <w:tcW w:type="dxa" w:w="3000"/>
+            <w:tcBorders>
+              <w:top w:val="single" w:color="CCCCCC" w:sz="4"/>
+              <w:left w:val="single" w:color="CCCCCC" w:sz="4"/>
+              <w:bottom w:val="single" w:color="CCCCCC" w:sz="4"/>
+              <w:right w:val="single" w:color="CCCCCC" w:sz="4"/>
+            </w:tcBorders>
+          </w:tcPr>
+          <w:p>
+            <w:r>
+              <w:rPr>
+                <w:rFonts w:ascii="Calibri" w:cs="Calibri" w:eastAsia="Calibri" w:hAnsi="Calibri"/>
+                <w:b w:val="false"/>
+                <w:bCs w:val="false"/>
+                <w:sz w:val="17"/>
+                <w:szCs w:val="17"/>
+              </w:rPr>
+              <w:t xml:space="preserve">GET</w:t>
+            </w:r>
+          </w:p>
+        </w:tc>
+        <w:tc>
+          <w:tcPr>
+            <w:tcW w:type="dxa" w:w="3000"/>
+            <w:tcBorders>
+              <w:top w:val="single" w:color="CCCCCC" w:sz="4"/>
+              <w:left w:val="single" w:color="CCCCCC" w:sz="4"/>
+              <w:bottom w:val="single" w:color="CCCCCC" w:sz="4"/>
+              <w:right w:val="single" w:color="CCCCCC" w:sz="4"/>
+            </w:tcBorders>
+          </w:tcPr>
+          <w:p>
+            <w:r>
+              <w:rPr>
+                <w:rFonts w:ascii="Calibri" w:cs="Calibri" w:eastAsia="Calibri" w:hAnsi="Calibri"/>
+                <w:b w:val="false"/>
+                <w:bCs w:val="false"/>
+                <w:sz w:val="17"/>
+                <w:szCs w:val="17"/>
+              </w:rPr>
+              <w:t xml:space="preserve">`/flow`</w:t>
+            </w:r>
+          </w:p>
+        </w:tc>
+        <w:tc>
+          <w:tcPr>
+            <w:tcW w:type="dxa" w:w="3000"/>
+            <w:tcBorders>
+              <w:top w:val="single" w:color="CCCCCC" w:sz="4"/>
+              <w:left w:val="single" w:color="CCCCCC" w:sz="4"/>
+              <w:bottom w:val="single" w:color="CCCCCC" w:sz="4"/>
+              <w:right w:val="single" w:color="CCCCCC" w:sz="4"/>
+            </w:tcBorders>
+          </w:tcPr>
+          <w:p>
+            <w:r>
+              <w:rPr>
+                <w:rFonts w:ascii="Calibri" w:cs="Calibri" w:eastAsia="Calibri" w:hAnsi="Calibri"/>
+                <w:b w:val="false"/>
+                <w:bCs w:val="false"/>
+                <w:sz w:val="17"/>
+                <w:szCs w:val="17"/>
+              </w:rPr>
+              <w:t xml:space="preserve">This service’s down/up peers and contracts</w:t>
+            </w:r>
+          </w:p>
+        </w:tc>
+      </w:tr>
+      <w:tr>
+        <w:tc>
+          <w:tcPr>
+            <w:tcW w:type="dxa" w:w="3000"/>
+            <w:tcBorders>
+              <w:top w:val="single" w:color="CCCCCC" w:sz="4"/>
+              <w:left w:val="single" w:color="CCCCCC" w:sz="4"/>
+              <w:bottom w:val="single" w:color="CCCCCC" w:sz="4"/>
+              <w:right w:val="single" w:color="CCCCCC" w:sz="4"/>
+            </w:tcBorders>
+          </w:tcPr>
+          <w:p>
+            <w:r>
+              <w:rPr>
+                <w:rFonts w:ascii="Calibri" w:cs="Calibri" w:eastAsia="Calibri" w:hAnsi="Calibri"/>
+                <w:b w:val="false"/>
+                <w:bCs w:val="false"/>
+                <w:sz w:val="17"/>
+                <w:szCs w:val="17"/>
+              </w:rPr>
+              <w:t xml:space="preserve">GET</w:t>
+            </w:r>
+          </w:p>
+        </w:tc>
+        <w:tc>
+          <w:tcPr>
+            <w:tcW w:type="dxa" w:w="3000"/>
+            <w:tcBorders>
+              <w:top w:val="single" w:color="CCCCCC" w:sz="4"/>
+              <w:left w:val="single" w:color="CCCCCC" w:sz="4"/>
+              <w:bottom w:val="single" w:color="CCCCCC" w:sz="4"/>
+              <w:right w:val="single" w:color="CCCCCC" w:sz="4"/>
+            </w:tcBorders>
+          </w:tcPr>
+          <w:p>
+            <w:r>
+              <w:rPr>
+                <w:rFonts w:ascii="Calibri" w:cs="Calibri" w:eastAsia="Calibri" w:hAnsi="Calibri"/>
+                <w:b w:val="false"/>
+                <w:bCs w:val="false"/>
+                <w:sz w:val="17"/>
+                <w:szCs w:val="17"/>
+              </w:rPr>
+              <w:t xml:space="preserve">`/contracts/downstream`</w:t>
+            </w:r>
+          </w:p>
+        </w:tc>
+        <w:tc>
+          <w:tcPr>
+            <w:tcW w:type="dxa" w:w="3000"/>
+            <w:tcBorders>
+              <w:top w:val="single" w:color="CCCCCC" w:sz="4"/>
+              <w:left w:val="single" w:color="CCCCCC" w:sz="4"/>
+              <w:bottom w:val="single" w:color="CCCCCC" w:sz="4"/>
+              <w:right w:val="single" w:color="CCCCCC" w:sz="4"/>
+            </w:tcBorders>
+          </w:tcPr>
+          <w:p>
+            <w:r>
+              <w:rPr>
+                <w:rFonts w:ascii="Calibri" w:cs="Calibri" w:eastAsia="Calibri" w:hAnsi="Calibri"/>
+                <w:b w:val="false"/>
+                <w:bCs w:val="false"/>
+                <w:sz w:val="17"/>
+                <w:szCs w:val="17"/>
+              </w:rPr>
+              <w:t xml:space="preserve">Direction-scoped catalog</w:t>
+            </w:r>
+          </w:p>
+        </w:tc>
+      </w:tr>
+      <w:tr>
+        <w:tc>
+          <w:tcPr>
+            <w:tcW w:type="dxa" w:w="3000"/>
+            <w:tcBorders>
+              <w:top w:val="single" w:color="CCCCCC" w:sz="4"/>
+              <w:left w:val="single" w:color="CCCCCC" w:sz="4"/>
+              <w:bottom w:val="single" w:color="CCCCCC" w:sz="4"/>
+              <w:right w:val="single" w:color="CCCCCC" w:sz="4"/>
+            </w:tcBorders>
+          </w:tcPr>
+          <w:p>
+            <w:r>
+              <w:rPr>
+                <w:rFonts w:ascii="Calibri" w:cs="Calibri" w:eastAsia="Calibri" w:hAnsi="Calibri"/>
+                <w:b w:val="false"/>
+                <w:bCs w:val="false"/>
+                <w:sz w:val="17"/>
+                <w:szCs w:val="17"/>
+              </w:rPr>
+              <w:t xml:space="preserve">GET</w:t>
+            </w:r>
+          </w:p>
+        </w:tc>
+        <w:tc>
+          <w:tcPr>
+            <w:tcW w:type="dxa" w:w="3000"/>
+            <w:tcBorders>
+              <w:top w:val="single" w:color="CCCCCC" w:sz="4"/>
+              <w:left w:val="single" w:color="CCCCCC" w:sz="4"/>
+              <w:bottom w:val="single" w:color="CCCCCC" w:sz="4"/>
+              <w:right w:val="single" w:color="CCCCCC" w:sz="4"/>
+            </w:tcBorders>
+          </w:tcPr>
+          <w:p>
+            <w:r>
+              <w:rPr>
+                <w:rFonts w:ascii="Calibri" w:cs="Calibri" w:eastAsia="Calibri" w:hAnsi="Calibri"/>
+                <w:b w:val="false"/>
+                <w:bCs w:val="false"/>
+                <w:sz w:val="17"/>
+                <w:szCs w:val="17"/>
+              </w:rPr>
+              <w:t xml:space="preserve">`/contracts/upstream`</w:t>
+            </w:r>
+          </w:p>
+        </w:tc>
+        <w:tc>
+          <w:tcPr>
+            <w:tcW w:type="dxa" w:w="3000"/>
+            <w:tcBorders>
+              <w:top w:val="single" w:color="CCCCCC" w:sz="4"/>
+              <w:left w:val="single" w:color="CCCCCC" w:sz="4"/>
+              <w:bottom w:val="single" w:color="CCCCCC" w:sz="4"/>
+              <w:right w:val="single" w:color="CCCCCC" w:sz="4"/>
+            </w:tcBorders>
+          </w:tcPr>
+          <w:p>
+            <w:r>
+              <w:rPr>
+                <w:rFonts w:ascii="Calibri" w:cs="Calibri" w:eastAsia="Calibri" w:hAnsi="Calibri"/>
+                <w:b w:val="false"/>
+                <w:bCs w:val="false"/>
+                <w:sz w:val="17"/>
+                <w:szCs w:val="17"/>
+              </w:rPr>
+              <w:t xml:space="preserve">Direction-scoped catalog</w:t>
+            </w:r>
+          </w:p>
+        </w:tc>
+      </w:tr>
+      <w:tr>
+        <w:tc>
+          <w:tcPr>
+            <w:tcW w:type="dxa" w:w="3000"/>
+            <w:tcBorders>
+              <w:top w:val="single" w:color="CCCCCC" w:sz="4"/>
+              <w:left w:val="single" w:color="CCCCCC" w:sz="4"/>
+              <w:bottom w:val="single" w:color="CCCCCC" w:sz="4"/>
+              <w:right w:val="single" w:color="CCCCCC" w:sz="4"/>
+            </w:tcBorders>
+          </w:tcPr>
+          <w:p>
+            <w:r>
+              <w:rPr>
+                <w:rFonts w:ascii="Calibri" w:cs="Calibri" w:eastAsia="Calibri" w:hAnsi="Calibri"/>
+                <w:b w:val="false"/>
+                <w:bCs w:val="false"/>
+                <w:sz w:val="17"/>
+                <w:szCs w:val="17"/>
+              </w:rPr>
+              <w:t xml:space="preserve">GET</w:t>
+            </w:r>
+          </w:p>
+        </w:tc>
+        <w:tc>
+          <w:tcPr>
+            <w:tcW w:type="dxa" w:w="3000"/>
+            <w:tcBorders>
+              <w:top w:val="single" w:color="CCCCCC" w:sz="4"/>
+              <w:left w:val="single" w:color="CCCCCC" w:sz="4"/>
+              <w:bottom w:val="single" w:color="CCCCCC" w:sz="4"/>
+              <w:right w:val="single" w:color="CCCCCC" w:sz="4"/>
+            </w:tcBorders>
+          </w:tcPr>
+          <w:p>
+            <w:r>
+              <w:rPr>
+                <w:rFonts w:ascii="Calibri" w:cs="Calibri" w:eastAsia="Calibri" w:hAnsi="Calibri"/>
+                <w:b w:val="false"/>
+                <w:bCs w:val="false"/>
+                <w:sz w:val="17"/>
+                <w:szCs w:val="17"/>
+              </w:rPr>
+              <w:t xml:space="preserve">`/downstream/{peer}`</w:t>
+            </w:r>
+          </w:p>
+        </w:tc>
+        <w:tc>
+          <w:tcPr>
+            <w:tcW w:type="dxa" w:w="3000"/>
+            <w:tcBorders>
+              <w:top w:val="single" w:color="CCCCCC" w:sz="4"/>
+              <w:left w:val="single" w:color="CCCCCC" w:sz="4"/>
+              <w:bottom w:val="single" w:color="CCCCCC" w:sz="4"/>
+              <w:right w:val="single" w:color="CCCCCC" w:sz="4"/>
+            </w:tcBorders>
+          </w:tcPr>
+          <w:p>
+            <w:r>
+              <w:rPr>
+                <w:rFonts w:ascii="Calibri" w:cs="Calibri" w:eastAsia="Calibri" w:hAnsi="Calibri"/>
+                <w:b w:val="false"/>
+                <w:bCs w:val="false"/>
+                <w:sz w:val="17"/>
+                <w:szCs w:val="17"/>
+              </w:rPr>
+              <w:t xml:space="preserve">Produce payloads to peer</w:t>
+            </w:r>
+          </w:p>
+        </w:tc>
+      </w:tr>
+      <w:tr>
+        <w:tc>
+          <w:tcPr>
+            <w:tcW w:type="dxa" w:w="3000"/>
+            <w:tcBorders>
+              <w:top w:val="single" w:color="CCCCCC" w:sz="4"/>
+              <w:left w:val="single" w:color="CCCCCC" w:sz="4"/>
+              <w:bottom w:val="single" w:color="CCCCCC" w:sz="4"/>
+              <w:right w:val="single" w:color="CCCCCC" w:sz="4"/>
+            </w:tcBorders>
+          </w:tcPr>
+          <w:p>
+            <w:r>
+              <w:rPr>
+                <w:rFonts w:ascii="Calibri" w:cs="Calibri" w:eastAsia="Calibri" w:hAnsi="Calibri"/>
+                <w:b w:val="false"/>
+                <w:bCs w:val="false"/>
+                <w:sz w:val="17"/>
+                <w:szCs w:val="17"/>
+              </w:rPr>
+              <w:t xml:space="preserve">GET</w:t>
+            </w:r>
+          </w:p>
+        </w:tc>
+        <w:tc>
+          <w:tcPr>
+            <w:tcW w:type="dxa" w:w="3000"/>
+            <w:tcBorders>
+              <w:top w:val="single" w:color="CCCCCC" w:sz="4"/>
+              <w:left w:val="single" w:color="CCCCCC" w:sz="4"/>
+              <w:bottom w:val="single" w:color="CCCCCC" w:sz="4"/>
+              <w:right w:val="single" w:color="CCCCCC" w:sz="4"/>
+            </w:tcBorders>
+          </w:tcPr>
+          <w:p>
+            <w:r>
+              <w:rPr>
+                <w:rFonts w:ascii="Calibri" w:cs="Calibri" w:eastAsia="Calibri" w:hAnsi="Calibri"/>
+                <w:b w:val="false"/>
+                <w:bCs w:val="false"/>
+                <w:sz w:val="17"/>
+                <w:szCs w:val="17"/>
+              </w:rPr>
+              <w:t xml:space="preserve">`/upstream/{peer}`</w:t>
+            </w:r>
+          </w:p>
+        </w:tc>
+        <w:tc>
+          <w:tcPr>
+            <w:tcW w:type="dxa" w:w="3000"/>
+            <w:tcBorders>
+              <w:top w:val="single" w:color="CCCCCC" w:sz="4"/>
+              <w:left w:val="single" w:color="CCCCCC" w:sz="4"/>
+              <w:bottom w:val="single" w:color="CCCCCC" w:sz="4"/>
+              <w:right w:val="single" w:color="CCCCCC" w:sz="4"/>
+            </w:tcBorders>
+          </w:tcPr>
+          <w:p>
+            <w:r>
+              <w:rPr>
+                <w:rFonts w:ascii="Calibri" w:cs="Calibri" w:eastAsia="Calibri" w:hAnsi="Calibri"/>
+                <w:b w:val="false"/>
+                <w:bCs w:val="false"/>
+                <w:sz w:val="17"/>
+                <w:szCs w:val="17"/>
+              </w:rPr>
+              <w:t xml:space="preserve">Produce upstream payloads to peer</w:t>
+            </w:r>
+          </w:p>
+        </w:tc>
+      </w:tr>
+      <w:tr>
+        <w:tc>
+          <w:tcPr>
+            <w:tcW w:type="dxa" w:w="3000"/>
+            <w:tcBorders>
+              <w:top w:val="single" w:color="CCCCCC" w:sz="4"/>
+              <w:left w:val="single" w:color="CCCCCC" w:sz="4"/>
+              <w:bottom w:val="single" w:color="CCCCCC" w:sz="4"/>
+              <w:right w:val="single" w:color="CCCCCC" w:sz="4"/>
+            </w:tcBorders>
+          </w:tcPr>
+          <w:p>
+            <w:r>
+              <w:rPr>
+                <w:rFonts w:ascii="Calibri" w:cs="Calibri" w:eastAsia="Calibri" w:hAnsi="Calibri"/>
+                <w:b w:val="false"/>
+                <w:bCs w:val="false"/>
+                <w:sz w:val="17"/>
+                <w:szCs w:val="17"/>
+              </w:rPr>
+              <w:t xml:space="preserve">GET</w:t>
+            </w:r>
+          </w:p>
+        </w:tc>
+        <w:tc>
+          <w:tcPr>
+            <w:tcW w:type="dxa" w:w="3000"/>
+            <w:tcBorders>
+              <w:top w:val="single" w:color="CCCCCC" w:sz="4"/>
+              <w:left w:val="single" w:color="CCCCCC" w:sz="4"/>
+              <w:bottom w:val="single" w:color="CCCCCC" w:sz="4"/>
+              <w:right w:val="single" w:color="CCCCCC" w:sz="4"/>
+            </w:tcBorders>
+          </w:tcPr>
+          <w:p>
+            <w:r>
+              <w:rPr>
+                <w:rFonts w:ascii="Calibri" w:cs="Calibri" w:eastAsia="Calibri" w:hAnsi="Calibri"/>
+                <w:b w:val="false"/>
+                <w:bCs w:val="false"/>
+                <w:sz w:val="17"/>
+                <w:szCs w:val="17"/>
+              </w:rPr>
+              <w:t xml:space="preserve">`/consume/downstream`</w:t>
+            </w:r>
+          </w:p>
+        </w:tc>
+        <w:tc>
+          <w:tcPr>
+            <w:tcW w:type="dxa" w:w="3000"/>
+            <w:tcBorders>
+              <w:top w:val="single" w:color="CCCCCC" w:sz="4"/>
+              <w:left w:val="single" w:color="CCCCCC" w:sz="4"/>
+              <w:bottom w:val="single" w:color="CCCCCC" w:sz="4"/>
+              <w:right w:val="single" w:color="CCCCCC" w:sz="4"/>
+            </w:tcBorders>
+          </w:tcPr>
+          <w:p>
+            <w:r>
+              <w:rPr>
+                <w:rFonts w:ascii="Calibri" w:cs="Calibri" w:eastAsia="Calibri" w:hAnsi="Calibri"/>
+                <w:b w:val="false"/>
+                <w:bCs w:val="false"/>
+                <w:sz w:val="17"/>
+                <w:szCs w:val="17"/>
+              </w:rPr>
+              <w:t xml:space="preserve">Batch-pull all downstream inputs</w:t>
+            </w:r>
+          </w:p>
+        </w:tc>
+      </w:tr>
+      <w:tr>
+        <w:tc>
+          <w:tcPr>
+            <w:tcW w:type="dxa" w:w="3000"/>
+            <w:tcBorders>
+              <w:top w:val="single" w:color="CCCCCC" w:sz="4"/>
+              <w:left w:val="single" w:color="CCCCCC" w:sz="4"/>
+              <w:bottom w:val="single" w:color="CCCCCC" w:sz="4"/>
+              <w:right w:val="single" w:color="CCCCCC" w:sz="4"/>
+            </w:tcBorders>
+          </w:tcPr>
+          <w:p>
+            <w:r>
+              <w:rPr>
+                <w:rFonts w:ascii="Calibri" w:cs="Calibri" w:eastAsia="Calibri" w:hAnsi="Calibri"/>
+                <w:b w:val="false"/>
+                <w:bCs w:val="false"/>
+                <w:sz w:val="17"/>
+                <w:szCs w:val="17"/>
+              </w:rPr>
+              <w:t xml:space="preserve">GET</w:t>
+            </w:r>
+          </w:p>
+        </w:tc>
+        <w:tc>
+          <w:tcPr>
+            <w:tcW w:type="dxa" w:w="3000"/>
+            <w:tcBorders>
+              <w:top w:val="single" w:color="CCCCCC" w:sz="4"/>
+              <w:left w:val="single" w:color="CCCCCC" w:sz="4"/>
+              <w:bottom w:val="single" w:color="CCCCCC" w:sz="4"/>
+              <w:right w:val="single" w:color="CCCCCC" w:sz="4"/>
+            </w:tcBorders>
+          </w:tcPr>
+          <w:p>
+            <w:r>
+              <w:rPr>
+                <w:rFonts w:ascii="Calibri" w:cs="Calibri" w:eastAsia="Calibri" w:hAnsi="Calibri"/>
+                <w:b w:val="false"/>
+                <w:bCs w:val="false"/>
+                <w:sz w:val="17"/>
+                <w:szCs w:val="17"/>
+              </w:rPr>
+              <w:t xml:space="preserve">`/consume/upstream`</w:t>
+            </w:r>
+          </w:p>
+        </w:tc>
+        <w:tc>
+          <w:tcPr>
+            <w:tcW w:type="dxa" w:w="3000"/>
+            <w:tcBorders>
+              <w:top w:val="single" w:color="CCCCCC" w:sz="4"/>
+              <w:left w:val="single" w:color="CCCCCC" w:sz="4"/>
+              <w:bottom w:val="single" w:color="CCCCCC" w:sz="4"/>
+              <w:right w:val="single" w:color="CCCCCC" w:sz="4"/>
+            </w:tcBorders>
+          </w:tcPr>
+          <w:p>
+            <w:r>
+              <w:rPr>
+                <w:rFonts w:ascii="Calibri" w:cs="Calibri" w:eastAsia="Calibri" w:hAnsi="Calibri"/>
+                <w:b w:val="false"/>
+                <w:bCs w:val="false"/>
+                <w:sz w:val="17"/>
+                <w:szCs w:val="17"/>
+              </w:rPr>
+              <w:t xml:space="preserve">Batch-pull all upstream inputs</w:t>
+            </w:r>
+          </w:p>
+        </w:tc>
+      </w:tr>
+      <w:tr>
+        <w:tc>
+          <w:tcPr>
+            <w:tcW w:type="dxa" w:w="3000"/>
+            <w:tcBorders>
+              <w:top w:val="single" w:color="CCCCCC" w:sz="4"/>
+              <w:left w:val="single" w:color="CCCCCC" w:sz="4"/>
+              <w:bottom w:val="single" w:color="CCCCCC" w:sz="4"/>
+              <w:right w:val="single" w:color="CCCCCC" w:sz="4"/>
+            </w:tcBorders>
+          </w:tcPr>
+          <w:p>
+            <w:r>
+              <w:rPr>
+                <w:rFonts w:ascii="Calibri" w:cs="Calibri" w:eastAsia="Calibri" w:hAnsi="Calibri"/>
+                <w:b w:val="false"/>
+                <w:bCs w:val="false"/>
+                <w:sz w:val="17"/>
+                <w:szCs w:val="17"/>
+              </w:rPr>
+              <w:t xml:space="preserve">GET</w:t>
+            </w:r>
+          </w:p>
+        </w:tc>
+        <w:tc>
+          <w:tcPr>
+            <w:tcW w:type="dxa" w:w="3000"/>
+            <w:tcBorders>
+              <w:top w:val="single" w:color="CCCCCC" w:sz="4"/>
+              <w:left w:val="single" w:color="CCCCCC" w:sz="4"/>
+              <w:bottom w:val="single" w:color="CCCCCC" w:sz="4"/>
+              <w:right w:val="single" w:color="CCCCCC" w:sz="4"/>
+            </w:tcBorders>
+          </w:tcPr>
+          <w:p>
+            <w:r>
+              <w:rPr>
+                <w:rFonts w:ascii="Calibri" w:cs="Calibri" w:eastAsia="Calibri" w:hAnsi="Calibri"/>
+                <w:b w:val="false"/>
+                <w:bCs w:val="false"/>
+                <w:sz w:val="17"/>
+                <w:szCs w:val="17"/>
+              </w:rPr>
+              <w:t xml:space="preserve">`/pipeline?direction=`</w:t>
+            </w:r>
+          </w:p>
+        </w:tc>
+        <w:tc>
+          <w:tcPr>
+            <w:tcW w:type="dxa" w:w="3000"/>
+            <w:tcBorders>
+              <w:top w:val="single" w:color="CCCCCC" w:sz="4"/>
+              <w:left w:val="single" w:color="CCCCCC" w:sz="4"/>
+              <w:bottom w:val="single" w:color="CCCCCC" w:sz="4"/>
+              <w:right w:val="single" w:color="CCCCCC" w:sz="4"/>
+            </w:tcBorders>
+          </w:tcPr>
+          <w:p>
+            <w:r>
+              <w:rPr>
+                <w:rFonts w:ascii="Calibri" w:cs="Calibri" w:eastAsia="Calibri" w:hAnsi="Calibri"/>
+                <w:b w:val="false"/>
+                <w:bCs w:val="false"/>
+                <w:sz w:val="17"/>
+                <w:szCs w:val="17"/>
+              </w:rPr>
+              <w:t xml:space="preserve">Reachability (optional filter)</w:t>
+            </w:r>
+          </w:p>
+        </w:tc>
+      </w:tr>
+    </w:tbl>
+    <w:p/>
+    <w:p>
+      <w:pPr>
+        <w:shd w:fill="F3F4F6" w:val="clear"/>
+      </w:pPr>
+      <w:r>
+        <w:rPr>
+          <w:rFonts w:ascii="Consolas" w:cs="Consolas" w:eastAsia="Consolas" w:hAnsi="Consolas"/>
+          <w:sz w:val="16"/>
+          <w:szCs w:val="16"/>
+        </w:rPr>
+        <w:t xml:space="preserve">curl http://127.0.0.1:4100/api/flow</w:t>
+      </w:r>
+    </w:p>
+    <w:p>
+      <w:pPr>
+        <w:shd w:fill="F3F4F6" w:val="clear"/>
+      </w:pPr>
+      <w:r>
+        <w:rPr>
+          <w:rFonts w:ascii="Consolas" w:cs="Consolas" w:eastAsia="Consolas" w:hAnsi="Consolas"/>
+          <w:sz w:val="16"/>
+          <w:szCs w:val="16"/>
+        </w:rPr>
+        <w:t xml:space="preserve">curl http://127.0.0.1:4100/api/flow/downstream/MDM/TAX</w:t>
+      </w:r>
+    </w:p>
+    <w:p>
+      <w:pPr>
+        <w:shd w:fill="F3F4F6" w:val="clear"/>
+      </w:pPr>
+      <w:r>
+        <w:rPr>
+          <w:rFonts w:ascii="Consolas" w:cs="Consolas" w:eastAsia="Consolas" w:hAnsi="Consolas"/>
+          <w:sz w:val="16"/>
+          <w:szCs w:val="16"/>
+        </w:rPr>
+        <w:t xml:space="preserve">curl http://127.0.0.1:4100/api/proxy/MDM/downstream/TAX</w:t>
+      </w:r>
+    </w:p>
+    <w:p>
+      <w:pPr>
+        <w:shd w:fill="F3F4F6" w:val="clear"/>
+      </w:pPr>
+      <w:r>
+        <w:rPr>
+          <w:rFonts w:ascii="Consolas" w:cs="Consolas" w:eastAsia="Consolas" w:hAnsi="Consolas"/>
+          <w:sz w:val="16"/>
+          <w:szCs w:val="16"/>
+        </w:rPr>
+        <w:t xml:space="preserve">curl http://127.0.0.1:4100/api/proxy/TAX/upstream/MDM</w:t>
+      </w:r>
+    </w:p>
+    <w:p>
+      <w:pPr>
+        <w:shd w:fill="F3F4F6" w:val="clear"/>
+      </w:pPr>
+      <w:r>
+        <w:rPr>
+          <w:rFonts w:ascii="Consolas" w:cs="Consolas" w:eastAsia="Consolas" w:hAnsi="Consolas"/>
+          <w:sz w:val="16"/>
+          <w:szCs w:val="16"/>
+        </w:rPr>
+        <w:t xml:space="preserve">curl http://127.0.0.1:4100/api/proxy/TAX/consume/downstream</w:t>
+      </w:r>
+    </w:p>
+    <w:p/>
     <w:p>
       <w:pPr>
         <w:spacing w:after="80"/>
@@ -3285,7 +5201,78 @@
           <w:sz w:val="20"/>
           <w:szCs w:val="20"/>
         </w:rPr>
-        <w:t xml:space="preserve">Downstream contracts provide business data to consumers. Reverse contracts provide gaps, requests, or correction requirements to upstream owners.</w:t>
+        <w:t xml:space="preserve">Counts: </w:t>
+      </w:r>
+      <w:r>
+        <w:rPr>
+          <w:rFonts w:ascii="Calibri" w:cs="Calibri" w:eastAsia="Calibri" w:hAnsi="Calibri"/>
+          <w:b/>
+          <w:bCs/>
+          <w:sz w:val="20"/>
+          <w:szCs w:val="20"/>
+        </w:rPr>
+        <w:t xml:space="preserve">10</w:t>
+      </w:r>
+      <w:r>
+        <w:rPr>
+          <w:rFonts w:ascii="Calibri" w:cs="Calibri" w:eastAsia="Calibri" w:hAnsi="Calibri"/>
+          <w:sz w:val="20"/>
+          <w:szCs w:val="20"/>
+        </w:rPr>
+        <w:t xml:space="preserve"> downstream + </w:t>
+      </w:r>
+      <w:r>
+        <w:rPr>
+          <w:rFonts w:ascii="Calibri" w:cs="Calibri" w:eastAsia="Calibri" w:hAnsi="Calibri"/>
+          <w:b/>
+          <w:bCs/>
+          <w:sz w:val="20"/>
+          <w:szCs w:val="20"/>
+        </w:rPr>
+        <w:t xml:space="preserve">8</w:t>
+      </w:r>
+      <w:r>
+        <w:rPr>
+          <w:rFonts w:ascii="Calibri" w:cs="Calibri" w:eastAsia="Calibri" w:hAnsi="Calibri"/>
+          <w:sz w:val="20"/>
+          <w:szCs w:val="20"/>
+        </w:rPr>
+        <w:t xml:space="preserve"> upstream = </w:t>
+      </w:r>
+      <w:r>
+        <w:rPr>
+          <w:rFonts w:ascii="Calibri" w:cs="Calibri" w:eastAsia="Calibri" w:hAnsi="Calibri"/>
+          <w:b/>
+          <w:bCs/>
+          <w:sz w:val="20"/>
+          <w:szCs w:val="20"/>
+        </w:rPr>
+        <w:t xml:space="preserve">18</w:t>
+      </w:r>
+      <w:r>
+        <w:rPr>
+          <w:rFonts w:ascii="Calibri" w:cs="Calibri" w:eastAsia="Calibri" w:hAnsi="Calibri"/>
+          <w:sz w:val="20"/>
+          <w:szCs w:val="20"/>
+        </w:rPr>
+        <w:t xml:space="preserve"> contracts (CT-00…CT-17).</w:t>
+      </w:r>
+    </w:p>
+    <w:p>
+      <w:pPr>
+        <w:pStyle w:val="Heading1"/>
+        <w:spacing w:after="120" w:before="280"/>
+      </w:pPr>
+      <w:r>
+        <w:rPr>
+          <w:rFonts w:ascii="Calibri" w:cs="Calibri" w:eastAsia="Calibri" w:hAnsi="Calibri"/>
+          <w:b/>
+          <w:bCs/>
+          <w:color w:val="1F4E3D"/>
+          <w:sz w:val="26"/>
+          <w:szCs w:val="26"/>
+        </w:rPr>
+        <w:t xml:space="preserve">5. Contract catalog: CT-00 through CT-17</w:t>
       </w:r>
     </w:p>
     <w:tbl>
@@ -3491,7 +5478,7 @@
                 <w:sz w:val="17"/>
                 <w:szCs w:val="17"/>
               </w:rPr>
-              <w:t xml:space="preserve">CEM</w:t>
+              <w:t xml:space="preserve">CLM</w:t>
             </w:r>
           </w:p>
         </w:tc>
@@ -3514,7 +5501,7 @@
                 <w:sz w:val="17"/>
                 <w:szCs w:val="17"/>
               </w:rPr>
-              <w:t xml:space="preserve">MAD</w:t>
+              <w:t xml:space="preserve">MDM</w:t>
             </w:r>
           </w:p>
         </w:tc>
@@ -3560,7 +5547,7 @@
                 <w:sz w:val="17"/>
                 <w:szCs w:val="17"/>
               </w:rPr>
-              <w:t xml:space="preserve">`/api/proxy/CEM/contracts/ct-00/engagement-context`</w:t>
+              <w:t xml:space="preserve">`/api/proxy/CLM/contracts/ct-00/engagement-context`</w:t>
             </w:r>
           </w:p>
         </w:tc>
@@ -3631,7 +5618,7 @@
                 <w:sz w:val="17"/>
                 <w:szCs w:val="17"/>
               </w:rPr>
-              <w:t xml:space="preserve">MAD / A</w:t>
+              <w:t xml:space="preserve">MDM / A</w:t>
             </w:r>
           </w:p>
         </w:tc>
@@ -3654,7 +5641,7 @@
                 <w:sz w:val="17"/>
                 <w:szCs w:val="17"/>
               </w:rPr>
-              <w:t xml:space="preserve">CAM / B</w:t>
+              <w:t xml:space="preserve">ACC / B</w:t>
             </w:r>
           </w:p>
         </w:tc>
@@ -3771,7 +5758,7 @@
                 <w:sz w:val="17"/>
                 <w:szCs w:val="17"/>
               </w:rPr>
-              <w:t xml:space="preserve">MAD / A</w:t>
+              <w:t xml:space="preserve">MDM / A</w:t>
             </w:r>
           </w:p>
         </w:tc>
@@ -3794,7 +5781,7 @@
                 <w:sz w:val="17"/>
                 <w:szCs w:val="17"/>
               </w:rPr>
-              <w:t xml:space="preserve">TIM / C</w:t>
+              <w:t xml:space="preserve">TAX / C</w:t>
             </w:r>
           </w:p>
         </w:tc>
@@ -3911,7 +5898,7 @@
                 <w:sz w:val="17"/>
                 <w:szCs w:val="17"/>
               </w:rPr>
-              <w:t xml:space="preserve">MAD / A</w:t>
+              <w:t xml:space="preserve">MDM / A</w:t>
             </w:r>
           </w:p>
         </w:tc>
@@ -3934,7 +5921,7 @@
                 <w:sz w:val="17"/>
                 <w:szCs w:val="17"/>
               </w:rPr>
-              <w:t xml:space="preserve">RPAM / D</w:t>
+              <w:t xml:space="preserve">ALC / D</w:t>
             </w:r>
           </w:p>
         </w:tc>
@@ -4051,7 +6038,7 @@
                 <w:sz w:val="17"/>
                 <w:szCs w:val="17"/>
               </w:rPr>
-              <w:t xml:space="preserve">MAD / A</w:t>
+              <w:t xml:space="preserve">MDM / A</w:t>
             </w:r>
           </w:p>
         </w:tc>
@@ -4074,7 +6061,7 @@
                 <w:sz w:val="17"/>
                 <w:szCs w:val="17"/>
               </w:rPr>
-              <w:t xml:space="preserve">FORMS / E</w:t>
+              <w:t xml:space="preserve">DOC / E</w:t>
             </w:r>
           </w:p>
         </w:tc>
@@ -4191,7 +6178,7 @@
                 <w:sz w:val="17"/>
                 <w:szCs w:val="17"/>
               </w:rPr>
-              <w:t xml:space="preserve">CAM / B</w:t>
+              <w:t xml:space="preserve">ACC / B</w:t>
             </w:r>
           </w:p>
         </w:tc>
@@ -4214,7 +6201,7 @@
                 <w:sz w:val="17"/>
                 <w:szCs w:val="17"/>
               </w:rPr>
-              <w:t xml:space="preserve">MAD / A</w:t>
+              <w:t xml:space="preserve">MDM / A</w:t>
             </w:r>
           </w:p>
         </w:tc>
@@ -4237,7 +6224,7 @@
                 <w:sz w:val="17"/>
                 <w:szCs w:val="17"/>
               </w:rPr>
-              <w:t xml:space="preserve">Reverse</w:t>
+              <w:t xml:space="preserve">Upstream</w:t>
             </w:r>
           </w:p>
         </w:tc>
@@ -4331,7 +6318,7 @@
                 <w:sz w:val="17"/>
                 <w:szCs w:val="17"/>
               </w:rPr>
-              <w:t xml:space="preserve">CAM / B</w:t>
+              <w:t xml:space="preserve">ACC / B</w:t>
             </w:r>
           </w:p>
         </w:tc>
@@ -4354,7 +6341,7 @@
                 <w:sz w:val="17"/>
                 <w:szCs w:val="17"/>
               </w:rPr>
-              <w:t xml:space="preserve">TIM / C</w:t>
+              <w:t xml:space="preserve">TAX / C</w:t>
             </w:r>
           </w:p>
         </w:tc>
@@ -4471,7 +6458,7 @@
                 <w:sz w:val="17"/>
                 <w:szCs w:val="17"/>
               </w:rPr>
-              <w:t xml:space="preserve">CAM / B</w:t>
+              <w:t xml:space="preserve">ACC / B</w:t>
             </w:r>
           </w:p>
         </w:tc>
@@ -4494,7 +6481,7 @@
                 <w:sz w:val="17"/>
                 <w:szCs w:val="17"/>
               </w:rPr>
-              <w:t xml:space="preserve">RPAM / D</w:t>
+              <w:t xml:space="preserve">ALC / D</w:t>
             </w:r>
           </w:p>
         </w:tc>
@@ -4611,7 +6598,7 @@
                 <w:sz w:val="17"/>
                 <w:szCs w:val="17"/>
               </w:rPr>
-              <w:t xml:space="preserve">TIM / C</w:t>
+              <w:t xml:space="preserve">TAX / C</w:t>
             </w:r>
           </w:p>
         </w:tc>
@@ -4634,7 +6621,7 @@
                 <w:sz w:val="17"/>
                 <w:szCs w:val="17"/>
               </w:rPr>
-              <w:t xml:space="preserve">MAD / A</w:t>
+              <w:t xml:space="preserve">MDM / A</w:t>
             </w:r>
           </w:p>
         </w:tc>
@@ -4657,7 +6644,7 @@
                 <w:sz w:val="17"/>
                 <w:szCs w:val="17"/>
               </w:rPr>
-              <w:t xml:space="preserve">Reverse</w:t>
+              <w:t xml:space="preserve">Upstream</w:t>
             </w:r>
           </w:p>
         </w:tc>
@@ -4751,7 +6738,7 @@
                 <w:sz w:val="17"/>
                 <w:szCs w:val="17"/>
               </w:rPr>
-              <w:t xml:space="preserve">TIM / C</w:t>
+              <w:t xml:space="preserve">TAX / C</w:t>
             </w:r>
           </w:p>
         </w:tc>
@@ -4774,7 +6761,7 @@
                 <w:sz w:val="17"/>
                 <w:szCs w:val="17"/>
               </w:rPr>
-              <w:t xml:space="preserve">CAM / B</w:t>
+              <w:t xml:space="preserve">ACC / B</w:t>
             </w:r>
           </w:p>
         </w:tc>
@@ -4797,7 +6784,7 @@
                 <w:sz w:val="17"/>
                 <w:szCs w:val="17"/>
               </w:rPr>
-              <w:t xml:space="preserve">Reverse</w:t>
+              <w:t xml:space="preserve">Upstream</w:t>
             </w:r>
           </w:p>
         </w:tc>
@@ -4891,7 +6878,7 @@
                 <w:sz w:val="17"/>
                 <w:szCs w:val="17"/>
               </w:rPr>
-              <w:t xml:space="preserve">TIM / C</w:t>
+              <w:t xml:space="preserve">TAX / C</w:t>
             </w:r>
           </w:p>
         </w:tc>
@@ -4914,7 +6901,7 @@
                 <w:sz w:val="17"/>
                 <w:szCs w:val="17"/>
               </w:rPr>
-              <w:t xml:space="preserve">RPAM / D</w:t>
+              <w:t xml:space="preserve">ALC / D</w:t>
             </w:r>
           </w:p>
         </w:tc>
@@ -5031,7 +7018,7 @@
                 <w:sz w:val="17"/>
                 <w:szCs w:val="17"/>
               </w:rPr>
-              <w:t xml:space="preserve">TIM / C</w:t>
+              <w:t xml:space="preserve">TAX / C</w:t>
             </w:r>
           </w:p>
         </w:tc>
@@ -5054,7 +7041,7 @@
                 <w:sz w:val="17"/>
                 <w:szCs w:val="17"/>
               </w:rPr>
-              <w:t xml:space="preserve">FORMS / E</w:t>
+              <w:t xml:space="preserve">DOC / E</w:t>
             </w:r>
           </w:p>
         </w:tc>
@@ -5171,7 +7158,7 @@
                 <w:sz w:val="17"/>
                 <w:szCs w:val="17"/>
               </w:rPr>
-              <w:t xml:space="preserve">RPAM / D</w:t>
+              <w:t xml:space="preserve">ALC / D</w:t>
             </w:r>
           </w:p>
         </w:tc>
@@ -5194,7 +7181,7 @@
                 <w:sz w:val="17"/>
                 <w:szCs w:val="17"/>
               </w:rPr>
-              <w:t xml:space="preserve">MAD / A</w:t>
+              <w:t xml:space="preserve">MDM / A</w:t>
             </w:r>
           </w:p>
         </w:tc>
@@ -5217,7 +7204,7 @@
                 <w:sz w:val="17"/>
                 <w:szCs w:val="17"/>
               </w:rPr>
-              <w:t xml:space="preserve">Reverse</w:t>
+              <w:t xml:space="preserve">Upstream</w:t>
             </w:r>
           </w:p>
         </w:tc>
@@ -5311,7 +7298,7 @@
                 <w:sz w:val="17"/>
                 <w:szCs w:val="17"/>
               </w:rPr>
-              <w:t xml:space="preserve">RPAM / D</w:t>
+              <w:t xml:space="preserve">ALC / D</w:t>
             </w:r>
           </w:p>
         </w:tc>
@@ -5334,7 +7321,7 @@
                 <w:sz w:val="17"/>
                 <w:szCs w:val="17"/>
               </w:rPr>
-              <w:t xml:space="preserve">TIM / C</w:t>
+              <w:t xml:space="preserve">TAX / C</w:t>
             </w:r>
           </w:p>
         </w:tc>
@@ -5357,7 +7344,7 @@
                 <w:sz w:val="17"/>
                 <w:szCs w:val="17"/>
               </w:rPr>
-              <w:t xml:space="preserve">Reverse</w:t>
+              <w:t xml:space="preserve">Upstream</w:t>
             </w:r>
           </w:p>
         </w:tc>
@@ -5451,7 +7438,7 @@
                 <w:sz w:val="17"/>
                 <w:szCs w:val="17"/>
               </w:rPr>
-              <w:t xml:space="preserve">RPAM / D</w:t>
+              <w:t xml:space="preserve">ALC / D</w:t>
             </w:r>
           </w:p>
         </w:tc>
@@ -5474,7 +7461,7 @@
                 <w:sz w:val="17"/>
                 <w:szCs w:val="17"/>
               </w:rPr>
-              <w:t xml:space="preserve">FORMS / E</w:t>
+              <w:t xml:space="preserve">DOC / E</w:t>
             </w:r>
           </w:p>
         </w:tc>
@@ -5591,7 +7578,7 @@
                 <w:sz w:val="17"/>
                 <w:szCs w:val="17"/>
               </w:rPr>
-              <w:t xml:space="preserve">FORMS / E</w:t>
+              <w:t xml:space="preserve">DOC / E</w:t>
             </w:r>
           </w:p>
         </w:tc>
@@ -5614,7 +7601,7 @@
                 <w:sz w:val="17"/>
                 <w:szCs w:val="17"/>
               </w:rPr>
-              <w:t xml:space="preserve">MAD / A</w:t>
+              <w:t xml:space="preserve">MDM / A</w:t>
             </w:r>
           </w:p>
         </w:tc>
@@ -5637,7 +7624,7 @@
                 <w:sz w:val="17"/>
                 <w:szCs w:val="17"/>
               </w:rPr>
-              <w:t xml:space="preserve">Reverse</w:t>
+              <w:t xml:space="preserve">Upstream</w:t>
             </w:r>
           </w:p>
         </w:tc>
@@ -5731,7 +7718,7 @@
                 <w:sz w:val="17"/>
                 <w:szCs w:val="17"/>
               </w:rPr>
-              <w:t xml:space="preserve">FORMS / E</w:t>
+              <w:t xml:space="preserve">DOC / E</w:t>
             </w:r>
           </w:p>
         </w:tc>
@@ -5754,7 +7741,7 @@
                 <w:sz w:val="17"/>
                 <w:szCs w:val="17"/>
               </w:rPr>
-              <w:t xml:space="preserve">TIM / C</w:t>
+              <w:t xml:space="preserve">TAX / C</w:t>
             </w:r>
           </w:p>
         </w:tc>
@@ -5777,7 +7764,7 @@
                 <w:sz w:val="17"/>
                 <w:szCs w:val="17"/>
               </w:rPr>
-              <w:t xml:space="preserve">Reverse</w:t>
+              <w:t xml:space="preserve">Upstream</w:t>
             </w:r>
           </w:p>
         </w:tc>
@@ -5871,7 +7858,7 @@
                 <w:sz w:val="17"/>
                 <w:szCs w:val="17"/>
               </w:rPr>
-              <w:t xml:space="preserve">FORMS / E</w:t>
+              <w:t xml:space="preserve">DOC / E</w:t>
             </w:r>
           </w:p>
         </w:tc>
@@ -5894,7 +7881,7 @@
                 <w:sz w:val="17"/>
                 <w:szCs w:val="17"/>
               </w:rPr>
-              <w:t xml:space="preserve">RPAM / D</w:t>
+              <w:t xml:space="preserve">ALC / D</w:t>
             </w:r>
           </w:p>
         </w:tc>
@@ -5917,7 +7904,7 @@
                 <w:sz w:val="17"/>
                 <w:szCs w:val="17"/>
               </w:rPr>
-              <w:t xml:space="preserve">Reverse</w:t>
+              <w:t xml:space="preserve">Upstream</w:t>
             </w:r>
           </w:p>
         </w:tc>
@@ -5984,21 +7971,7 @@
           <w:sz w:val="26"/>
           <w:szCs w:val="26"/>
         </w:rPr>
-        <w:t xml:space="preserve">5. How producer-consumer API calls work</w:t>
-      </w:r>
-    </w:p>
-    <w:p>
-      <w:pPr>
-        <w:spacing w:after="80"/>
-        <w:jc w:val="left"/>
-      </w:pPr>
-      <w:r>
-        <w:rPr>
-          <w:rFonts w:ascii="Calibri" w:cs="Calibri" w:eastAsia="Calibri" w:hAnsi="Calibri"/>
-          <w:sz w:val="20"/>
-          <w:szCs w:val="20"/>
-        </w:rPr>
-        <w:t xml:space="preserve">Three concepts:</w:t>
+        <w:t xml:space="preserve">6. How producer-consumer API calls work</w:t>
       </w:r>
     </w:p>
     <w:p>
@@ -6094,7 +8067,7 @@
           <w:sz w:val="20"/>
           <w:szCs w:val="20"/>
         </w:rPr>
-        <w:t xml:space="preserve"> checks the consumer can pull a contract it consumes.</w:t>
+        <w:t xml:space="preserve"> pulls a contract it consumes.</w:t>
       </w:r>
     </w:p>
     <w:p>
@@ -6143,6 +8116,70 @@
           <w:szCs w:val="20"/>
         </w:rPr>
         <w:t xml:space="preserve"> checks reachability for contracts that service consumes.</w:t>
+      </w:r>
+    </w:p>
+    <w:p>
+      <w:pPr>
+        <w:spacing w:after="80"/>
+        <w:jc w:val="left"/>
+      </w:pPr>
+      <w:r>
+        <w:rPr>
+          <w:rFonts w:ascii="Calibri" w:cs="Calibri" w:eastAsia="Calibri" w:hAnsi="Calibri"/>
+          <w:sz w:val="20"/>
+          <w:szCs w:val="20"/>
+        </w:rPr>
+        <w:t xml:space="preserve">4. </w:t>
+      </w:r>
+      <w:r>
+        <w:rPr>
+          <w:rFonts w:ascii="Calibri" w:cs="Calibri" w:eastAsia="Calibri" w:hAnsi="Calibri"/>
+          <w:b/>
+          <w:bCs/>
+          <w:sz w:val="20"/>
+          <w:szCs w:val="20"/>
+        </w:rPr>
+        <w:t xml:space="preserve">Peer flow:</w:t>
+      </w:r>
+      <w:r>
+        <w:rPr>
+          <w:rFonts w:ascii="Calibri" w:cs="Calibri" w:eastAsia="Calibri" w:hAnsi="Calibri"/>
+          <w:sz w:val="20"/>
+          <w:szCs w:val="20"/>
+        </w:rPr>
+        <w:t xml:space="preserve"> </w:t>
+      </w:r>
+      <w:r>
+        <w:rPr>
+          <w:rFonts w:ascii="Consolas" w:cs="Consolas" w:eastAsia="Consolas" w:hAnsi="Consolas"/>
+          <w:sz w:val="18"/>
+          <w:szCs w:val="18"/>
+        </w:rPr>
+        <w:t xml:space="preserve">/api/proxy/{from}/downstream/{to}</w:t>
+      </w:r>
+      <w:r>
+        <w:rPr>
+          <w:rFonts w:ascii="Calibri" w:cs="Calibri" w:eastAsia="Calibri" w:hAnsi="Calibri"/>
+          <w:sz w:val="20"/>
+          <w:szCs w:val="20"/>
+        </w:rPr>
+        <w:t xml:space="preserve"> or </w:t>
+      </w:r>
+      <w:r>
+        <w:rPr>
+          <w:rFonts w:ascii="Consolas" w:cs="Consolas" w:eastAsia="Consolas" w:hAnsi="Consolas"/>
+          <w:sz w:val="18"/>
+          <w:szCs w:val="18"/>
+        </w:rPr>
+        <w:t xml:space="preserve">/upstream/{to}</w:t>
+      </w:r>
+      <w:r>
+        <w:rPr>
+          <w:rFonts w:ascii="Calibri" w:cs="Calibri" w:eastAsia="Calibri" w:hAnsi="Calibri"/>
+          <w:sz w:val="20"/>
+          <w:szCs w:val="20"/>
+        </w:rPr>
+        <w:t xml:space="preserve"> returns all contracts on that edge.</w:t>
       </w:r>
     </w:p>
     <w:p>
@@ -6158,7 +8195,7 @@
           <w:sz w:val="22"/>
           <w:szCs w:val="22"/>
         </w:rPr>
-        <w:t xml:space="preserve">Example: CAM → TIM via CT-06</w:t>
+        <w:t xml:space="preserve">Example: ACC → TAX via CT-06</w:t>
       </w:r>
     </w:p>
     <w:p>
@@ -6171,7 +8208,7 @@
           <w:sz w:val="16"/>
           <w:szCs w:val="16"/>
         </w:rPr>
-        <w:t xml:space="preserve"># 1. Inspect the producer payload</w:t>
+        <w:t xml:space="preserve">curl http://127.0.0.1:4100/api/proxy/B/contracts/ct-06/book-balances</w:t>
       </w:r>
     </w:p>
     <w:p>
@@ -6184,7 +8221,7 @@
           <w:sz w:val="16"/>
           <w:szCs w:val="16"/>
         </w:rPr>
-        <w:t xml:space="preserve">curl http://127.0.0.1:4100/api/proxy/B/contracts/ct-06/book-balances</w:t>
+        <w:t xml:space="preserve">curl http://127.0.0.1:4100/api/proxy/C/consume/CT-06</w:t>
       </w:r>
     </w:p>
     <w:p>
@@ -6197,7 +8234,7 @@
           <w:sz w:val="16"/>
           <w:szCs w:val="16"/>
         </w:rPr>
-        <w:t xml:space="preserve"> </w:t>
+        <w:t xml:space="preserve">curl http://127.0.0.1:4100/api/proxy/C/pipeline</w:t>
       </w:r>
     </w:p>
     <w:p>
@@ -6210,59 +8247,7 @@
           <w:sz w:val="16"/>
           <w:szCs w:val="16"/>
         </w:rPr>
-        <w:t xml:space="preserve"># 2. Exercise the consumer-side contract call</w:t>
-      </w:r>
-    </w:p>
-    <w:p>
-      <w:pPr>
-        <w:shd w:fill="F3F4F6" w:val="clear"/>
-      </w:pPr>
-      <w:r>
-        <w:rPr>
-          <w:rFonts w:ascii="Consolas" w:cs="Consolas" w:eastAsia="Consolas" w:hAnsi="Consolas"/>
-          <w:sz w:val="16"/>
-          <w:szCs w:val="16"/>
-        </w:rPr>
-        <w:t xml:space="preserve">curl http://127.0.0.1:4100/api/proxy/C/consume/CT-06</w:t>
-      </w:r>
-    </w:p>
-    <w:p>
-      <w:pPr>
-        <w:shd w:fill="F3F4F6" w:val="clear"/>
-      </w:pPr>
-      <w:r>
-        <w:rPr>
-          <w:rFonts w:ascii="Consolas" w:cs="Consolas" w:eastAsia="Consolas" w:hAnsi="Consolas"/>
-          <w:sz w:val="16"/>
-          <w:szCs w:val="16"/>
-        </w:rPr>
-        <w:t xml:space="preserve"> </w:t>
-      </w:r>
-    </w:p>
-    <w:p>
-      <w:pPr>
-        <w:shd w:fill="F3F4F6" w:val="clear"/>
-      </w:pPr>
-      <w:r>
-        <w:rPr>
-          <w:rFonts w:ascii="Consolas" w:cs="Consolas" w:eastAsia="Consolas" w:hAnsi="Consolas"/>
-          <w:sz w:val="16"/>
-          <w:szCs w:val="16"/>
-        </w:rPr>
-        <w:t xml:space="preserve"># 3. Check TIM's consumed-producer reachability</w:t>
-      </w:r>
-    </w:p>
-    <w:p>
-      <w:pPr>
-        <w:shd w:fill="F3F4F6" w:val="clear"/>
-      </w:pPr>
-      <w:r>
-        <w:rPr>
-          <w:rFonts w:ascii="Consolas" w:cs="Consolas" w:eastAsia="Consolas" w:hAnsi="Consolas"/>
-          <w:sz w:val="16"/>
-          <w:szCs w:val="16"/>
-        </w:rPr>
-        <w:t xml:space="preserve">curl http://127.0.0.1:4100/api/proxy/C/pipeline</w:t>
+        <w:t xml:space="preserve">curl http://127.0.0.1:4100/api/flow/downstream/ACC/TAX</w:t>
       </w:r>
     </w:p>
     <w:p/>
@@ -6422,7 +8407,7 @@
           <w:sz w:val="16"/>
           <w:szCs w:val="16"/>
         </w:rPr>
-        <w:t xml:space="preserve">  "producer": "TIM",</w:t>
+        <w:t xml:space="preserve">  "producer": "TAX",</w:t>
       </w:r>
     </w:p>
     <w:p>
@@ -6435,7 +8420,7 @@
           <w:sz w:val="16"/>
           <w:szCs w:val="16"/>
         </w:rPr>
-        <w:t xml:space="preserve">  "consumer": "FORMS",</w:t>
+        <w:t xml:space="preserve">  "consumer": "DOC",</w:t>
       </w:r>
     </w:p>
     <w:p>
@@ -6448,7 +8433,7 @@
           <w:sz w:val="16"/>
           <w:szCs w:val="16"/>
         </w:rPr>
-        <w:t xml:space="preserve">  "direction": "downstream"</w:t>
+        <w:t xml:space="preserve">  "direction": "downstream",</w:t>
       </w:r>
     </w:p>
     <w:p>
@@ -6461,6 +8446,19 @@
           <w:sz w:val="16"/>
           <w:szCs w:val="16"/>
         </w:rPr>
+        <w:t xml:space="preserve">  "flow": "downstream"</w:t>
+      </w:r>
+    </w:p>
+    <w:p>
+      <w:pPr>
+        <w:shd w:fill="F3F4F6" w:val="clear"/>
+      </w:pPr>
+      <w:r>
+        <w:rPr>
+          <w:rFonts w:ascii="Consolas" w:cs="Consolas" w:eastAsia="Consolas" w:hAnsi="Consolas"/>
+          <w:sz w:val="16"/>
+          <w:szCs w:val="16"/>
+        </w:rPr>
         <w:t xml:space="preserve">}</w:t>
       </w:r>
     </w:p>
@@ -6476,7 +8474,7 @@
           <w:sz w:val="20"/>
           <w:szCs w:val="20"/>
         </w:rPr>
-        <w:t xml:space="preserve">Live amounts after Excel upload come from the filing engine, not the static sample.</w:t>
+        <w:t xml:space="preserve">Live amounts after Excel upload come from the filing engine, not only the static sample.</w:t>
       </w:r>
     </w:p>
     <w:p>
@@ -6493,7 +8491,7 @@
           <w:sz w:val="26"/>
           <w:szCs w:val="26"/>
         </w:rPr>
-        <w:t xml:space="preserve">6. Reverse contracts and issue resolution</w:t>
+        <w:t xml:space="preserve">7. Reverse (upstream) contracts and issue resolution</w:t>
       </w:r>
     </w:p>
     <w:tbl>
@@ -6533,7 +8531,7 @@
                 <w:sz w:val="18"/>
                 <w:szCs w:val="18"/>
               </w:rPr>
-              <w:t xml:space="preserve">Reverse contract</w:t>
+              <w:t xml:space="preserve">Contract</w:t>
             </w:r>
           </w:p>
         </w:tc>
@@ -6627,7 +8625,7 @@
                 <w:sz w:val="17"/>
                 <w:szCs w:val="17"/>
               </w:rPr>
-              <w:t xml:space="preserve">CAM → MAD</w:t>
+              <w:t xml:space="preserve">ACC → MDM</w:t>
             </w:r>
           </w:p>
         </w:tc>
@@ -6698,7 +8696,7 @@
                 <w:sz w:val="17"/>
                 <w:szCs w:val="17"/>
               </w:rPr>
-              <w:t xml:space="preserve">TIM → MAD</w:t>
+              <w:t xml:space="preserve">TAX → MDM</w:t>
             </w:r>
           </w:p>
         </w:tc>
@@ -6769,7 +8767,7 @@
                 <w:sz w:val="17"/>
                 <w:szCs w:val="17"/>
               </w:rPr>
-              <w:t xml:space="preserve">TIM → CAM</w:t>
+              <w:t xml:space="preserve">TAX → ACC</w:t>
             </w:r>
           </w:p>
         </w:tc>
@@ -6840,7 +8838,7 @@
                 <w:sz w:val="17"/>
                 <w:szCs w:val="17"/>
               </w:rPr>
-              <w:t xml:space="preserve">RPAM → MAD</w:t>
+              <w:t xml:space="preserve">ALC → MDM</w:t>
             </w:r>
           </w:p>
         </w:tc>
@@ -6911,7 +8909,7 @@
                 <w:sz w:val="17"/>
                 <w:szCs w:val="17"/>
               </w:rPr>
-              <w:t xml:space="preserve">RPAM → TIM</w:t>
+              <w:t xml:space="preserve">ALC → TAX</w:t>
             </w:r>
           </w:p>
         </w:tc>
@@ -6982,7 +8980,7 @@
                 <w:sz w:val="17"/>
                 <w:szCs w:val="17"/>
               </w:rPr>
-              <w:t xml:space="preserve">FORMS → MAD</w:t>
+              <w:t xml:space="preserve">DOC → MDM</w:t>
             </w:r>
           </w:p>
         </w:tc>
@@ -7053,7 +9051,7 @@
                 <w:sz w:val="17"/>
                 <w:szCs w:val="17"/>
               </w:rPr>
-              <w:t xml:space="preserve">FORMS → TIM</w:t>
+              <w:t xml:space="preserve">DOC → TAX</w:t>
             </w:r>
           </w:p>
         </w:tc>
@@ -7124,7 +9122,7 @@
                 <w:sz w:val="17"/>
                 <w:szCs w:val="17"/>
               </w:rPr>
-              <w:t xml:space="preserve">FORMS → RPAM</w:t>
+              <w:t xml:space="preserve">DOC → ALC</w:t>
             </w:r>
           </w:p>
         </w:tc>
@@ -7208,7 +9206,7 @@
           <w:sz w:val="26"/>
           <w:szCs w:val="26"/>
         </w:rPr>
-        <w:t xml:space="preserve">7. Excel templates and upload APIs</w:t>
+        <w:t xml:space="preserve">8. Excel templates and upload APIs</w:t>
       </w:r>
     </w:p>
     <w:tbl>
@@ -7319,30 +9317,30 @@
                 <w:sz w:val="17"/>
                 <w:szCs w:val="17"/>
               </w:rPr>
-              <w:t xml:space="preserve">CEM</w:t>
-            </w:r>
-          </w:p>
-        </w:tc>
-        <w:tc>
-          <w:tcPr>
-            <w:tcW w:type="dxa" w:w="3000"/>
-            <w:tcBorders>
-              <w:top w:val="single" w:color="CCCCCC" w:sz="4"/>
-              <w:left w:val="single" w:color="CCCCCC" w:sz="4"/>
-              <w:bottom w:val="single" w:color="CCCCCC" w:sz="4"/>
-              <w:right w:val="single" w:color="CCCCCC" w:sz="4"/>
-            </w:tcBorders>
-          </w:tcPr>
-          <w:p>
-            <w:r>
-              <w:rPr>
-                <w:rFonts w:ascii="Calibri" w:cs="Calibri" w:eastAsia="Calibri" w:hAnsi="Calibri"/>
-                <w:b w:val="false"/>
-                <w:bCs w:val="false"/>
-                <w:sz w:val="17"/>
-                <w:szCs w:val="17"/>
-              </w:rPr>
-              <w:t xml:space="preserve">`cem.xlsx` · Engagement</w:t>
+              <w:t xml:space="preserve">CLM</w:t>
+            </w:r>
+          </w:p>
+        </w:tc>
+        <w:tc>
+          <w:tcPr>
+            <w:tcW w:type="dxa" w:w="3000"/>
+            <w:tcBorders>
+              <w:top w:val="single" w:color="CCCCCC" w:sz="4"/>
+              <w:left w:val="single" w:color="CCCCCC" w:sz="4"/>
+              <w:bottom w:val="single" w:color="CCCCCC" w:sz="4"/>
+              <w:right w:val="single" w:color="CCCCCC" w:sz="4"/>
+            </w:tcBorders>
+          </w:tcPr>
+          <w:p>
+            <w:r>
+              <w:rPr>
+                <w:rFonts w:ascii="Calibri" w:cs="Calibri" w:eastAsia="Calibri" w:hAnsi="Calibri"/>
+                <w:b w:val="false"/>
+                <w:bCs w:val="false"/>
+                <w:sz w:val="17"/>
+                <w:szCs w:val="17"/>
+              </w:rPr>
+              <w:t xml:space="preserve">`clm.xlsx` · Engagement</w:t>
             </w:r>
           </w:p>
         </w:tc>
@@ -7390,30 +9388,30 @@
                 <w:sz w:val="17"/>
                 <w:szCs w:val="17"/>
               </w:rPr>
-              <w:t xml:space="preserve">MAD</w:t>
-            </w:r>
-          </w:p>
-        </w:tc>
-        <w:tc>
-          <w:tcPr>
-            <w:tcW w:type="dxa" w:w="3000"/>
-            <w:tcBorders>
-              <w:top w:val="single" w:color="CCCCCC" w:sz="4"/>
-              <w:left w:val="single" w:color="CCCCCC" w:sz="4"/>
-              <w:bottom w:val="single" w:color="CCCCCC" w:sz="4"/>
-              <w:right w:val="single" w:color="CCCCCC" w:sz="4"/>
-            </w:tcBorders>
-          </w:tcPr>
-          <w:p>
-            <w:r>
-              <w:rPr>
-                <w:rFonts w:ascii="Calibri" w:cs="Calibri" w:eastAsia="Calibri" w:hAnsi="Calibri"/>
-                <w:b w:val="false"/>
-                <w:bCs w:val="false"/>
-                <w:sz w:val="17"/>
-                <w:szCs w:val="17"/>
-              </w:rPr>
-              <w:t xml:space="preserve">`mad.xlsx` · Entity + Partners</w:t>
+              <w:t xml:space="preserve">MDM</w:t>
+            </w:r>
+          </w:p>
+        </w:tc>
+        <w:tc>
+          <w:tcPr>
+            <w:tcW w:type="dxa" w:w="3000"/>
+            <w:tcBorders>
+              <w:top w:val="single" w:color="CCCCCC" w:sz="4"/>
+              <w:left w:val="single" w:color="CCCCCC" w:sz="4"/>
+              <w:bottom w:val="single" w:color="CCCCCC" w:sz="4"/>
+              <w:right w:val="single" w:color="CCCCCC" w:sz="4"/>
+            </w:tcBorders>
+          </w:tcPr>
+          <w:p>
+            <w:r>
+              <w:rPr>
+                <w:rFonts w:ascii="Calibri" w:cs="Calibri" w:eastAsia="Calibri" w:hAnsi="Calibri"/>
+                <w:b w:val="false"/>
+                <w:bCs w:val="false"/>
+                <w:sz w:val="17"/>
+                <w:szCs w:val="17"/>
+              </w:rPr>
+              <w:t xml:space="preserve">`mdm.xlsx` · Entity + Partners</w:t>
             </w:r>
           </w:p>
         </w:tc>
@@ -7461,53 +9459,53 @@
                 <w:sz w:val="17"/>
                 <w:szCs w:val="17"/>
               </w:rPr>
-              <w:t xml:space="preserve">CAM</w:t>
-            </w:r>
-          </w:p>
-        </w:tc>
-        <w:tc>
-          <w:tcPr>
-            <w:tcW w:type="dxa" w:w="3000"/>
-            <w:tcBorders>
-              <w:top w:val="single" w:color="CCCCCC" w:sz="4"/>
-              <w:left w:val="single" w:color="CCCCCC" w:sz="4"/>
-              <w:bottom w:val="single" w:color="CCCCCC" w:sz="4"/>
-              <w:right w:val="single" w:color="CCCCCC" w:sz="4"/>
-            </w:tcBorders>
-          </w:tcPr>
-          <w:p>
-            <w:r>
-              <w:rPr>
-                <w:rFonts w:ascii="Calibri" w:cs="Calibri" w:eastAsia="Calibri" w:hAnsi="Calibri"/>
-                <w:b w:val="false"/>
-                <w:bCs w:val="false"/>
-                <w:sz w:val="17"/>
-                <w:szCs w:val="17"/>
-              </w:rPr>
-              <w:t xml:space="preserve">`cam.xlsx` · TrialBalance</w:t>
-            </w:r>
-          </w:p>
-        </w:tc>
-        <w:tc>
-          <w:tcPr>
-            <w:tcW w:type="dxa" w:w="3000"/>
-            <w:tcBorders>
-              <w:top w:val="single" w:color="CCCCCC" w:sz="4"/>
-              <w:left w:val="single" w:color="CCCCCC" w:sz="4"/>
-              <w:bottom w:val="single" w:color="CCCCCC" w:sz="4"/>
-              <w:right w:val="single" w:color="CCCCCC" w:sz="4"/>
-            </w:tcBorders>
-          </w:tcPr>
-          <w:p>
-            <w:r>
-              <w:rPr>
-                <w:rFonts w:ascii="Calibri" w:cs="Calibri" w:eastAsia="Calibri" w:hAnsi="Calibri"/>
-                <w:b w:val="false"/>
-                <w:bCs w:val="false"/>
-                <w:sz w:val="17"/>
-                <w:szCs w:val="17"/>
-              </w:rPr>
-              <w:t xml:space="preserve">accountCode, accountName, bookAmount, schedule (driver codes 4000/5000/6100/6200 used by TIM)</w:t>
+              <w:t xml:space="preserve">ACC</w:t>
+            </w:r>
+          </w:p>
+        </w:tc>
+        <w:tc>
+          <w:tcPr>
+            <w:tcW w:type="dxa" w:w="3000"/>
+            <w:tcBorders>
+              <w:top w:val="single" w:color="CCCCCC" w:sz="4"/>
+              <w:left w:val="single" w:color="CCCCCC" w:sz="4"/>
+              <w:bottom w:val="single" w:color="CCCCCC" w:sz="4"/>
+              <w:right w:val="single" w:color="CCCCCC" w:sz="4"/>
+            </w:tcBorders>
+          </w:tcPr>
+          <w:p>
+            <w:r>
+              <w:rPr>
+                <w:rFonts w:ascii="Calibri" w:cs="Calibri" w:eastAsia="Calibri" w:hAnsi="Calibri"/>
+                <w:b w:val="false"/>
+                <w:bCs w:val="false"/>
+                <w:sz w:val="17"/>
+                <w:szCs w:val="17"/>
+              </w:rPr>
+              <w:t xml:space="preserve">`acc.xlsx` · TrialBalance</w:t>
+            </w:r>
+          </w:p>
+        </w:tc>
+        <w:tc>
+          <w:tcPr>
+            <w:tcW w:type="dxa" w:w="3000"/>
+            <w:tcBorders>
+              <w:top w:val="single" w:color="CCCCCC" w:sz="4"/>
+              <w:left w:val="single" w:color="CCCCCC" w:sz="4"/>
+              <w:bottom w:val="single" w:color="CCCCCC" w:sz="4"/>
+              <w:right w:val="single" w:color="CCCCCC" w:sz="4"/>
+            </w:tcBorders>
+          </w:tcPr>
+          <w:p>
+            <w:r>
+              <w:rPr>
+                <w:rFonts w:ascii="Calibri" w:cs="Calibri" w:eastAsia="Calibri" w:hAnsi="Calibri"/>
+                <w:b w:val="false"/>
+                <w:bCs w:val="false"/>
+                <w:sz w:val="17"/>
+                <w:szCs w:val="17"/>
+              </w:rPr>
+              <w:t xml:space="preserve">accountCode, accountName, bookAmount, schedule (driver codes 4000/5000/6100/6200 used by TAX)</w:t>
             </w:r>
           </w:p>
         </w:tc>
@@ -7671,7 +9669,7 @@
           <w:sz w:val="20"/>
           <w:szCs w:val="20"/>
         </w:rPr>
-        <w:t xml:space="preserve">CEM</w:t>
+        <w:t xml:space="preserve">CLM</w:t>
       </w:r>
       <w:r>
         <w:rPr>
@@ -7695,7 +9693,7 @@
           <w:sz w:val="20"/>
           <w:szCs w:val="20"/>
         </w:rPr>
-        <w:t xml:space="preserve">) and shown on the engagement banner and CEM flow card. MAD supplies EIN and partner capital detail.</w:t>
+        <w:t xml:space="preserve">) and shown on the engagement banner. MDM supplies EIN and partner capital detail.</w:t>
       </w:r>
     </w:p>
     <w:p>
@@ -7711,7 +9709,7 @@
           <w:sz w:val="22"/>
           <w:szCs w:val="22"/>
         </w:rPr>
-        <w:t xml:space="preserve">CEM upload example</w:t>
+        <w:t xml:space="preserve">CLM upload example</w:t>
       </w:r>
     </w:p>
     <w:p>
@@ -7724,7 +9722,7 @@
           <w:sz w:val="16"/>
           <w:szCs w:val="16"/>
         </w:rPr>
-        <w:t xml:space="preserve">curl -X POST "http://127.0.0.1:4100/api/filing/upload/cem" \</w:t>
+        <w:t xml:space="preserve">curl -X POST "http://127.0.0.1:4100/api/filing/upload/clm" \</w:t>
       </w:r>
     </w:p>
     <w:p>
@@ -7737,7 +9735,7 @@
           <w:sz w:val="16"/>
           <w:szCs w:val="16"/>
         </w:rPr>
-        <w:t xml:space="preserve">  -F "file=@testdata/set-01/cem.xlsx"</w:t>
+        <w:t xml:space="preserve">  -F "file=@testdata/set-01/clm.xlsx"</w:t>
       </w:r>
     </w:p>
     <w:p/>
@@ -7770,7 +9768,7 @@
           <w:sz w:val="20"/>
           <w:szCs w:val="20"/>
         </w:rPr>
-        <w:t xml:space="preserve">. Equivalent: </w:t>
+        <w:t xml:space="preserve">. Also: </w:t>
       </w:r>
       <w:r>
         <w:rPr>
@@ -7778,7 +9776,7 @@
           <w:sz w:val="18"/>
           <w:szCs w:val="18"/>
         </w:rPr>
-        <w:t xml:space="preserve">/api/filing/upload/mad</w:t>
+        <w:t xml:space="preserve">/api/filing/upload/mdm</w:t>
       </w:r>
       <w:r>
         <w:rPr>
@@ -7794,7 +9792,7 @@
           <w:sz w:val="18"/>
           <w:szCs w:val="18"/>
         </w:rPr>
-        <w:t xml:space="preserve">/api/filing/upload/cam</w:t>
+        <w:t xml:space="preserve">/api/filing/upload/acc</w:t>
       </w:r>
       <w:r>
         <w:rPr>
@@ -7831,7 +9829,7 @@
           <w:sz w:val="16"/>
           <w:szCs w:val="16"/>
         </w:rPr>
-        <w:t xml:space="preserve">CEM:  POST http://127.0.0.1:4101/upload</w:t>
+        <w:t xml:space="preserve">CLM:  POST http://127.0.0.1:4101/upload</w:t>
       </w:r>
     </w:p>
     <w:p>
@@ -7844,7 +9842,7 @@
           <w:sz w:val="16"/>
           <w:szCs w:val="16"/>
         </w:rPr>
-        <w:t xml:space="preserve">MAD:  POST http://127.0.0.1:4102/upload</w:t>
+        <w:t xml:space="preserve">MDM:  POST http://127.0.0.1:4102/upload</w:t>
       </w:r>
     </w:p>
     <w:p>
@@ -7857,10 +9855,56 @@
           <w:sz w:val="16"/>
           <w:szCs w:val="16"/>
         </w:rPr>
-        <w:t xml:space="preserve">CAM:  POST http://127.0.0.1:4103/upload</w:t>
+        <w:t xml:space="preserve">ACC:  POST http://127.0.0.1:4103/upload</w:t>
       </w:r>
     </w:p>
     <w:p/>
+    <w:p>
+      <w:pPr>
+        <w:spacing w:after="80"/>
+        <w:jc w:val="left"/>
+      </w:pPr>
+      <w:r>
+        <w:rPr>
+          <w:rFonts w:ascii="Calibri" w:cs="Calibri" w:eastAsia="Calibri" w:hAnsi="Calibri"/>
+          <w:sz w:val="20"/>
+          <w:szCs w:val="20"/>
+        </w:rPr>
+        <w:t xml:space="preserve">ZIP downloads: </w:t>
+      </w:r>
+      <w:r>
+        <w:rPr>
+          <w:rFonts w:ascii="Consolas" w:cs="Consolas" w:eastAsia="Consolas" w:hAnsi="Consolas"/>
+          <w:sz w:val="18"/>
+          <w:szCs w:val="18"/>
+        </w:rPr>
+        <w:t xml:space="preserve">/download/testdata.zip</w:t>
+      </w:r>
+      <w:r>
+        <w:rPr>
+          <w:rFonts w:ascii="Calibri" w:cs="Calibri" w:eastAsia="Calibri" w:hAnsi="Calibri"/>
+          <w:sz w:val="20"/>
+          <w:szCs w:val="20"/>
+        </w:rPr>
+        <w:t xml:space="preserve">, </w:t>
+      </w:r>
+      <w:r>
+        <w:rPr>
+          <w:rFonts w:ascii="Consolas" w:cs="Consolas" w:eastAsia="Consolas" w:hAnsi="Consolas"/>
+          <w:sz w:val="18"/>
+          <w:szCs w:val="18"/>
+        </w:rPr>
+        <w:t xml:space="preserve">/download/testdata/set-01.zip</w:t>
+      </w:r>
+      <w:r>
+        <w:rPr>
+          <w:rFonts w:ascii="Calibri" w:cs="Calibri" w:eastAsia="Calibri" w:hAnsi="Calibri"/>
+          <w:sz w:val="20"/>
+          <w:szCs w:val="20"/>
+        </w:rPr>
+        <w:t xml:space="preserve">, …</w:t>
+      </w:r>
+    </w:p>
     <w:p>
       <w:pPr>
         <w:pStyle w:val="Heading1"/>
@@ -7875,7 +9919,7 @@
           <w:sz w:val="26"/>
           <w:szCs w:val="26"/>
         </w:rPr>
-        <w:t xml:space="preserve">8. Quality gates and business validations</w:t>
+        <w:t xml:space="preserve">9. Quality gates and business validations</w:t>
       </w:r>
     </w:p>
     <w:tbl>
@@ -8009,7 +10053,7 @@
                 <w:sz w:val="17"/>
                 <w:szCs w:val="17"/>
               </w:rPr>
-              <w:t xml:space="preserve">CEM → MAD</w:t>
+              <w:t xml:space="preserve">CLM → MDM</w:t>
             </w:r>
           </w:p>
         </w:tc>
@@ -8080,7 +10124,7 @@
                 <w:sz w:val="17"/>
                 <w:szCs w:val="17"/>
               </w:rPr>
-              <w:t xml:space="preserve">MAD/CAM → TIM</w:t>
+              <w:t xml:space="preserve">MDM/ACC → TAX</w:t>
             </w:r>
           </w:p>
         </w:tc>
@@ -8151,7 +10195,7 @@
                 <w:sz w:val="17"/>
                 <w:szCs w:val="17"/>
               </w:rPr>
-              <w:t xml:space="preserve">TIM calculation</w:t>
+              <w:t xml:space="preserve">TAX calculation</w:t>
             </w:r>
           </w:p>
         </w:tc>
@@ -8222,30 +10266,30 @@
                 <w:sz w:val="17"/>
                 <w:szCs w:val="17"/>
               </w:rPr>
-              <w:t xml:space="preserve">TIM → RPAM → Forms</w:t>
-            </w:r>
-          </w:p>
-        </w:tc>
-        <w:tc>
-          <w:tcPr>
-            <w:tcW w:type="dxa" w:w="3000"/>
-            <w:tcBorders>
-              <w:top w:val="single" w:color="CCCCCC" w:sz="4"/>
-              <w:left w:val="single" w:color="CCCCCC" w:sz="4"/>
-              <w:bottom w:val="single" w:color="CCCCCC" w:sz="4"/>
-              <w:right w:val="single" w:color="CCCCCC" w:sz="4"/>
-            </w:tcBorders>
-          </w:tcPr>
-          <w:p>
-            <w:r>
-              <w:rPr>
-                <w:rFonts w:ascii="Calibri" w:cs="Calibri" w:eastAsia="Calibri" w:hAnsi="Calibri"/>
-                <w:b w:val="false"/>
-                <w:bCs w:val="false"/>
-                <w:sz w:val="17"/>
-                <w:szCs w:val="17"/>
-              </w:rPr>
-              <w:t xml:space="preserve">Allocation / K-1 reconcile to TIM</w:t>
+              <w:t xml:space="preserve">TAX → ALC → DOC</w:t>
+            </w:r>
+          </w:p>
+        </w:tc>
+        <w:tc>
+          <w:tcPr>
+            <w:tcW w:type="dxa" w:w="3000"/>
+            <w:tcBorders>
+              <w:top w:val="single" w:color="CCCCCC" w:sz="4"/>
+              <w:left w:val="single" w:color="CCCCCC" w:sz="4"/>
+              <w:bottom w:val="single" w:color="CCCCCC" w:sz="4"/>
+              <w:right w:val="single" w:color="CCCCCC" w:sz="4"/>
+            </w:tcBorders>
+          </w:tcPr>
+          <w:p>
+            <w:r>
+              <w:rPr>
+                <w:rFonts w:ascii="Calibri" w:cs="Calibri" w:eastAsia="Calibri" w:hAnsi="Calibri"/>
+                <w:b w:val="false"/>
+                <w:bCs w:val="false"/>
+                <w:sz w:val="17"/>
+                <w:szCs w:val="17"/>
+              </w:rPr>
+              <w:t xml:space="preserve">Allocation / K-1 reconcile to TAX</w:t>
             </w:r>
           </w:p>
         </w:tc>
@@ -8336,7 +10380,7 @@
           <w:sz w:val="22"/>
           <w:szCs w:val="22"/>
         </w:rPr>
-        <w:t xml:space="preserve">TIM business validation (examples)</w:t>
+        <w:t xml:space="preserve">TAX business validation (examples)</w:t>
       </w:r>
     </w:p>
     <w:p>
@@ -8350,7 +10394,7 @@
           <w:sz w:val="20"/>
           <w:szCs w:val="20"/>
         </w:rPr>
-        <w:t xml:space="preserve">- CEM / MAD / CAM prerequisites present</w:t>
+        <w:t xml:space="preserve">- CLM / MDM / ACC prerequisites present</w:t>
       </w:r>
     </w:p>
     <w:p>
@@ -8460,7 +10504,7 @@
           <w:sz w:val="18"/>
           <w:szCs w:val="18"/>
         </w:rPr>
-        <w:t xml:space="preserve">GET /api/filing/validate/tim</w:t>
+        <w:t xml:space="preserve">GET /api/filing/validate/tax</w:t>
       </w:r>
       <w:r>
         <w:rPr>
@@ -8476,15 +10520,15 @@
           <w:sz w:val="18"/>
           <w:szCs w:val="18"/>
         </w:rPr>
-        <w:t xml:space="preserve">POST /api/filing/tim/calculate</w:t>
-      </w:r>
-      <w:r>
-        <w:rPr>
-          <w:rFonts w:ascii="Calibri" w:cs="Calibri" w:eastAsia="Calibri" w:hAnsi="Calibri"/>
-          <w:sz w:val="20"/>
-          <w:szCs w:val="20"/>
-        </w:rPr>
-        <w:t xml:space="preserve">, or TIM service </w:t>
+        <w:t xml:space="preserve">POST /api/filing/tax/calculate</w:t>
+      </w:r>
+      <w:r>
+        <w:rPr>
+          <w:rFonts w:ascii="Calibri" w:cs="Calibri" w:eastAsia="Calibri" w:hAnsi="Calibri"/>
+          <w:sz w:val="20"/>
+          <w:szCs w:val="20"/>
+        </w:rPr>
+        <w:t xml:space="preserve">, or TAX service </w:t>
       </w:r>
       <w:r>
         <w:rPr>
@@ -8532,7 +10576,7 @@
           <w:sz w:val="22"/>
           <w:szCs w:val="22"/>
         </w:rPr>
-        <w:t xml:space="preserve">RPAM business validation (examples)</w:t>
+        <w:t xml:space="preserve">ALC business validation (examples)</w:t>
       </w:r>
     </w:p>
     <w:p>
@@ -8574,7 +10618,7 @@
           <w:sz w:val="20"/>
           <w:szCs w:val="20"/>
         </w:rPr>
-        <w:t xml:space="preserve">- Allocated ordinary (and GP) reconcile to TIM</w:t>
+        <w:t xml:space="preserve">- Allocated ordinary (and GP) reconcile to TAX</w:t>
       </w:r>
     </w:p>
     <w:p>
@@ -8610,7 +10654,7 @@
           <w:sz w:val="18"/>
           <w:szCs w:val="18"/>
         </w:rPr>
-        <w:t xml:space="preserve">GET /api/filing/validate/rpam</w:t>
+        <w:t xml:space="preserve">GET /api/filing/validate/alc</w:t>
       </w:r>
       <w:r>
         <w:rPr>
@@ -8626,15 +10670,15 @@
           <w:sz w:val="18"/>
           <w:szCs w:val="18"/>
         </w:rPr>
-        <w:t xml:space="preserve">POST /api/filing/rpam/allocate</w:t>
-      </w:r>
-      <w:r>
-        <w:rPr>
-          <w:rFonts w:ascii="Calibri" w:cs="Calibri" w:eastAsia="Calibri" w:hAnsi="Calibri"/>
-          <w:sz w:val="20"/>
-          <w:szCs w:val="20"/>
-        </w:rPr>
-        <w:t xml:space="preserve">, or RPAM service </w:t>
+        <w:t xml:space="preserve">POST /api/filing/alc/allocate</w:t>
+      </w:r>
+      <w:r>
+        <w:rPr>
+          <w:rFonts w:ascii="Calibri" w:cs="Calibri" w:eastAsia="Calibri" w:hAnsi="Calibri"/>
+          <w:sz w:val="20"/>
+          <w:szCs w:val="20"/>
+        </w:rPr>
+        <w:t xml:space="preserve">, or ALC service </w:t>
       </w:r>
       <w:r>
         <w:rPr>
@@ -8698,7 +10742,7 @@
           <w:sz w:val="20"/>
           <w:szCs w:val="20"/>
         </w:rPr>
-        <w:t xml:space="preserve"> with a findings list and does not advance Forms Print until corrected.</w:t>
+        <w:t xml:space="preserve"> with a findings list and does not advance DOC until corrected.</w:t>
       </w:r>
     </w:p>
     <w:p>
@@ -8715,7 +10759,7 @@
           <w:sz w:val="26"/>
           <w:szCs w:val="26"/>
         </w:rPr>
-        <w:t xml:space="preserve">9. Gateway and common service endpoints</w:t>
+        <w:t xml:space="preserve">10. Gateway and common service endpoints</w:t>
       </w:r>
     </w:p>
     <w:tbl>
@@ -9084,7 +11128,7 @@
                 <w:sz w:val="17"/>
                 <w:szCs w:val="17"/>
               </w:rPr>
-              <w:t xml:space="preserve">`/api/contracts/{id}`</w:t>
+              <w:t xml:space="preserve">`/api/flow`</w:t>
             </w:r>
           </w:p>
         </w:tc>
@@ -9107,7 +11151,7 @@
                 <w:sz w:val="17"/>
                 <w:szCs w:val="17"/>
               </w:rPr>
-              <w:t xml:space="preserve">Contract metadata and sample payload</w:t>
+              <w:t xml:space="preserve">Downstream + upstream catalog</w:t>
             </w:r>
           </w:p>
         </w:tc>
@@ -9178,7 +11222,7 @@
                 <w:sz w:val="17"/>
                 <w:szCs w:val="17"/>
               </w:rPr>
-              <w:t xml:space="preserve">`/openapi.json`</w:t>
+              <w:t xml:space="preserve">`/api/contracts`</w:t>
             </w:r>
           </w:p>
         </w:tc>
@@ -9201,7 +11245,7 @@
                 <w:sz w:val="17"/>
                 <w:szCs w:val="17"/>
               </w:rPr>
-              <w:t xml:space="preserve">OpenAPI 3.0 document</w:t>
+              <w:t xml:space="preserve">Filtered contract list</w:t>
             </w:r>
           </w:p>
         </w:tc>
@@ -9272,7 +11316,7 @@
                 <w:sz w:val="17"/>
                 <w:szCs w:val="17"/>
               </w:rPr>
-              <w:t xml:space="preserve">`/api-docs`</w:t>
+              <w:t xml:space="preserve">`/api/contracts/{id}`</w:t>
             </w:r>
           </w:p>
         </w:tc>
@@ -9295,7 +11339,7 @@
                 <w:sz w:val="17"/>
                 <w:szCs w:val="17"/>
               </w:rPr>
-              <w:t xml:space="preserve">Swagger UI</w:t>
+              <w:t xml:space="preserve">Contract metadata and sample payload</w:t>
             </w:r>
           </w:p>
         </w:tc>
@@ -9320,7 +11364,7 @@
                 <w:sz w:val="17"/>
                 <w:szCs w:val="17"/>
               </w:rPr>
-              <w:t xml:space="preserve">Each service</w:t>
+              <w:t xml:space="preserve">Gateway</w:t>
             </w:r>
           </w:p>
         </w:tc>
@@ -9366,7 +11410,7 @@
                 <w:sz w:val="17"/>
                 <w:szCs w:val="17"/>
               </w:rPr>
-              <w:t xml:space="preserve">`/health`</w:t>
+              <w:t xml:space="preserve">`/openapi.json`</w:t>
             </w:r>
           </w:p>
         </w:tc>
@@ -9389,7 +11433,7 @@
                 <w:sz w:val="17"/>
                 <w:szCs w:val="17"/>
               </w:rPr>
-              <w:t xml:space="preserve">Liveness and contract IDs</w:t>
+              <w:t xml:space="preserve">OpenAPI 3.0 document</w:t>
             </w:r>
           </w:p>
         </w:tc>
@@ -9414,6 +11458,100 @@
                 <w:sz w:val="17"/>
                 <w:szCs w:val="17"/>
               </w:rPr>
+              <w:t xml:space="preserve">Gateway</w:t>
+            </w:r>
+          </w:p>
+        </w:tc>
+        <w:tc>
+          <w:tcPr>
+            <w:tcW w:type="dxa" w:w="2250"/>
+            <w:tcBorders>
+              <w:top w:val="single" w:color="CCCCCC" w:sz="4"/>
+              <w:left w:val="single" w:color="CCCCCC" w:sz="4"/>
+              <w:bottom w:val="single" w:color="CCCCCC" w:sz="4"/>
+              <w:right w:val="single" w:color="CCCCCC" w:sz="4"/>
+            </w:tcBorders>
+          </w:tcPr>
+          <w:p>
+            <w:r>
+              <w:rPr>
+                <w:rFonts w:ascii="Calibri" w:cs="Calibri" w:eastAsia="Calibri" w:hAnsi="Calibri"/>
+                <w:b w:val="false"/>
+                <w:bCs w:val="false"/>
+                <w:sz w:val="17"/>
+                <w:szCs w:val="17"/>
+              </w:rPr>
+              <w:t xml:space="preserve">GET</w:t>
+            </w:r>
+          </w:p>
+        </w:tc>
+        <w:tc>
+          <w:tcPr>
+            <w:tcW w:type="dxa" w:w="2250"/>
+            <w:tcBorders>
+              <w:top w:val="single" w:color="CCCCCC" w:sz="4"/>
+              <w:left w:val="single" w:color="CCCCCC" w:sz="4"/>
+              <w:bottom w:val="single" w:color="CCCCCC" w:sz="4"/>
+              <w:right w:val="single" w:color="CCCCCC" w:sz="4"/>
+            </w:tcBorders>
+          </w:tcPr>
+          <w:p>
+            <w:r>
+              <w:rPr>
+                <w:rFonts w:ascii="Calibri" w:cs="Calibri" w:eastAsia="Calibri" w:hAnsi="Calibri"/>
+                <w:b w:val="false"/>
+                <w:bCs w:val="false"/>
+                <w:sz w:val="17"/>
+                <w:szCs w:val="17"/>
+              </w:rPr>
+              <w:t xml:space="preserve">`/api-docs`</w:t>
+            </w:r>
+          </w:p>
+        </w:tc>
+        <w:tc>
+          <w:tcPr>
+            <w:tcW w:type="dxa" w:w="2250"/>
+            <w:tcBorders>
+              <w:top w:val="single" w:color="CCCCCC" w:sz="4"/>
+              <w:left w:val="single" w:color="CCCCCC" w:sz="4"/>
+              <w:bottom w:val="single" w:color="CCCCCC" w:sz="4"/>
+              <w:right w:val="single" w:color="CCCCCC" w:sz="4"/>
+            </w:tcBorders>
+          </w:tcPr>
+          <w:p>
+            <w:r>
+              <w:rPr>
+                <w:rFonts w:ascii="Calibri" w:cs="Calibri" w:eastAsia="Calibri" w:hAnsi="Calibri"/>
+                <w:b w:val="false"/>
+                <w:bCs w:val="false"/>
+                <w:sz w:val="17"/>
+                <w:szCs w:val="17"/>
+              </w:rPr>
+              <w:t xml:space="preserve">Swagger UI</w:t>
+            </w:r>
+          </w:p>
+        </w:tc>
+      </w:tr>
+      <w:tr>
+        <w:tc>
+          <w:tcPr>
+            <w:tcW w:type="dxa" w:w="2250"/>
+            <w:tcBorders>
+              <w:top w:val="single" w:color="CCCCCC" w:sz="4"/>
+              <w:left w:val="single" w:color="CCCCCC" w:sz="4"/>
+              <w:bottom w:val="single" w:color="CCCCCC" w:sz="4"/>
+              <w:right w:val="single" w:color="CCCCCC" w:sz="4"/>
+            </w:tcBorders>
+          </w:tcPr>
+          <w:p>
+            <w:r>
+              <w:rPr>
+                <w:rFonts w:ascii="Calibri" w:cs="Calibri" w:eastAsia="Calibri" w:hAnsi="Calibri"/>
+                <w:b w:val="false"/>
+                <w:bCs w:val="false"/>
+                <w:sz w:val="17"/>
+                <w:szCs w:val="17"/>
+              </w:rPr>
               <w:t xml:space="preserve">Each service</w:t>
             </w:r>
           </w:p>
@@ -9460,6 +11598,100 @@
                 <w:sz w:val="17"/>
                 <w:szCs w:val="17"/>
               </w:rPr>
+              <w:t xml:space="preserve">`/health`</w:t>
+            </w:r>
+          </w:p>
+        </w:tc>
+        <w:tc>
+          <w:tcPr>
+            <w:tcW w:type="dxa" w:w="2250"/>
+            <w:tcBorders>
+              <w:top w:val="single" w:color="CCCCCC" w:sz="4"/>
+              <w:left w:val="single" w:color="CCCCCC" w:sz="4"/>
+              <w:bottom w:val="single" w:color="CCCCCC" w:sz="4"/>
+              <w:right w:val="single" w:color="CCCCCC" w:sz="4"/>
+            </w:tcBorders>
+          </w:tcPr>
+          <w:p>
+            <w:r>
+              <w:rPr>
+                <w:rFonts w:ascii="Calibri" w:cs="Calibri" w:eastAsia="Calibri" w:hAnsi="Calibri"/>
+                <w:b w:val="false"/>
+                <w:bCs w:val="false"/>
+                <w:sz w:val="17"/>
+                <w:szCs w:val="17"/>
+              </w:rPr>
+              <w:t xml:space="preserve">Liveness and contract IDs</w:t>
+            </w:r>
+          </w:p>
+        </w:tc>
+      </w:tr>
+      <w:tr>
+        <w:tc>
+          <w:tcPr>
+            <w:tcW w:type="dxa" w:w="2250"/>
+            <w:tcBorders>
+              <w:top w:val="single" w:color="CCCCCC" w:sz="4"/>
+              <w:left w:val="single" w:color="CCCCCC" w:sz="4"/>
+              <w:bottom w:val="single" w:color="CCCCCC" w:sz="4"/>
+              <w:right w:val="single" w:color="CCCCCC" w:sz="4"/>
+            </w:tcBorders>
+          </w:tcPr>
+          <w:p>
+            <w:r>
+              <w:rPr>
+                <w:rFonts w:ascii="Calibri" w:cs="Calibri" w:eastAsia="Calibri" w:hAnsi="Calibri"/>
+                <w:b w:val="false"/>
+                <w:bCs w:val="false"/>
+                <w:sz w:val="17"/>
+                <w:szCs w:val="17"/>
+              </w:rPr>
+              <w:t xml:space="preserve">Each service</w:t>
+            </w:r>
+          </w:p>
+        </w:tc>
+        <w:tc>
+          <w:tcPr>
+            <w:tcW w:type="dxa" w:w="2250"/>
+            <w:tcBorders>
+              <w:top w:val="single" w:color="CCCCCC" w:sz="4"/>
+              <w:left w:val="single" w:color="CCCCCC" w:sz="4"/>
+              <w:bottom w:val="single" w:color="CCCCCC" w:sz="4"/>
+              <w:right w:val="single" w:color="CCCCCC" w:sz="4"/>
+            </w:tcBorders>
+          </w:tcPr>
+          <w:p>
+            <w:r>
+              <w:rPr>
+                <w:rFonts w:ascii="Calibri" w:cs="Calibri" w:eastAsia="Calibri" w:hAnsi="Calibri"/>
+                <w:b w:val="false"/>
+                <w:bCs w:val="false"/>
+                <w:sz w:val="17"/>
+                <w:szCs w:val="17"/>
+              </w:rPr>
+              <w:t xml:space="preserve">GET</w:t>
+            </w:r>
+          </w:p>
+        </w:tc>
+        <w:tc>
+          <w:tcPr>
+            <w:tcW w:type="dxa" w:w="2250"/>
+            <w:tcBorders>
+              <w:top w:val="single" w:color="CCCCCC" w:sz="4"/>
+              <w:left w:val="single" w:color="CCCCCC" w:sz="4"/>
+              <w:bottom w:val="single" w:color="CCCCCC" w:sz="4"/>
+              <w:right w:val="single" w:color="CCCCCC" w:sz="4"/>
+            </w:tcBorders>
+          </w:tcPr>
+          <w:p>
+            <w:r>
+              <w:rPr>
+                <w:rFonts w:ascii="Calibri" w:cs="Calibri" w:eastAsia="Calibri" w:hAnsi="Calibri"/>
+                <w:b w:val="false"/>
+                <w:bCs w:val="false"/>
+                <w:sz w:val="17"/>
+                <w:szCs w:val="17"/>
+              </w:rPr>
               <w:t xml:space="preserve">`/contracts`</w:t>
             </w:r>
           </w:p>
@@ -9484,6 +11716,100 @@
                 <w:szCs w:val="17"/>
               </w:rPr>
               <w:t xml:space="preserve">Produced/consumed lists</w:t>
+            </w:r>
+          </w:p>
+        </w:tc>
+      </w:tr>
+      <w:tr>
+        <w:tc>
+          <w:tcPr>
+            <w:tcW w:type="dxa" w:w="2250"/>
+            <w:tcBorders>
+              <w:top w:val="single" w:color="CCCCCC" w:sz="4"/>
+              <w:left w:val="single" w:color="CCCCCC" w:sz="4"/>
+              <w:bottom w:val="single" w:color="CCCCCC" w:sz="4"/>
+              <w:right w:val="single" w:color="CCCCCC" w:sz="4"/>
+            </w:tcBorders>
+          </w:tcPr>
+          <w:p>
+            <w:r>
+              <w:rPr>
+                <w:rFonts w:ascii="Calibri" w:cs="Calibri" w:eastAsia="Calibri" w:hAnsi="Calibri"/>
+                <w:b w:val="false"/>
+                <w:bCs w:val="false"/>
+                <w:sz w:val="17"/>
+                <w:szCs w:val="17"/>
+              </w:rPr>
+              <w:t xml:space="preserve">Each service</w:t>
+            </w:r>
+          </w:p>
+        </w:tc>
+        <w:tc>
+          <w:tcPr>
+            <w:tcW w:type="dxa" w:w="2250"/>
+            <w:tcBorders>
+              <w:top w:val="single" w:color="CCCCCC" w:sz="4"/>
+              <w:left w:val="single" w:color="CCCCCC" w:sz="4"/>
+              <w:bottom w:val="single" w:color="CCCCCC" w:sz="4"/>
+              <w:right w:val="single" w:color="CCCCCC" w:sz="4"/>
+            </w:tcBorders>
+          </w:tcPr>
+          <w:p>
+            <w:r>
+              <w:rPr>
+                <w:rFonts w:ascii="Calibri" w:cs="Calibri" w:eastAsia="Calibri" w:hAnsi="Calibri"/>
+                <w:b w:val="false"/>
+                <w:bCs w:val="false"/>
+                <w:sz w:val="17"/>
+                <w:szCs w:val="17"/>
+              </w:rPr>
+              <w:t xml:space="preserve">GET</w:t>
+            </w:r>
+          </w:p>
+        </w:tc>
+        <w:tc>
+          <w:tcPr>
+            <w:tcW w:type="dxa" w:w="2250"/>
+            <w:tcBorders>
+              <w:top w:val="single" w:color="CCCCCC" w:sz="4"/>
+              <w:left w:val="single" w:color="CCCCCC" w:sz="4"/>
+              <w:bottom w:val="single" w:color="CCCCCC" w:sz="4"/>
+              <w:right w:val="single" w:color="CCCCCC" w:sz="4"/>
+            </w:tcBorders>
+          </w:tcPr>
+          <w:p>
+            <w:r>
+              <w:rPr>
+                <w:rFonts w:ascii="Calibri" w:cs="Calibri" w:eastAsia="Calibri" w:hAnsi="Calibri"/>
+                <w:b w:val="false"/>
+                <w:bCs w:val="false"/>
+                <w:sz w:val="17"/>
+                <w:szCs w:val="17"/>
+              </w:rPr>
+              <w:t xml:space="preserve">`/flow`</w:t>
+            </w:r>
+          </w:p>
+        </w:tc>
+        <w:tc>
+          <w:tcPr>
+            <w:tcW w:type="dxa" w:w="2250"/>
+            <w:tcBorders>
+              <w:top w:val="single" w:color="CCCCCC" w:sz="4"/>
+              <w:left w:val="single" w:color="CCCCCC" w:sz="4"/>
+              <w:bottom w:val="single" w:color="CCCCCC" w:sz="4"/>
+              <w:right w:val="single" w:color="CCCCCC" w:sz="4"/>
+            </w:tcBorders>
+          </w:tcPr>
+          <w:p>
+            <w:r>
+              <w:rPr>
+                <w:rFonts w:ascii="Calibri" w:cs="Calibri" w:eastAsia="Calibri" w:hAnsi="Calibri"/>
+                <w:b w:val="false"/>
+                <w:bCs w:val="false"/>
+                <w:sz w:val="17"/>
+                <w:szCs w:val="17"/>
+              </w:rPr>
+              <w:t xml:space="preserve">Direction peers</w:t>
             </w:r>
           </w:p>
         </w:tc>
@@ -9783,7 +12109,7 @@
           <w:sz w:val="20"/>
           <w:szCs w:val="20"/>
         </w:rPr>
-        <w:t xml:space="preserve">Gateway proxy form: </w:t>
+        <w:t xml:space="preserve">Gateway proxy: </w:t>
       </w:r>
       <w:r>
         <w:rPr>
@@ -9791,7 +12117,7 @@
           <w:sz w:val="18"/>
           <w:szCs w:val="18"/>
         </w:rPr>
-        <w:t xml:space="preserve">/api/proxy/{CEM|MAD|CAM|TIM|RPAM|FORMS|A|B|C|D|E}/…</w:t>
+        <w:t xml:space="preserve">/api/proxy/{CLM|MDM|ACC|TAX|ALC|DOC|A|B|C|D|E|CEM|…}/…</w:t>
       </w:r>
     </w:p>
     <w:p>
@@ -9829,7 +12155,7 @@
           <w:sz w:val="18"/>
           <w:szCs w:val="18"/>
         </w:rPr>
-        <w:t xml:space="preserve">GET /api/proxy/TIM/health</w:t>
+        <w:t xml:space="preserve">GET /api/proxy/TAX/health</w:t>
       </w:r>
       <w:r>
         <w:rPr>
@@ -9854,7 +12180,7 @@
           <w:sz w:val="26"/>
           <w:szCs w:val="26"/>
         </w:rPr>
-        <w:t xml:space="preserve">10. Error handling and troubleshooting</w:t>
+        <w:t xml:space="preserve">11. Error handling and troubleshooting</w:t>
       </w:r>
     </w:p>
     <w:tbl>
@@ -9988,7 +12314,7 @@
                 <w:sz w:val="17"/>
                 <w:szCs w:val="17"/>
               </w:rPr>
-              <w:t xml:space="preserve">Bad request / Excel / missing CEM before MAD or CEM+MAD before CAM</w:t>
+              <w:t xml:space="preserve">Bad request / Excel / missing CLM before MDM or CLM+MDM before ACC</w:t>
             </w:r>
           </w:p>
         </w:tc>
@@ -10130,7 +12456,7 @@
                 <w:sz w:val="17"/>
                 <w:szCs w:val="17"/>
               </w:rPr>
-              <w:t xml:space="preserve">TIM/RPAM business validation failed</w:t>
+              <w:t xml:space="preserve">TAX/ALC business validation failed</w:t>
             </w:r>
           </w:p>
         </w:tc>
@@ -10382,20 +12708,6 @@
       </w:r>
     </w:p>
     <w:p/>
-    <w:p>
-      <w:pPr>
-        <w:spacing w:after="80"/>
-        <w:jc w:val="left"/>
-      </w:pPr>
-      <w:r>
-        <w:rPr>
-          <w:rFonts w:ascii="Calibri" w:cs="Calibri" w:eastAsia="Calibri" w:hAnsi="Calibri"/>
-          <w:sz w:val="20"/>
-          <w:szCs w:val="20"/>
-        </w:rPr>
-        <w:t xml:space="preserve">A failed request does not by itself prove a business transaction was rolled back.</w:t>
-      </w:r>
-    </w:p>
     <w:p>
       <w:pPr>
         <w:pStyle w:val="Heading1"/>
@@ -10410,7 +12722,7 @@
           <w:sz w:val="26"/>
           <w:szCs w:val="26"/>
         </w:rPr>
-        <w:t xml:space="preserve">11. API automation and CI validation</w:t>
+        <w:t xml:space="preserve">12. API automation and CI validation</w:t>
       </w:r>
     </w:p>
     <w:p>
@@ -10692,7 +13004,7 @@
                 <w:sz w:val="17"/>
                 <w:szCs w:val="17"/>
               </w:rPr>
-              <w:t xml:space="preserve">`/consume/{id}` for configured contracts</w:t>
+              <w:t xml:space="preserve">`/consume/{id}` and `/consume/downstream`</w:t>
             </w:r>
           </w:p>
         </w:tc>
@@ -10717,7 +13029,7 @@
                 <w:sz w:val="17"/>
                 <w:szCs w:val="17"/>
               </w:rPr>
-              <w:t xml:space="preserve">4. Reverse-contract tests</w:t>
+              <w:t xml:space="preserve">4. Upstream / reverse</w:t>
             </w:r>
           </w:p>
         </w:tc>
@@ -10788,7 +13100,7 @@
                 <w:sz w:val="17"/>
                 <w:szCs w:val="17"/>
               </w:rPr>
-              <w:t xml:space="preserve">TIM/RPAM validate + ownership / M-1 rules</w:t>
+              <w:t xml:space="preserve">TAX/ALC validate + ownership / M-1 rules</w:t>
             </w:r>
           </w:p>
         </w:tc>
@@ -10836,7 +13148,55 @@
                 <w:sz w:val="17"/>
                 <w:szCs w:val="17"/>
               </w:rPr>
-              <w:t xml:space="preserve">Upload CEM→MAD→CAM → forms/package</w:t>
+              <w:t xml:space="preserve">Upload CLM→MDM→ACC → forms/package</w:t>
+            </w:r>
+          </w:p>
+        </w:tc>
+      </w:tr>
+      <w:tr>
+        <w:tc>
+          <w:tcPr>
+            <w:tcW w:type="dxa" w:w="4500"/>
+            <w:tcBorders>
+              <w:top w:val="single" w:color="CCCCCC" w:sz="4"/>
+              <w:left w:val="single" w:color="CCCCCC" w:sz="4"/>
+              <w:bottom w:val="single" w:color="CCCCCC" w:sz="4"/>
+              <w:right w:val="single" w:color="CCCCCC" w:sz="4"/>
+            </w:tcBorders>
+          </w:tcPr>
+          <w:p>
+            <w:r>
+              <w:rPr>
+                <w:rFonts w:ascii="Calibri" w:cs="Calibri" w:eastAsia="Calibri" w:hAnsi="Calibri"/>
+                <w:b w:val="false"/>
+                <w:bCs w:val="false"/>
+                <w:sz w:val="17"/>
+                <w:szCs w:val="17"/>
+              </w:rPr>
+              <w:t xml:space="preserve">7. Flow APIs</w:t>
+            </w:r>
+          </w:p>
+        </w:tc>
+        <w:tc>
+          <w:tcPr>
+            <w:tcW w:type="dxa" w:w="4500"/>
+            <w:tcBorders>
+              <w:top w:val="single" w:color="CCCCCC" w:sz="4"/>
+              <w:left w:val="single" w:color="CCCCCC" w:sz="4"/>
+              <w:bottom w:val="single" w:color="CCCCCC" w:sz="4"/>
+              <w:right w:val="single" w:color="CCCCCC" w:sz="4"/>
+            </w:tcBorders>
+          </w:tcPr>
+          <w:p>
+            <w:r>
+              <w:rPr>
+                <w:rFonts w:ascii="Calibri" w:cs="Calibri" w:eastAsia="Calibri" w:hAnsi="Calibri"/>
+                <w:b w:val="false"/>
+                <w:bCs w:val="false"/>
+                <w:sz w:val="17"/>
+                <w:szCs w:val="17"/>
+              </w:rPr>
+              <w:t xml:space="preserve">`/api/flow` and peer downstream/upstream</w:t>
             </w:r>
           </w:p>
         </w:tc>
@@ -11086,7 +13446,7 @@
           <w:sz w:val="26"/>
           <w:szCs w:val="26"/>
         </w:rPr>
-        <w:t xml:space="preserve">12. Security, observability and production-readiness checklist</w:t>
+        <w:t xml:space="preserve">13. Security, observability and production-readiness checklist</w:t>
       </w:r>
     </w:p>
     <w:p>
@@ -11244,7 +13604,39 @@
           <w:sz w:val="20"/>
           <w:szCs w:val="20"/>
         </w:rPr>
-        <w:t xml:space="preserve">- Use environment-specific base URLs — do not hardcode localhost in prod.</w:t>
+        <w:t xml:space="preserve">- Use environment-specific base URLs — OpenAPI prefers same-origin </w:t>
+      </w:r>
+      <w:r>
+        <w:rPr>
+          <w:rFonts w:ascii="Consolas" w:cs="Consolas" w:eastAsia="Consolas" w:hAnsi="Consolas"/>
+          <w:sz w:val="18"/>
+          <w:szCs w:val="18"/>
+        </w:rPr>
+        <w:t xml:space="preserve">/</w:t>
+      </w:r>
+      <w:r>
+        <w:rPr>
+          <w:rFonts w:ascii="Calibri" w:cs="Calibri" w:eastAsia="Calibri" w:hAnsi="Calibri"/>
+          <w:sz w:val="20"/>
+          <w:szCs w:val="20"/>
+        </w:rPr>
+        <w:t xml:space="preserve"> behind proxies; set </w:t>
+      </w:r>
+      <w:r>
+        <w:rPr>
+          <w:rFonts w:ascii="Consolas" w:cs="Consolas" w:eastAsia="Consolas" w:hAnsi="Consolas"/>
+          <w:sz w:val="18"/>
+          <w:szCs w:val="18"/>
+        </w:rPr>
+        <w:t xml:space="preserve">PUBLIC_BASE_URL</w:t>
+      </w:r>
+      <w:r>
+        <w:rPr>
+          <w:rFonts w:ascii="Calibri" w:cs="Calibri" w:eastAsia="Calibri" w:hAnsi="Calibri"/>
+          <w:sz w:val="20"/>
+          <w:szCs w:val="20"/>
+        </w:rPr>
+        <w:t xml:space="preserve"> when needed.</w:t>
       </w:r>
     </w:p>
     <w:p>
@@ -11261,7 +13653,7 @@
           <w:sz w:val="26"/>
           <w:szCs w:val="26"/>
         </w:rPr>
-        <w:t xml:space="preserve">13. Related files and quick reference</w:t>
+        <w:t xml:space="preserve">14. Related files and quick reference</w:t>
       </w:r>
     </w:p>
     <w:tbl>
@@ -11492,7 +13884,7 @@
                 <w:sz w:val="17"/>
                 <w:szCs w:val="17"/>
               </w:rPr>
-              <w:t xml:space="preserve">`CASE_STUDY.md`</w:t>
+              <w:t xml:space="preserve">`../CASE_STUDY.md`</w:t>
             </w:r>
           </w:p>
         </w:tc>
@@ -11515,7 +13907,7 @@
                 <w:sz w:val="17"/>
                 <w:szCs w:val="17"/>
               </w:rPr>
-              <w:t xml:space="preserve">Business case-study requirements (if present)</w:t>
+              <w:t xml:space="preserve">Business case-study brief</w:t>
             </w:r>
           </w:p>
         </w:tc>
@@ -11540,7 +13932,7 @@
                 <w:sz w:val="17"/>
                 <w:szCs w:val="17"/>
               </w:rPr>
-              <w:t xml:space="preserve">`postman/TaxMesh.postman_collection.json`</w:t>
+              <w:t xml:space="preserve">`../README.md`</w:t>
             </w:r>
           </w:p>
         </w:tc>
@@ -11563,7 +13955,7 @@
                 <w:sz w:val="17"/>
                 <w:szCs w:val="17"/>
               </w:rPr>
-              <w:t xml:space="preserve">Postman collection</w:t>
+              <w:t xml:space="preserve">Project overview &amp; quick start</w:t>
             </w:r>
           </w:p>
         </w:tc>
@@ -11588,7 +13980,7 @@
                 <w:sz w:val="17"/>
                 <w:szCs w:val="17"/>
               </w:rPr>
-              <w:t xml:space="preserve">`openapi.json`</w:t>
+              <w:t xml:space="preserve">`postman/TaxMesh.postman_collection.json`</w:t>
             </w:r>
           </w:p>
         </w:tc>
@@ -11611,7 +14003,7 @@
                 <w:sz w:val="17"/>
                 <w:szCs w:val="17"/>
               </w:rPr>
-              <w:t xml:space="preserve">Machine-readable OpenAPI</w:t>
+              <w:t xml:space="preserve">Postman collection</w:t>
             </w:r>
           </w:p>
         </w:tc>
@@ -11636,7 +14028,55 @@
                 <w:sz w:val="17"/>
                 <w:szCs w:val="17"/>
               </w:rPr>
-              <w:t xml:space="preserve">`testdata/set-0N/*.xlsx`</w:t>
+              <w:t xml:space="preserve">`openapi.json`</w:t>
+            </w:r>
+          </w:p>
+        </w:tc>
+        <w:tc>
+          <w:tcPr>
+            <w:tcW w:type="dxa" w:w="4500"/>
+            <w:tcBorders>
+              <w:top w:val="single" w:color="CCCCCC" w:sz="4"/>
+              <w:left w:val="single" w:color="CCCCCC" w:sz="4"/>
+              <w:bottom w:val="single" w:color="CCCCCC" w:sz="4"/>
+              <w:right w:val="single" w:color="CCCCCC" w:sz="4"/>
+            </w:tcBorders>
+          </w:tcPr>
+          <w:p>
+            <w:r>
+              <w:rPr>
+                <w:rFonts w:ascii="Calibri" w:cs="Calibri" w:eastAsia="Calibri" w:hAnsi="Calibri"/>
+                <w:b w:val="false"/>
+                <w:bCs w:val="false"/>
+                <w:sz w:val="17"/>
+                <w:szCs w:val="17"/>
+              </w:rPr>
+              <w:t xml:space="preserve">Machine-readable OpenAPI</w:t>
+            </w:r>
+          </w:p>
+        </w:tc>
+      </w:tr>
+      <w:tr>
+        <w:tc>
+          <w:tcPr>
+            <w:tcW w:type="dxa" w:w="4500"/>
+            <w:tcBorders>
+              <w:top w:val="single" w:color="CCCCCC" w:sz="4"/>
+              <w:left w:val="single" w:color="CCCCCC" w:sz="4"/>
+              <w:bottom w:val="single" w:color="CCCCCC" w:sz="4"/>
+              <w:right w:val="single" w:color="CCCCCC" w:sz="4"/>
+            </w:tcBorders>
+          </w:tcPr>
+          <w:p>
+            <w:r>
+              <w:rPr>
+                <w:rFonts w:ascii="Calibri" w:cs="Calibri" w:eastAsia="Calibri" w:hAnsi="Calibri"/>
+                <w:b w:val="false"/>
+                <w:bCs w:val="false"/>
+                <w:sz w:val="17"/>
+                <w:szCs w:val="17"/>
+              </w:rPr>
+              <w:t xml:space="preserve">`testdata/set-0N/{clm,mdm,acc}.xlsx`</w:t>
             </w:r>
           </w:p>
         </w:tc>
@@ -11757,7 +14197,7 @@
           <w:sz w:val="16"/>
           <w:szCs w:val="16"/>
         </w:rPr>
-        <w:t xml:space="preserve">Filing:        /api/filing</w:t>
+        <w:t xml:space="preserve">Data flow:     /api/flow</w:t>
       </w:r>
     </w:p>
     <w:p>
@@ -11770,7 +14210,7 @@
           <w:sz w:val="16"/>
           <w:szCs w:val="16"/>
         </w:rPr>
-        <w:t xml:space="preserve">Validate TIM:  /api/filing/validate/tim</w:t>
+        <w:t xml:space="preserve">Filing:        /api/filing</w:t>
       </w:r>
     </w:p>
     <w:p>
@@ -11783,7 +14223,7 @@
           <w:sz w:val="16"/>
           <w:szCs w:val="16"/>
         </w:rPr>
-        <w:t xml:space="preserve">Validate RPAM: /api/filing/validate/rpam</w:t>
+        <w:t xml:space="preserve">Upload:        /api/filing/upload/{clm|mdm|acc}</w:t>
       </w:r>
     </w:p>
     <w:p>
@@ -11796,7 +14236,7 @@
           <w:sz w:val="16"/>
           <w:szCs w:val="16"/>
         </w:rPr>
-        <w:t xml:space="preserve">Contracts:     CT-00 through CT-17</w:t>
+        <w:t xml:space="preserve">Validate TAX:  /api/filing/validate/tax</w:t>
       </w:r>
     </w:p>
     <w:p>
@@ -11809,7 +14249,7 @@
           <w:sz w:val="16"/>
           <w:szCs w:val="16"/>
         </w:rPr>
-        <w:t xml:space="preserve">Letters:       A=MAD B=CAM C=TIM D=RPAM E=FORMS</w:t>
+        <w:t xml:space="preserve">Validate ALC:  /api/filing/validate/alc</w:t>
       </w:r>
     </w:p>
     <w:p>
@@ -11822,7 +14262,7 @@
           <w:sz w:val="16"/>
           <w:szCs w:val="16"/>
         </w:rPr>
-        <w:t xml:space="preserve">Contract test: npm run test:contracts</w:t>
+        <w:t xml:space="preserve">Contracts:     CT-00 through CT-17</w:t>
       </w:r>
     </w:p>
     <w:p>
@@ -11835,7 +14275,59 @@
           <w:sz w:val="16"/>
           <w:szCs w:val="16"/>
         </w:rPr>
+        <w:t xml:space="preserve">Letters:       A=MDM B=ACC C=TAX D=ALC E=DOC</w:t>
+      </w:r>
+    </w:p>
+    <w:p>
+      <w:pPr>
+        <w:shd w:fill="F3F4F6" w:val="clear"/>
+      </w:pPr>
+      <w:r>
+        <w:rPr>
+          <w:rFonts w:ascii="Consolas" w:cs="Consolas" w:eastAsia="Consolas" w:hAnsi="Consolas"/>
+          <w:sz w:val="16"/>
+          <w:szCs w:val="16"/>
+        </w:rPr>
+        <w:t xml:space="preserve">Codes:         CLM MDM ACC TAX ALC DOC</w:t>
+      </w:r>
+    </w:p>
+    <w:p>
+      <w:pPr>
+        <w:shd w:fill="F3F4F6" w:val="clear"/>
+      </w:pPr>
+      <w:r>
+        <w:rPr>
+          <w:rFonts w:ascii="Consolas" w:cs="Consolas" w:eastAsia="Consolas" w:hAnsi="Consolas"/>
+          <w:sz w:val="16"/>
+          <w:szCs w:val="16"/>
+        </w:rPr>
+        <w:t xml:space="preserve">Contract test: npm run test:contracts</w:t>
+      </w:r>
+    </w:p>
+    <w:p>
+      <w:pPr>
+        <w:shd w:fill="F3F4F6" w:val="clear"/>
+      </w:pPr>
+      <w:r>
+        <w:rPr>
+          <w:rFonts w:ascii="Consolas" w:cs="Consolas" w:eastAsia="Consolas" w:hAnsi="Consolas"/>
+          <w:sz w:val="16"/>
+          <w:szCs w:val="16"/>
+        </w:rPr>
         <w:t xml:space="preserve">Excel regen:   npm run generate:excel</w:t>
+      </w:r>
+    </w:p>
+    <w:p>
+      <w:pPr>
+        <w:shd w:fill="F3F4F6" w:val="clear"/>
+      </w:pPr>
+      <w:r>
+        <w:rPr>
+          <w:rFonts w:ascii="Consolas" w:cs="Consolas" w:eastAsia="Consolas" w:hAnsi="Consolas"/>
+          <w:sz w:val="16"/>
+          <w:szCs w:val="16"/>
+        </w:rPr>
+        <w:t xml:space="preserve">Guide DOCX:    npm run generate:guide</w:t>
       </w:r>
     </w:p>
     <w:p/>
@@ -11850,7 +14342,7 @@
           <w:sz w:val="20"/>
           <w:szCs w:val="20"/>
         </w:rPr>
-        <w:t xml:space="preserve">*End of document. Version 1.1 — reflects upload-driven flow, blank reset, CEM entityName, TIM/RPAM business validation, and A–E proxy aliases.*</w:t>
+        <w:t xml:space="preserve">*End of document. Version 1.2 — CLM/MDM/ACC/TAX/ALC/DOC codes, clm/mdm/acc.xlsx testdata, downstream/upstream flow APIs, blank reset, entityName, TAX/ALC validation, A–E + legacy proxy aliases, tunnel-safe Swagger.*</w:t>
       </w:r>
     </w:p>
     <w:sectPr>
